--- a/docs/local/DOCX/_4e_T1_002.docx
+++ b/docs/local/DOCX/_4e_T1_002.docx
@@ -294,13 +294,31 @@
               <w:rPr>
                 <w:rFonts w:ascii="Aptos" w:hAnsi="Aptos"/>
               </w:rPr>
-              <w:t>Relier ce que l'on observe à l'échelle macroscopique à ce qui se passe à l'échelle microscopique</w:t>
+              <w:t>Caractériser les différents états de la matière. Expliquer les propriétés des changements d’état de la matière</w:t>
             </w:r>
             <w:r>
               <w:rPr>
                 <w:rFonts w:ascii="Aptos" w:hAnsi="Aptos"/>
               </w:rPr>
-              <w:t>.</w:t>
+              <w:t xml:space="preserve"> </w:t>
+            </w:r>
+            <w:r>
+              <w:rPr>
+                <w:rFonts w:ascii="Aptos" w:hAnsi="Aptos"/>
+              </w:rPr>
+              <w:t xml:space="preserve">observées à </w:t>
+            </w:r>
+            <w:r>
+              <w:rPr>
+                <w:rFonts w:ascii="Aptos" w:hAnsi="Aptos"/>
+              </w:rPr>
+              <w:t xml:space="preserve">l'échelle macroscopique </w:t>
+            </w:r>
+            <w:r>
+              <w:rPr>
+                <w:rFonts w:ascii="Aptos" w:hAnsi="Aptos"/>
+              </w:rPr>
+              <w:t xml:space="preserve">grâce à des modèles microscopiques. </w:t>
             </w:r>
           </w:p>
         </w:tc>
@@ -534,7 +552,7 @@
         <w:rPr>
           <w:i/>
         </w:rPr>
-        <w:t>plane, compressible, incompressible, horizontale, propre (au sens de « exclusif », « particulier », « spécifique »), volume, forme.</w:t>
+        <w:t>plane, horizontale, propre (au sens de « exclusif », « particulier », « spécifique »), volume, forme.</w:t>
       </w:r>
     </w:p>
     <w:p>
@@ -1081,13 +1099,31 @@
               </w:rPr>
               <w:t>Un gaz occupe tout l’espace disponible : il n’a pas de …………… ………………</w:t>
             </w:r>
-            <w:r>
-              <w:rPr>
-                <w:rFonts w:asciiTheme="minorHAnsi" w:hAnsiTheme="minorHAnsi" w:cstheme="minorHAnsi"/>
-                <w:sz w:val="22"/>
-                <w:szCs w:val="22"/>
-              </w:rPr>
-              <w:t>…………………………</w:t>
+            <w:proofErr w:type="gramStart"/>
+            <w:r>
+              <w:rPr>
+                <w:rFonts w:asciiTheme="minorHAnsi" w:hAnsiTheme="minorHAnsi" w:cstheme="minorHAnsi"/>
+                <w:sz w:val="22"/>
+                <w:szCs w:val="22"/>
+              </w:rPr>
+              <w:t>……</w:t>
+            </w:r>
+            <w:r>
+              <w:rPr>
+                <w:rFonts w:asciiTheme="minorHAnsi" w:hAnsiTheme="minorHAnsi" w:cstheme="minorHAnsi"/>
+                <w:sz w:val="22"/>
+                <w:szCs w:val="22"/>
+              </w:rPr>
+              <w:t>.</w:t>
+            </w:r>
+            <w:proofErr w:type="gramEnd"/>
+            <w:r>
+              <w:rPr>
+                <w:rFonts w:asciiTheme="minorHAnsi" w:hAnsiTheme="minorHAnsi" w:cstheme="minorHAnsi"/>
+                <w:sz w:val="22"/>
+                <w:szCs w:val="22"/>
+              </w:rPr>
+              <w:t>……………………</w:t>
             </w:r>
             <w:proofErr w:type="gramStart"/>
             <w:r>
@@ -1310,7 +1346,23 @@
                 <w:sz w:val="22"/>
                 <w:szCs w:val="22"/>
               </w:rPr>
-              <w:t>… et ………………………</w:t>
+              <w:t>… et ……………………</w:t>
+            </w:r>
+            <w:r>
+              <w:rPr>
+                <w:rFonts w:asciiTheme="minorHAnsi" w:hAnsiTheme="minorHAnsi" w:cstheme="minorHAnsi"/>
+                <w:sz w:val="22"/>
+                <w:szCs w:val="22"/>
+              </w:rPr>
+              <w:t>……………</w:t>
+            </w:r>
+            <w:r>
+              <w:rPr>
+                <w:rFonts w:asciiTheme="minorHAnsi" w:hAnsiTheme="minorHAnsi" w:cstheme="minorHAnsi"/>
+                <w:sz w:val="22"/>
+                <w:szCs w:val="22"/>
+              </w:rPr>
+              <w:t>…</w:t>
             </w:r>
             <w:r>
               <w:rPr>
@@ -1384,7 +1436,33 @@
                 <w:sz w:val="22"/>
                 <w:szCs w:val="22"/>
               </w:rPr>
-              <w:t> : Il n’a pas de volume ……………</w:t>
+              <w:t> : Il n’a pas de volume …………</w:t>
+            </w:r>
+            <w:proofErr w:type="gramStart"/>
+            <w:r>
+              <w:rPr>
+                <w:rFonts w:asciiTheme="minorHAnsi" w:hAnsiTheme="minorHAnsi" w:cstheme="minorHAnsi"/>
+                <w:sz w:val="22"/>
+                <w:szCs w:val="22"/>
+              </w:rPr>
+              <w:t>…….</w:t>
+            </w:r>
+            <w:proofErr w:type="gramEnd"/>
+            <w:r>
+              <w:rPr>
+                <w:rFonts w:asciiTheme="minorHAnsi" w:hAnsiTheme="minorHAnsi" w:cstheme="minorHAnsi"/>
+                <w:sz w:val="22"/>
+                <w:szCs w:val="22"/>
+              </w:rPr>
+              <w:t>.</w:t>
+            </w:r>
+            <w:r>
+              <w:rPr>
+                <w:rFonts w:asciiTheme="minorHAnsi" w:hAnsiTheme="minorHAnsi" w:cstheme="minorHAnsi"/>
+                <w:sz w:val="22"/>
+                <w:szCs w:val="22"/>
+              </w:rPr>
+              <w:t>…</w:t>
             </w:r>
             <w:proofErr w:type="gramStart"/>
             <w:r>
@@ -2717,6 +2795,78 @@
         <w:rPr>
           <w:rFonts w:asciiTheme="minorHAnsi" w:hAnsiTheme="minorHAnsi" w:cstheme="minorHAnsi"/>
           <w:b/>
+          <w:color w:val="00B050"/>
+          <w:sz w:val="22"/>
+          <w:szCs w:val="20"/>
+          <w:u w:val="single"/>
+        </w:rPr>
+      </w:pPr>
+      <w:r>
+        <w:rPr>
+          <w:rFonts w:asciiTheme="minorHAnsi" w:hAnsiTheme="minorHAnsi" w:cstheme="minorHAnsi"/>
+          <w:b/>
+          <w:color w:val="00B050"/>
+          <w:sz w:val="22"/>
+          <w:szCs w:val="20"/>
+          <w:u w:val="single"/>
+        </w:rPr>
+        <w:t xml:space="preserve">Activité 4 : </w:t>
+      </w:r>
+      <w:r>
+        <w:rPr>
+          <w:rFonts w:asciiTheme="minorHAnsi" w:hAnsiTheme="minorHAnsi" w:cstheme="minorHAnsi"/>
+          <w:b/>
+          <w:color w:val="00B050"/>
+          <w:sz w:val="22"/>
+          <w:szCs w:val="20"/>
+          <w:u w:val="single"/>
+        </w:rPr>
+        <w:t xml:space="preserve">(voir </w:t>
+      </w:r>
+      <w:r>
+        <w:rPr>
+          <w:rFonts w:asciiTheme="minorHAnsi" w:hAnsiTheme="minorHAnsi" w:cstheme="minorHAnsi"/>
+          <w:b/>
+          <w:color w:val="00B050"/>
+          <w:sz w:val="22"/>
+          <w:szCs w:val="20"/>
+          <w:u w:val="single"/>
+        </w:rPr>
+        <w:t>TP II</w:t>
+      </w:r>
+      <w:r>
+        <w:rPr>
+          <w:rFonts w:asciiTheme="minorHAnsi" w:hAnsiTheme="minorHAnsi" w:cstheme="minorHAnsi"/>
+          <w:b/>
+          <w:color w:val="00B050"/>
+          <w:sz w:val="22"/>
+          <w:szCs w:val="20"/>
+          <w:u w:val="single"/>
+        </w:rPr>
+        <w:t>)</w:t>
+      </w:r>
+    </w:p>
+    <w:p>
+      <w:pPr>
+        <w:ind w:left="567"/>
+        <w:jc w:val="both"/>
+        <w:rPr>
+          <w:rFonts w:asciiTheme="minorHAnsi" w:hAnsiTheme="minorHAnsi" w:cstheme="minorHAnsi"/>
+          <w:b/>
+          <w:color w:val="00B050"/>
+          <w:sz w:val="22"/>
+          <w:szCs w:val="20"/>
+          <w:u w:val="single"/>
+        </w:rPr>
+      </w:pPr>
+    </w:p>
+    <w:p>
+      <w:pPr>
+        <w:ind w:left="567"/>
+        <w:jc w:val="both"/>
+        <w:rPr>
+          <w:rFonts w:asciiTheme="minorHAnsi" w:hAnsiTheme="minorHAnsi" w:cstheme="minorHAnsi"/>
+          <w:b/>
           <w:bCs/>
           <w:color w:val="0070C0"/>
           <w:sz w:val="22"/>
@@ -2732,7 +2882,158 @@
           <w:sz w:val="22"/>
           <w:szCs w:val="22"/>
         </w:rPr>
-        <w:t>Lors d’un changement d’état, la masse est conservée (car le nombre de particules ne change pas). Par contre le volume peut varier car la distance entre ces particules peut changer.</w:t>
+        <w:t xml:space="preserve">Lors d’un changement d’état, la masse est </w:t>
+      </w:r>
+      <w:r>
+        <w:rPr>
+          <w:rFonts w:asciiTheme="minorHAnsi" w:hAnsiTheme="minorHAnsi" w:cstheme="minorHAnsi"/>
+          <w:b/>
+          <w:bCs/>
+          <w:color w:val="0070C0"/>
+          <w:sz w:val="22"/>
+          <w:szCs w:val="22"/>
+        </w:rPr>
+        <w:t>…………</w:t>
+      </w:r>
+      <w:proofErr w:type="gramStart"/>
+      <w:r>
+        <w:rPr>
+          <w:rFonts w:asciiTheme="minorHAnsi" w:hAnsiTheme="minorHAnsi" w:cstheme="minorHAnsi"/>
+          <w:b/>
+          <w:bCs/>
+          <w:color w:val="0070C0"/>
+          <w:sz w:val="22"/>
+          <w:szCs w:val="22"/>
+        </w:rPr>
+        <w:t>…….</w:t>
+      </w:r>
+      <w:proofErr w:type="gramEnd"/>
+      <w:r>
+        <w:rPr>
+          <w:rFonts w:asciiTheme="minorHAnsi" w:hAnsiTheme="minorHAnsi" w:cstheme="minorHAnsi"/>
+          <w:b/>
+          <w:bCs/>
+          <w:color w:val="0070C0"/>
+          <w:sz w:val="22"/>
+          <w:szCs w:val="22"/>
+        </w:rPr>
+        <w:t>.</w:t>
+      </w:r>
+      <w:r>
+        <w:rPr>
+          <w:rFonts w:asciiTheme="minorHAnsi" w:hAnsiTheme="minorHAnsi" w:cstheme="minorHAnsi"/>
+          <w:b/>
+          <w:bCs/>
+          <w:color w:val="0070C0"/>
+          <w:sz w:val="22"/>
+          <w:szCs w:val="22"/>
+        </w:rPr>
+        <w:t xml:space="preserve"> (</w:t>
+      </w:r>
+      <w:proofErr w:type="gramStart"/>
+      <w:r>
+        <w:rPr>
+          <w:rFonts w:asciiTheme="minorHAnsi" w:hAnsiTheme="minorHAnsi" w:cstheme="minorHAnsi"/>
+          <w:b/>
+          <w:bCs/>
+          <w:color w:val="0070C0"/>
+          <w:sz w:val="22"/>
+          <w:szCs w:val="22"/>
+        </w:rPr>
+        <w:t>car</w:t>
+      </w:r>
+      <w:proofErr w:type="gramEnd"/>
+      <w:r>
+        <w:rPr>
+          <w:rFonts w:asciiTheme="minorHAnsi" w:hAnsiTheme="minorHAnsi" w:cstheme="minorHAnsi"/>
+          <w:b/>
+          <w:bCs/>
+          <w:color w:val="0070C0"/>
+          <w:sz w:val="22"/>
+          <w:szCs w:val="22"/>
+        </w:rPr>
+        <w:t xml:space="preserve"> le nombre de particules </w:t>
+      </w:r>
+      <w:r>
+        <w:rPr>
+          <w:rFonts w:asciiTheme="minorHAnsi" w:hAnsiTheme="minorHAnsi" w:cstheme="minorHAnsi"/>
+          <w:b/>
+          <w:bCs/>
+          <w:color w:val="0070C0"/>
+          <w:sz w:val="22"/>
+          <w:szCs w:val="22"/>
+        </w:rPr>
+        <w:t>……………………</w:t>
+      </w:r>
+      <w:proofErr w:type="gramStart"/>
+      <w:r>
+        <w:rPr>
+          <w:rFonts w:asciiTheme="minorHAnsi" w:hAnsiTheme="minorHAnsi" w:cstheme="minorHAnsi"/>
+          <w:b/>
+          <w:bCs/>
+          <w:color w:val="0070C0"/>
+          <w:sz w:val="22"/>
+          <w:szCs w:val="22"/>
+        </w:rPr>
+        <w:t>…….</w:t>
+      </w:r>
+      <w:proofErr w:type="gramEnd"/>
+      <w:r>
+        <w:rPr>
+          <w:rFonts w:asciiTheme="minorHAnsi" w:hAnsiTheme="minorHAnsi" w:cstheme="minorHAnsi"/>
+          <w:b/>
+          <w:bCs/>
+          <w:color w:val="0070C0"/>
+          <w:sz w:val="22"/>
+          <w:szCs w:val="22"/>
+        </w:rPr>
+        <w:t>.…………</w:t>
+      </w:r>
+      <w:r>
+        <w:rPr>
+          <w:rFonts w:asciiTheme="minorHAnsi" w:hAnsiTheme="minorHAnsi" w:cstheme="minorHAnsi"/>
+          <w:b/>
+          <w:bCs/>
+          <w:color w:val="0070C0"/>
+          <w:sz w:val="22"/>
+          <w:szCs w:val="22"/>
+        </w:rPr>
+        <w:t xml:space="preserve">). </w:t>
+      </w:r>
+      <w:proofErr w:type="gramStart"/>
+      <w:r>
+        <w:rPr>
+          <w:rFonts w:asciiTheme="minorHAnsi" w:hAnsiTheme="minorHAnsi" w:cstheme="minorHAnsi"/>
+          <w:b/>
+          <w:bCs/>
+          <w:color w:val="0070C0"/>
+          <w:sz w:val="22"/>
+          <w:szCs w:val="22"/>
+        </w:rPr>
+        <w:t>Par contre</w:t>
+      </w:r>
+      <w:proofErr w:type="gramEnd"/>
+      <w:r>
+        <w:rPr>
+          <w:rFonts w:asciiTheme="minorHAnsi" w:hAnsiTheme="minorHAnsi" w:cstheme="minorHAnsi"/>
+          <w:b/>
+          <w:bCs/>
+          <w:color w:val="0070C0"/>
+          <w:sz w:val="22"/>
+          <w:szCs w:val="22"/>
+        </w:rPr>
+        <w:t>,</w:t>
+      </w:r>
+      <w:r>
+        <w:rPr>
+          <w:rFonts w:asciiTheme="minorHAnsi" w:hAnsiTheme="minorHAnsi" w:cstheme="minorHAnsi"/>
+          <w:b/>
+          <w:bCs/>
+          <w:color w:val="0070C0"/>
+          <w:sz w:val="22"/>
+          <w:szCs w:val="22"/>
+        </w:rPr>
+        <w:t xml:space="preserve"> le volume peut varier car la distance entre ces particules peut changer.</w:t>
       </w:r>
     </w:p>
     <w:p>
@@ -2741,20 +3042,6 @@
         <w:jc w:val="both"/>
         <w:rPr>
           <w:rFonts w:asciiTheme="minorHAnsi" w:hAnsiTheme="minorHAnsi" w:cstheme="minorHAnsi"/>
-          <w:b/>
-          <w:bCs/>
-          <w:color w:val="0070C0"/>
-          <w:sz w:val="22"/>
-          <w:szCs w:val="22"/>
-        </w:rPr>
-      </w:pPr>
-    </w:p>
-    <w:p>
-      <w:pPr>
-        <w:ind w:left="567"/>
-        <w:jc w:val="both"/>
-        <w:rPr>
-          <w:rFonts w:asciiTheme="minorHAnsi" w:hAnsiTheme="minorHAnsi" w:cstheme="minorHAnsi"/>
           <w:sz w:val="22"/>
           <w:szCs w:val="22"/>
         </w:rPr>
@@ -2766,16 +3053,16 @@
           <w:szCs w:val="22"/>
         </w:rPr>
         <w:drawing>
-          <wp:anchor distT="0" distB="0" distL="114300" distR="114300" simplePos="0" relativeHeight="251679744" behindDoc="0" locked="0" layoutInCell="1" allowOverlap="1" wp14:anchorId="64C198F3" wp14:editId="07A5FF4C">
+          <wp:anchor distT="0" distB="0" distL="114300" distR="114300" simplePos="0" relativeHeight="251686912" behindDoc="0" locked="0" layoutInCell="1" allowOverlap="1" wp14:anchorId="1E2E3677" wp14:editId="6DEC3A09">
             <wp:simplePos x="0" y="0"/>
             <wp:positionH relativeFrom="margin">
-              <wp:posOffset>3975735</wp:posOffset>
+              <wp:align>right</wp:align>
             </wp:positionH>
             <wp:positionV relativeFrom="paragraph">
-              <wp:posOffset>38735</wp:posOffset>
+              <wp:posOffset>40552</wp:posOffset>
             </wp:positionV>
-            <wp:extent cx="2880360" cy="931545"/>
-            <wp:effectExtent l="0" t="0" r="2540" b="0"/>
+            <wp:extent cx="2939415" cy="875030"/>
+            <wp:effectExtent l="0" t="0" r="0" b="1270"/>
             <wp:wrapSquare wrapText="bothSides"/>
             <wp:docPr id="12" name="Image 12"/>
             <wp:cNvGraphicFramePr>
@@ -2803,7 +3090,7 @@
                   <pic:spPr>
                     <a:xfrm>
                       <a:off x="0" y="0"/>
-                      <a:ext cx="2880360" cy="931545"/>
+                      <a:ext cx="2939415" cy="875030"/>
                     </a:xfrm>
                     <a:prstGeom prst="rect">
                       <a:avLst/>
@@ -2821,19 +3108,1449 @@
           </wp:anchor>
         </w:drawing>
       </w:r>
-      <w:r>
-        <w:rPr>
-          <w:rFonts w:asciiTheme="minorHAnsi" w:hAnsiTheme="minorHAnsi" w:cstheme="minorHAnsi"/>
+    </w:p>
+    <w:p>
+      <w:pPr>
+        <w:ind w:left="567"/>
+        <w:jc w:val="both"/>
+        <w:rPr>
+          <w:rFonts w:asciiTheme="minorHAnsi" w:hAnsiTheme="minorHAnsi" w:cstheme="minorHAnsi"/>
+          <w:sz w:val="22"/>
+          <w:szCs w:val="22"/>
+        </w:rPr>
+      </w:pPr>
+      <w:r>
+        <w:rPr>
+          <w:rFonts w:asciiTheme="minorHAnsi" w:hAnsiTheme="minorHAnsi" w:cstheme="minorHAnsi"/>
+          <w:sz w:val="22"/>
+          <w:szCs w:val="22"/>
+        </w:rPr>
+        <w:t>Exemple : o</w:t>
+      </w:r>
+      <w:r>
+        <w:rPr>
+          <w:rFonts w:asciiTheme="minorHAnsi" w:hAnsiTheme="minorHAnsi" w:cstheme="minorHAnsi"/>
+          <w:sz w:val="22"/>
+          <w:szCs w:val="22"/>
+        </w:rPr>
+        <w:t>n étudie la fusion de la glace. Indiquer ce qu’affiche la balance.</w:t>
+      </w:r>
+    </w:p>
+    <w:p>
+      <w:pPr>
+        <w:ind w:left="567"/>
+        <w:jc w:val="both"/>
+        <w:rPr>
+          <w:rFonts w:asciiTheme="minorHAnsi" w:hAnsiTheme="minorHAnsi" w:cstheme="minorHAnsi"/>
+          <w:sz w:val="20"/>
+          <w:szCs w:val="20"/>
+        </w:rPr>
+      </w:pPr>
+    </w:p>
+    <w:p>
+      <w:pPr>
+        <w:ind w:left="567"/>
+        <w:jc w:val="both"/>
+        <w:rPr>
+          <w:rFonts w:asciiTheme="minorHAnsi" w:hAnsiTheme="minorHAnsi" w:cstheme="minorHAnsi"/>
+          <w:sz w:val="22"/>
+          <w:szCs w:val="22"/>
+        </w:rPr>
+      </w:pPr>
+      <w:r>
+        <w:rPr>
+          <w:rFonts w:asciiTheme="minorHAnsi" w:hAnsiTheme="minorHAnsi" w:cstheme="minorHAnsi"/>
+          <w:sz w:val="22"/>
+          <w:szCs w:val="22"/>
+        </w:rPr>
+        <w:t>………………</w:t>
+      </w:r>
+      <w:r>
+        <w:rPr>
+          <w:rFonts w:asciiTheme="minorHAnsi" w:hAnsiTheme="minorHAnsi" w:cstheme="minorHAnsi"/>
+          <w:sz w:val="22"/>
+          <w:szCs w:val="22"/>
+        </w:rPr>
+        <w:t>…….</w:t>
+      </w:r>
+      <w:r>
+        <w:rPr>
+          <w:rFonts w:asciiTheme="minorHAnsi" w:hAnsiTheme="minorHAnsi" w:cstheme="minorHAnsi"/>
+          <w:sz w:val="22"/>
+          <w:szCs w:val="22"/>
+        </w:rPr>
+        <w:t>………</w:t>
+      </w:r>
+      <w:r>
+        <w:rPr>
+          <w:rFonts w:asciiTheme="minorHAnsi" w:hAnsiTheme="minorHAnsi" w:cstheme="minorHAnsi"/>
+          <w:sz w:val="22"/>
+          <w:szCs w:val="22"/>
+        </w:rPr>
+        <w:t>…………………………..</w:t>
+      </w:r>
+      <w:r>
+        <w:rPr>
+          <w:rFonts w:asciiTheme="minorHAnsi" w:hAnsiTheme="minorHAnsi" w:cstheme="minorHAnsi"/>
+          <w:sz w:val="22"/>
+          <w:szCs w:val="22"/>
+        </w:rPr>
+        <w:t>………………………………</w:t>
+      </w:r>
+    </w:p>
+    <w:p>
+      <w:pPr>
+        <w:ind w:left="567"/>
+        <w:jc w:val="both"/>
+        <w:rPr>
+          <w:rFonts w:asciiTheme="minorHAnsi" w:hAnsiTheme="minorHAnsi" w:cstheme="minorHAnsi"/>
+          <w:b/>
+          <w:color w:val="00B050"/>
+          <w:sz w:val="22"/>
+          <w:szCs w:val="20"/>
+          <w:u w:val="single"/>
+        </w:rPr>
+      </w:pPr>
+    </w:p>
+    <w:p>
+      <w:pPr>
+        <w:ind w:left="567"/>
+        <w:jc w:val="both"/>
+        <w:rPr>
+          <w:rFonts w:asciiTheme="minorHAnsi" w:hAnsiTheme="minorHAnsi" w:cstheme="minorHAnsi"/>
+          <w:b/>
+          <w:color w:val="00B050"/>
+          <w:sz w:val="22"/>
+          <w:szCs w:val="20"/>
+          <w:u w:val="single"/>
+        </w:rPr>
+      </w:pPr>
+    </w:p>
+    <w:p>
+      <w:pPr>
+        <w:ind w:left="284"/>
+        <w:jc w:val="both"/>
+        <w:rPr>
+          <w:rFonts w:asciiTheme="minorHAnsi" w:hAnsiTheme="minorHAnsi" w:cstheme="minorHAnsi"/>
+          <w:b/>
+          <w:color w:val="FF3366"/>
+          <w:szCs w:val="22"/>
+        </w:rPr>
+      </w:pPr>
+      <w:r>
+        <w:rPr>
+          <w:b/>
+          <w:color w:val="FF3366"/>
+          <w:szCs w:val="22"/>
+        </w:rPr>
+        <w:sym w:font="Wingdings" w:char="F083"/>
+      </w:r>
+      <w:r>
+        <w:rPr>
+          <w:b/>
+          <w:color w:val="FF3366"/>
+          <w:szCs w:val="22"/>
+        </w:rPr>
+        <w:t xml:space="preserve"> </w:t>
+      </w:r>
+      <w:r>
+        <w:rPr>
+          <w:rFonts w:asciiTheme="minorHAnsi" w:hAnsiTheme="minorHAnsi" w:cs="Calibri (Corps)"/>
+          <w:b/>
+          <w:color w:val="FF3366"/>
+          <w:szCs w:val="22"/>
+          <w:u w:val="single"/>
+        </w:rPr>
+        <w:t>Température</w:t>
+      </w:r>
+      <w:r>
+        <w:rPr>
+          <w:rFonts w:asciiTheme="minorHAnsi" w:hAnsiTheme="minorHAnsi" w:cstheme="minorHAnsi"/>
+          <w:b/>
+          <w:color w:val="FF3366"/>
+          <w:szCs w:val="22"/>
+          <w:u w:val="single"/>
+        </w:rPr>
+        <w:t xml:space="preserve"> de changement d’état d’un corps pur</w:t>
+      </w:r>
+    </w:p>
+    <w:p>
+      <w:pPr>
+        <w:autoSpaceDE w:val="0"/>
+        <w:autoSpaceDN w:val="0"/>
+        <w:adjustRightInd w:val="0"/>
+        <w:ind w:left="567"/>
+        <w:jc w:val="both"/>
+        <w:rPr>
+          <w:rFonts w:ascii="Calibri" w:hAnsi="Calibri" w:cs="Calibri"/>
+          <w:color w:val="000000"/>
+          <w:sz w:val="22"/>
+          <w:szCs w:val="22"/>
+        </w:rPr>
+      </w:pPr>
+    </w:p>
+    <w:p>
+      <w:pPr>
+        <w:pStyle w:val="Paragraphedeliste"/>
+        <w:spacing w:after="120" w:line="240" w:lineRule="auto"/>
+        <w:ind w:left="567"/>
+        <w:jc w:val="both"/>
+        <w:rPr>
+          <w:b/>
+          <w:bCs/>
+          <w:color w:val="0070C0"/>
+        </w:rPr>
+      </w:pPr>
+      <w:r>
+        <w:rPr>
+          <w:b/>
+          <w:bCs/>
+          <w:color w:val="0070C0"/>
+        </w:rPr>
+        <w:t xml:space="preserve">Un changement d’état se produit à une température particulière appelée </w:t>
+      </w:r>
+      <w:r>
+        <w:rPr>
+          <w:b/>
+          <w:bCs/>
+          <w:color w:val="0070C0"/>
+          <w:u w:val="single"/>
+        </w:rPr>
+        <w:t>température de changement d’état</w:t>
+      </w:r>
+      <w:r>
+        <w:rPr>
+          <w:b/>
+          <w:bCs/>
+          <w:color w:val="0070C0"/>
+        </w:rPr>
+        <w:t xml:space="preserve">. Lors du changement d’état d’un corps pur, la température de changement d’état est </w:t>
+      </w:r>
+      <w:r>
+        <w:rPr>
+          <w:b/>
+          <w:bCs/>
+          <w:color w:val="0070C0"/>
+        </w:rPr>
+        <w:t>……………..</w:t>
+      </w:r>
+      <w:r>
+        <w:rPr>
+          <w:b/>
+          <w:bCs/>
+          <w:color w:val="0070C0"/>
+        </w:rPr>
+        <w:t>. Ce n’est pas le cas pour un mélange.</w:t>
+      </w:r>
+    </w:p>
+    <w:p>
+      <w:pPr>
+        <w:ind w:left="567"/>
+        <w:jc w:val="both"/>
+        <w:rPr>
+          <w:sz w:val="16"/>
+          <w:szCs w:val="16"/>
+        </w:rPr>
+      </w:pPr>
+    </w:p>
+    <w:p>
+      <w:pPr>
+        <w:ind w:left="567"/>
+        <w:jc w:val="both"/>
+        <w:rPr>
+          <w:rFonts w:asciiTheme="minorHAnsi" w:hAnsiTheme="minorHAnsi" w:cstheme="minorHAnsi"/>
+          <w:bCs/>
+          <w:sz w:val="22"/>
+          <w:szCs w:val="20"/>
+        </w:rPr>
+      </w:pPr>
+      <w:r>
+        <w:rPr>
+          <w:noProof/>
+        </w:rPr>
+        <w:drawing>
+          <wp:anchor distT="0" distB="0" distL="114300" distR="114300" simplePos="0" relativeHeight="251688960" behindDoc="0" locked="0" layoutInCell="1" allowOverlap="1" wp14:anchorId="524115D4" wp14:editId="25EF384A">
+            <wp:simplePos x="0" y="0"/>
+            <wp:positionH relativeFrom="margin">
+              <wp:align>right</wp:align>
+            </wp:positionH>
+            <wp:positionV relativeFrom="paragraph">
+              <wp:posOffset>5715</wp:posOffset>
+            </wp:positionV>
+            <wp:extent cx="2618740" cy="1301750"/>
+            <wp:effectExtent l="0" t="0" r="0" b="0"/>
+            <wp:wrapSquare wrapText="bothSides"/>
+            <wp:docPr id="9" name="Image 9"/>
+            <wp:cNvGraphicFramePr>
+              <a:graphicFrameLocks xmlns:a="http://schemas.openxmlformats.org/drawingml/2006/main" noChangeAspect="1"/>
+            </wp:cNvGraphicFramePr>
+            <a:graphic xmlns:a="http://schemas.openxmlformats.org/drawingml/2006/main">
+              <a:graphicData uri="http://schemas.openxmlformats.org/drawingml/2006/picture">
+                <pic:pic xmlns:pic="http://schemas.openxmlformats.org/drawingml/2006/picture">
+                  <pic:nvPicPr>
+                    <pic:cNvPr id="1" name=""/>
+                    <pic:cNvPicPr/>
+                  </pic:nvPicPr>
+                  <pic:blipFill>
+                    <a:blip r:embed="rId17" cstate="print">
+                      <a:extLst>
+                        <a:ext uri="{28A0092B-C50C-407E-A947-70E740481C1C}">
+                          <a14:useLocalDpi xmlns:a14="http://schemas.microsoft.com/office/drawing/2010/main" val="0"/>
+                        </a:ext>
+                      </a:extLst>
+                    </a:blip>
+                    <a:stretch>
+                      <a:fillRect/>
+                    </a:stretch>
+                  </pic:blipFill>
+                  <pic:spPr>
+                    <a:xfrm>
+                      <a:off x="0" y="0"/>
+                      <a:ext cx="2618740" cy="1301750"/>
+                    </a:xfrm>
+                    <a:prstGeom prst="rect">
+                      <a:avLst/>
+                    </a:prstGeom>
+                  </pic:spPr>
+                </pic:pic>
+              </a:graphicData>
+            </a:graphic>
+            <wp14:sizeRelH relativeFrom="margin">
+              <wp14:pctWidth>0</wp14:pctWidth>
+            </wp14:sizeRelH>
+            <wp14:sizeRelV relativeFrom="margin">
+              <wp14:pctHeight>0</wp14:pctHeight>
+            </wp14:sizeRelV>
+          </wp:anchor>
+        </w:drawing>
+      </w:r>
+      <w:r>
+        <w:rPr>
+          <w:rFonts w:asciiTheme="minorHAnsi" w:hAnsiTheme="minorHAnsi" w:cstheme="minorHAnsi"/>
+          <w:b/>
+          <w:color w:val="00B050"/>
+          <w:sz w:val="22"/>
+          <w:szCs w:val="20"/>
+          <w:u w:val="single"/>
+        </w:rPr>
+        <w:t xml:space="preserve">ACTIVITE </w:t>
+      </w:r>
+      <w:r>
+        <w:rPr>
+          <w:rFonts w:asciiTheme="minorHAnsi" w:hAnsiTheme="minorHAnsi" w:cstheme="minorHAnsi"/>
+          <w:b/>
+          <w:color w:val="00B050"/>
+          <w:sz w:val="22"/>
+          <w:szCs w:val="20"/>
+          <w:u w:val="single"/>
+        </w:rPr>
+        <w:t>5</w:t>
+      </w:r>
+      <w:r>
+        <w:rPr>
+          <w:rFonts w:asciiTheme="minorHAnsi" w:hAnsiTheme="minorHAnsi" w:cstheme="minorHAnsi"/>
+          <w:b/>
+          <w:color w:val="00B050"/>
+          <w:sz w:val="22"/>
+          <w:szCs w:val="20"/>
+          <w:u w:val="single"/>
+        </w:rPr>
+        <w:t> </w:t>
+      </w:r>
+      <w:r>
+        <w:rPr>
+          <w:rFonts w:asciiTheme="minorHAnsi" w:hAnsiTheme="minorHAnsi" w:cstheme="minorHAnsi"/>
+          <w:b/>
+          <w:color w:val="00B050"/>
+          <w:sz w:val="22"/>
+          <w:szCs w:val="20"/>
+          <w:u w:val="single"/>
+        </w:rPr>
+        <w:t xml:space="preserve">(voir TP </w:t>
+      </w:r>
+      <w:r>
+        <w:rPr>
+          <w:rFonts w:asciiTheme="minorHAnsi" w:hAnsiTheme="minorHAnsi" w:cstheme="minorHAnsi"/>
+          <w:b/>
+          <w:color w:val="00B050"/>
+          <w:sz w:val="22"/>
+          <w:szCs w:val="20"/>
+          <w:u w:val="single"/>
+        </w:rPr>
+        <w:t>III</w:t>
+      </w:r>
+      <w:proofErr w:type="gramStart"/>
+      <w:r>
+        <w:rPr>
+          <w:rFonts w:asciiTheme="minorHAnsi" w:hAnsiTheme="minorHAnsi" w:cstheme="minorHAnsi"/>
+          <w:b/>
+          <w:color w:val="00B050"/>
+          <w:sz w:val="22"/>
+          <w:szCs w:val="20"/>
+          <w:u w:val="single"/>
+        </w:rPr>
+        <w:t>)</w:t>
+      </w:r>
+      <w:r>
+        <w:rPr>
+          <w:rFonts w:asciiTheme="minorHAnsi" w:hAnsiTheme="minorHAnsi" w:cstheme="minorHAnsi"/>
+          <w:b/>
+          <w:color w:val="00B050"/>
+          <w:sz w:val="22"/>
+          <w:szCs w:val="20"/>
+          <w:u w:val="single"/>
+        </w:rPr>
+        <w:t>:</w:t>
+      </w:r>
+      <w:proofErr w:type="gramEnd"/>
+      <w:r>
+        <w:rPr>
+          <w:rFonts w:asciiTheme="minorHAnsi" w:hAnsiTheme="minorHAnsi" w:cstheme="minorHAnsi"/>
+          <w:b/>
+          <w:color w:val="00B050"/>
+          <w:sz w:val="22"/>
+          <w:szCs w:val="20"/>
+        </w:rPr>
+        <w:t xml:space="preserve"> </w:t>
+      </w:r>
+      <w:r>
+        <w:rPr>
+          <w:rFonts w:asciiTheme="minorHAnsi" w:hAnsiTheme="minorHAnsi" w:cstheme="minorHAnsi"/>
+          <w:bCs/>
+          <w:sz w:val="22"/>
+          <w:szCs w:val="20"/>
+        </w:rPr>
+        <w:t>On considère le diagramme ci-contre représentant l’évolution de la température d’un glaçon en fonction de la durée de chauffage, à la pression atmosphérique</w:t>
+      </w:r>
+      <w:r>
+        <w:rPr>
+          <w:rFonts w:asciiTheme="minorHAnsi" w:hAnsiTheme="minorHAnsi" w:cstheme="minorHAnsi"/>
+          <w:bCs/>
+          <w:sz w:val="22"/>
+          <w:szCs w:val="20"/>
+        </w:rPr>
+        <w:t>.</w:t>
+      </w:r>
+    </w:p>
+    <w:p>
+      <w:pPr>
+        <w:ind w:left="567"/>
+        <w:jc w:val="both"/>
+        <w:rPr>
+          <w:rFonts w:asciiTheme="minorHAnsi" w:hAnsiTheme="minorHAnsi" w:cstheme="minorHAnsi"/>
+          <w:bCs/>
+          <w:sz w:val="12"/>
+          <w:szCs w:val="10"/>
+        </w:rPr>
+      </w:pPr>
+    </w:p>
+    <w:p>
+      <w:pPr>
+        <w:pStyle w:val="Paragraphedeliste"/>
+        <w:numPr>
+          <w:ilvl w:val="0"/>
+          <w:numId w:val="4"/>
+        </w:numPr>
+        <w:suppressAutoHyphens/>
+        <w:spacing w:after="120" w:line="240" w:lineRule="auto"/>
+        <w:ind w:left="924" w:hanging="357"/>
+        <w:contextualSpacing w:val="0"/>
+        <w:jc w:val="both"/>
+        <w:rPr>
+          <w:rFonts w:asciiTheme="minorHAnsi" w:hAnsiTheme="minorHAnsi" w:cstheme="minorHAnsi"/>
+          <w:bCs/>
+          <w:szCs w:val="20"/>
+        </w:rPr>
+      </w:pPr>
+      <w:r>
+        <w:rPr>
+          <w:rFonts w:asciiTheme="minorHAnsi" w:hAnsiTheme="minorHAnsi" w:cstheme="minorHAnsi"/>
+          <w:bCs/>
+          <w:szCs w:val="20"/>
+        </w:rPr>
+        <w:t>S’agit-il d’un glaçon d’eau pure ? Pourquoi ? …………………………</w:t>
+      </w:r>
+    </w:p>
+    <w:p>
+      <w:pPr>
+        <w:pStyle w:val="Paragraphedeliste"/>
+        <w:spacing w:after="120" w:line="240" w:lineRule="auto"/>
+        <w:ind w:left="924"/>
+        <w:jc w:val="both"/>
+        <w:rPr>
+          <w:rFonts w:asciiTheme="minorHAnsi" w:hAnsiTheme="minorHAnsi" w:cstheme="minorHAnsi"/>
+          <w:bCs/>
+          <w:szCs w:val="20"/>
+        </w:rPr>
+      </w:pPr>
+      <w:r>
+        <w:rPr>
+          <w:rFonts w:asciiTheme="minorHAnsi" w:hAnsiTheme="minorHAnsi" w:cstheme="minorHAnsi"/>
+          <w:bCs/>
+          <w:szCs w:val="20"/>
+        </w:rPr>
+        <w:t>……………………………………………………………………………………………….</w:t>
+      </w:r>
+    </w:p>
+    <w:p>
+      <w:pPr>
+        <w:pStyle w:val="Paragraphedeliste"/>
+        <w:spacing w:line="240" w:lineRule="auto"/>
+        <w:ind w:left="927"/>
+        <w:jc w:val="both"/>
+        <w:rPr>
+          <w:rFonts w:asciiTheme="minorHAnsi" w:hAnsiTheme="minorHAnsi" w:cstheme="minorHAnsi"/>
+          <w:bCs/>
+          <w:szCs w:val="20"/>
+        </w:rPr>
+      </w:pPr>
+      <w:r>
+        <w:rPr>
+          <w:rFonts w:asciiTheme="minorHAnsi" w:hAnsiTheme="minorHAnsi" w:cstheme="minorHAnsi"/>
+          <w:bCs/>
+          <w:szCs w:val="20"/>
+        </w:rPr>
+        <w:t>………………………………………………………………………………………………</w:t>
+      </w:r>
+    </w:p>
+    <w:p>
+      <w:pPr>
+        <w:pStyle w:val="Paragraphedeliste"/>
+        <w:numPr>
+          <w:ilvl w:val="0"/>
+          <w:numId w:val="4"/>
+        </w:numPr>
+        <w:suppressAutoHyphens/>
+        <w:spacing w:after="120" w:line="240" w:lineRule="auto"/>
+        <w:ind w:hanging="357"/>
+        <w:contextualSpacing w:val="0"/>
+        <w:jc w:val="both"/>
+        <w:rPr>
+          <w:rFonts w:asciiTheme="minorHAnsi" w:hAnsiTheme="minorHAnsi" w:cstheme="minorHAnsi"/>
+          <w:i/>
+        </w:rPr>
+      </w:pPr>
+      <w:r>
+        <w:rPr>
+          <w:rFonts w:asciiTheme="minorHAnsi" w:hAnsiTheme="minorHAnsi" w:cstheme="minorHAnsi"/>
+          <w:iCs/>
+        </w:rPr>
+        <w:t>Quelle est la température de vaporisation de l’eau liquide </w:t>
+      </w:r>
+      <w:r>
+        <w:rPr>
+          <w:rFonts w:asciiTheme="minorHAnsi" w:hAnsiTheme="minorHAnsi" w:cstheme="minorHAnsi"/>
+          <w:iCs/>
+        </w:rPr>
+        <w:t xml:space="preserve">ici </w:t>
+      </w:r>
+      <w:r>
+        <w:rPr>
+          <w:rFonts w:asciiTheme="minorHAnsi" w:hAnsiTheme="minorHAnsi" w:cstheme="minorHAnsi"/>
+          <w:iCs/>
+        </w:rPr>
+        <w:t>?</w:t>
+      </w:r>
+      <w:r>
+        <w:rPr>
+          <w:rFonts w:asciiTheme="minorHAnsi" w:hAnsiTheme="minorHAnsi" w:cstheme="minorHAnsi"/>
+          <w:i/>
+        </w:rPr>
+        <w:t xml:space="preserve">   </w:t>
+      </w:r>
+      <w:proofErr w:type="spellStart"/>
+      <w:r>
+        <w:rPr>
+          <w:rFonts w:asciiTheme="minorHAnsi" w:hAnsiTheme="minorHAnsi" w:cstheme="minorHAnsi"/>
+          <w:i/>
+        </w:rPr>
+        <w:t>T</w:t>
+      </w:r>
+      <w:r>
+        <w:rPr>
+          <w:rFonts w:asciiTheme="minorHAnsi" w:hAnsiTheme="minorHAnsi" w:cstheme="minorHAnsi"/>
+          <w:i/>
+          <w:vertAlign w:val="subscript"/>
+        </w:rPr>
+        <w:t>va</w:t>
+      </w:r>
+      <w:r>
+        <w:rPr>
+          <w:rFonts w:asciiTheme="minorHAnsi" w:hAnsiTheme="minorHAnsi" w:cstheme="minorHAnsi"/>
+          <w:i/>
+          <w:vertAlign w:val="subscript"/>
+        </w:rPr>
+        <w:t>p</w:t>
+      </w:r>
+      <w:r>
+        <w:rPr>
+          <w:rFonts w:asciiTheme="minorHAnsi" w:hAnsiTheme="minorHAnsi" w:cstheme="minorHAnsi"/>
+          <w:i/>
+          <w:vertAlign w:val="subscript"/>
+        </w:rPr>
+        <w:t>orisation</w:t>
+      </w:r>
+      <w:proofErr w:type="spellEnd"/>
+      <w:r>
+        <w:rPr>
+          <w:rFonts w:asciiTheme="minorHAnsi" w:hAnsiTheme="minorHAnsi" w:cstheme="minorHAnsi"/>
+          <w:i/>
+        </w:rPr>
+        <w:t xml:space="preserve"> = ………………………………</w:t>
+      </w:r>
+      <w:r>
+        <w:rPr>
+          <w:rFonts w:asciiTheme="minorHAnsi" w:hAnsiTheme="minorHAnsi" w:cstheme="minorHAnsi"/>
+          <w:i/>
+        </w:rPr>
+        <w:t>……………………….</w:t>
+      </w:r>
+    </w:p>
+    <w:p>
+      <w:pPr>
+        <w:pStyle w:val="Paragraphedeliste"/>
+        <w:numPr>
+          <w:ilvl w:val="0"/>
+          <w:numId w:val="4"/>
+        </w:numPr>
+        <w:suppressAutoHyphens/>
+        <w:spacing w:after="120" w:line="240" w:lineRule="auto"/>
+        <w:ind w:hanging="357"/>
+        <w:contextualSpacing w:val="0"/>
+        <w:jc w:val="both"/>
+        <w:rPr>
+          <w:rFonts w:asciiTheme="minorHAnsi" w:hAnsiTheme="minorHAnsi" w:cstheme="minorHAnsi"/>
+          <w:iCs/>
+        </w:rPr>
+      </w:pPr>
+      <w:r>
+        <w:rPr>
+          <w:rFonts w:asciiTheme="minorHAnsi" w:hAnsiTheme="minorHAnsi" w:cstheme="minorHAnsi"/>
+          <w:iCs/>
+        </w:rPr>
+        <w:t>Que se passe</w:t>
+      </w:r>
+      <w:r>
+        <w:rPr>
+          <w:rFonts w:asciiTheme="minorHAnsi" w:hAnsiTheme="minorHAnsi" w:cstheme="minorHAnsi"/>
+          <w:iCs/>
+        </w:rPr>
+        <w:t>rai</w:t>
+      </w:r>
+      <w:r>
+        <w:rPr>
+          <w:rFonts w:asciiTheme="minorHAnsi" w:hAnsiTheme="minorHAnsi" w:cstheme="minorHAnsi"/>
+          <w:iCs/>
+        </w:rPr>
+        <w:t xml:space="preserve">t-il si la pression </w:t>
+      </w:r>
+      <w:r>
+        <w:rPr>
+          <w:rFonts w:asciiTheme="minorHAnsi" w:hAnsiTheme="minorHAnsi" w:cstheme="minorHAnsi"/>
+          <w:iCs/>
+        </w:rPr>
+        <w:t>atmosphérique diminuait ? ……………………………………………………………………………</w:t>
+      </w:r>
+    </w:p>
+    <w:p>
+      <w:pPr>
+        <w:ind w:left="567"/>
+        <w:jc w:val="both"/>
+        <w:rPr>
+          <w:rFonts w:asciiTheme="minorHAnsi" w:hAnsiTheme="minorHAnsi" w:cstheme="minorHAnsi"/>
+          <w:b/>
+          <w:color w:val="00B050"/>
+          <w:sz w:val="22"/>
+          <w:szCs w:val="20"/>
+          <w:u w:val="single"/>
+        </w:rPr>
+      </w:pPr>
+    </w:p>
+    <w:p>
+      <w:pPr>
+        <w:ind w:left="567"/>
+        <w:jc w:val="both"/>
+        <w:rPr>
+          <w:rFonts w:asciiTheme="minorHAnsi" w:hAnsiTheme="minorHAnsi" w:cstheme="minorHAnsi"/>
+          <w:b/>
+          <w:color w:val="00B050"/>
+          <w:sz w:val="22"/>
+          <w:szCs w:val="20"/>
+          <w:u w:val="single"/>
+        </w:rPr>
+      </w:pPr>
+    </w:p>
+    <w:p>
+      <w:pPr>
+        <w:ind w:left="567"/>
+        <w:jc w:val="both"/>
+        <w:rPr>
+          <w:rFonts w:asciiTheme="minorHAnsi" w:hAnsiTheme="minorHAnsi" w:cstheme="minorHAnsi"/>
+          <w:b/>
+          <w:color w:val="00B050"/>
+          <w:sz w:val="22"/>
+          <w:szCs w:val="20"/>
+          <w:u w:val="single"/>
+        </w:rPr>
+      </w:pPr>
+    </w:p>
+    <w:p>
+      <w:pPr>
+        <w:ind w:left="567"/>
+        <w:jc w:val="both"/>
+        <w:rPr>
+          <w:rFonts w:asciiTheme="minorHAnsi" w:hAnsiTheme="minorHAnsi" w:cstheme="minorHAnsi"/>
+          <w:b/>
+          <w:color w:val="00B050"/>
+          <w:sz w:val="22"/>
+          <w:szCs w:val="20"/>
+          <w:u w:val="single"/>
+        </w:rPr>
+      </w:pPr>
+    </w:p>
+    <w:p>
+      <w:pPr>
+        <w:ind w:left="567"/>
+        <w:jc w:val="both"/>
+        <w:rPr>
+          <w:rFonts w:asciiTheme="minorHAnsi" w:hAnsiTheme="minorHAnsi" w:cstheme="minorHAnsi"/>
+          <w:b/>
+          <w:color w:val="00B050"/>
+          <w:sz w:val="22"/>
+          <w:szCs w:val="20"/>
+          <w:u w:val="single"/>
+        </w:rPr>
+      </w:pPr>
+    </w:p>
+    <w:p>
+      <w:pPr>
+        <w:ind w:left="567"/>
+        <w:jc w:val="both"/>
+        <w:rPr>
+          <w:rFonts w:asciiTheme="minorHAnsi" w:hAnsiTheme="minorHAnsi" w:cstheme="minorHAnsi"/>
+          <w:b/>
+          <w:color w:val="00B050"/>
+          <w:sz w:val="22"/>
+          <w:szCs w:val="20"/>
+          <w:u w:val="single"/>
+        </w:rPr>
+      </w:pPr>
+    </w:p>
+    <w:p>
+      <w:pPr>
+        <w:ind w:left="567"/>
+        <w:jc w:val="both"/>
+        <w:rPr>
+          <w:rFonts w:asciiTheme="minorHAnsi" w:hAnsiTheme="minorHAnsi" w:cstheme="minorHAnsi"/>
+          <w:b/>
+          <w:color w:val="00B050"/>
+          <w:sz w:val="22"/>
+          <w:szCs w:val="20"/>
+          <w:u w:val="single"/>
+        </w:rPr>
+      </w:pPr>
+    </w:p>
+    <w:p>
+      <w:pPr>
+        <w:ind w:left="567"/>
+        <w:jc w:val="both"/>
+        <w:rPr>
+          <w:rFonts w:asciiTheme="minorHAnsi" w:hAnsiTheme="minorHAnsi" w:cstheme="minorHAnsi"/>
+          <w:b/>
+          <w:color w:val="00B050"/>
+          <w:sz w:val="22"/>
+          <w:szCs w:val="20"/>
+          <w:u w:val="single"/>
+        </w:rPr>
+      </w:pPr>
+    </w:p>
+    <w:p>
+      <w:pPr>
+        <w:ind w:left="567"/>
+        <w:jc w:val="both"/>
+        <w:rPr>
+          <w:rFonts w:asciiTheme="minorHAnsi" w:hAnsiTheme="minorHAnsi" w:cstheme="minorHAnsi"/>
+          <w:b/>
+          <w:color w:val="00B050"/>
+          <w:sz w:val="22"/>
+          <w:szCs w:val="20"/>
+          <w:u w:val="single"/>
+        </w:rPr>
+      </w:pPr>
+    </w:p>
+    <w:p>
+      <w:pPr>
+        <w:ind w:left="567"/>
+        <w:jc w:val="both"/>
+        <w:rPr>
+          <w:rFonts w:asciiTheme="minorHAnsi" w:hAnsiTheme="minorHAnsi" w:cstheme="minorHAnsi"/>
+          <w:b/>
+          <w:color w:val="00B050"/>
+          <w:sz w:val="22"/>
+          <w:szCs w:val="20"/>
+          <w:u w:val="single"/>
+        </w:rPr>
+      </w:pPr>
+    </w:p>
+    <w:p>
+      <w:pPr>
+        <w:ind w:left="284"/>
+        <w:jc w:val="both"/>
+        <w:rPr>
+          <w:rFonts w:asciiTheme="minorHAnsi" w:hAnsiTheme="minorHAnsi" w:cstheme="minorHAnsi"/>
+          <w:b/>
+          <w:color w:val="FF3366"/>
+          <w:szCs w:val="22"/>
+        </w:rPr>
+      </w:pPr>
+      <w:r>
+        <w:rPr>
+          <w:rFonts w:asciiTheme="minorHAnsi" w:hAnsiTheme="minorHAnsi" w:cstheme="minorHAnsi"/>
+          <w:b/>
+          <w:color w:val="FF3366"/>
+          <w:szCs w:val="22"/>
+        </w:rPr>
+        <w:t xml:space="preserve"> </w:t>
+      </w:r>
+    </w:p>
+    <w:p>
+      <w:pPr>
+        <w:ind w:left="284"/>
+        <w:jc w:val="both"/>
+        <w:rPr>
+          <w:rFonts w:asciiTheme="minorHAnsi" w:hAnsiTheme="minorHAnsi" w:cstheme="minorHAnsi"/>
+          <w:bCs/>
+          <w:color w:val="FF3366"/>
+          <w:sz w:val="36"/>
+          <w:szCs w:val="32"/>
+        </w:rPr>
+      </w:pPr>
+      <w:r>
+        <w:rPr>
+          <w:rFonts w:asciiTheme="minorHAnsi" w:hAnsiTheme="minorHAnsi" w:cstheme="minorHAnsi"/>
+          <w:bCs/>
+          <w:color w:val="FF3366"/>
+          <w:sz w:val="28"/>
+        </w:rPr>
+        <w:fldChar w:fldCharType="begin"/>
+      </w:r>
+      <w:r>
+        <w:rPr>
+          <w:rFonts w:asciiTheme="minorHAnsi" w:hAnsiTheme="minorHAnsi" w:cstheme="minorHAnsi"/>
+          <w:bCs/>
+          <w:color w:val="FF3366"/>
+          <w:sz w:val="28"/>
+          <w:szCs w:val="28"/>
+        </w:rPr>
+        <w:instrText>EQ \o\ac(</w:instrText>
+      </w:r>
+      <w:r>
+        <w:rPr>
+          <w:rFonts w:ascii="Segoe UI Symbol" w:hAnsi="Segoe UI Symbol" w:cs="Segoe UI Symbol"/>
+          <w:bCs/>
+          <w:color w:val="FF3366"/>
+        </w:rPr>
+        <w:instrText>◯</w:instrText>
+      </w:r>
+      <w:r>
+        <w:rPr>
+          <w:rFonts w:asciiTheme="minorHAnsi" w:hAnsiTheme="minorHAnsi" w:cstheme="minorHAnsi"/>
+          <w:bCs/>
+          <w:color w:val="FF3366"/>
+          <w:sz w:val="28"/>
+          <w:szCs w:val="28"/>
+        </w:rPr>
+        <w:instrText>;</w:instrText>
+      </w:r>
+      <w:r>
+        <w:rPr>
+          <w:rFonts w:asciiTheme="minorHAnsi" w:hAnsiTheme="minorHAnsi" w:cs="Calibri (Corps)"/>
+          <w:b/>
+          <w:color w:val="FF3366"/>
+          <w:position w:val="4"/>
+          <w:sz w:val="15"/>
+          <w:szCs w:val="12"/>
+        </w:rPr>
+        <w:instrText>3.1</w:instrText>
+      </w:r>
+      <w:r>
+        <w:rPr>
+          <w:rFonts w:asciiTheme="minorHAnsi" w:hAnsiTheme="minorHAnsi" w:cstheme="minorHAnsi"/>
+          <w:bCs/>
+          <w:color w:val="FF3366"/>
+          <w:sz w:val="28"/>
+          <w:szCs w:val="28"/>
+        </w:rPr>
+        <w:instrText>)</w:instrText>
+      </w:r>
+      <w:r>
+        <w:rPr>
+          <w:rFonts w:asciiTheme="minorHAnsi" w:hAnsiTheme="minorHAnsi" w:cstheme="minorHAnsi"/>
+          <w:bCs/>
+          <w:color w:val="FF3366"/>
+          <w:sz w:val="28"/>
+        </w:rPr>
+        <w:fldChar w:fldCharType="separate"/>
+      </w:r>
+      <w:r>
+        <w:rPr>
+          <w:rFonts w:asciiTheme="minorHAnsi" w:hAnsiTheme="minorHAnsi" w:cstheme="minorHAnsi"/>
+          <w:bCs/>
+          <w:color w:val="FF3366"/>
+          <w:sz w:val="28"/>
+        </w:rPr>
+        <w:fldChar w:fldCharType="end"/>
+      </w:r>
+      <w:r>
+        <w:rPr>
+          <w:rFonts w:asciiTheme="minorHAnsi" w:hAnsiTheme="minorHAnsi" w:cstheme="minorHAnsi"/>
+          <w:bCs/>
+          <w:color w:val="FF3366"/>
+          <w:sz w:val="36"/>
+          <w:szCs w:val="32"/>
+        </w:rPr>
+        <w:t xml:space="preserve"> </w:t>
+      </w:r>
+      <w:r>
+        <w:rPr>
+          <w:rFonts w:asciiTheme="minorHAnsi" w:hAnsiTheme="minorHAnsi" w:cstheme="minorHAnsi"/>
+          <w:b/>
+          <w:color w:val="FF3366"/>
+          <w:szCs w:val="22"/>
+          <w:u w:val="single"/>
+        </w:rPr>
+        <w:t>Corps purs et mélanges :</w:t>
+      </w:r>
+      <w:r>
+        <w:rPr>
+          <w:rFonts w:asciiTheme="minorHAnsi" w:hAnsiTheme="minorHAnsi" w:cstheme="minorHAnsi"/>
+          <w:b/>
+          <w:color w:val="FF3366"/>
+          <w:szCs w:val="22"/>
+        </w:rPr>
+        <w:t xml:space="preserve"> </w:t>
+      </w:r>
+    </w:p>
+    <w:p>
+      <w:pPr>
+        <w:autoSpaceDE w:val="0"/>
+        <w:jc w:val="both"/>
+        <w:rPr>
+          <w:rFonts w:asciiTheme="minorHAnsi" w:eastAsia="ArialMT" w:hAnsiTheme="minorHAnsi" w:cs="ArialMT"/>
+          <w:b/>
+          <w:bCs/>
+          <w:color w:val="0070C0"/>
+          <w:sz w:val="22"/>
+          <w:szCs w:val="22"/>
+        </w:rPr>
+      </w:pPr>
+      <w:r>
+        <w:rPr>
+          <w:noProof/>
+        </w:rPr>
+        <w:drawing>
+          <wp:anchor distT="0" distB="0" distL="114300" distR="114300" simplePos="0" relativeHeight="251691008" behindDoc="0" locked="0" layoutInCell="1" allowOverlap="1" wp14:anchorId="345B1C5C" wp14:editId="265BC91E">
+            <wp:simplePos x="0" y="0"/>
+            <wp:positionH relativeFrom="margin">
+              <wp:align>right</wp:align>
+            </wp:positionH>
+            <wp:positionV relativeFrom="paragraph">
+              <wp:posOffset>83619</wp:posOffset>
+            </wp:positionV>
+            <wp:extent cx="1428066" cy="540000"/>
+            <wp:effectExtent l="0" t="0" r="1270" b="0"/>
+            <wp:wrapSquare wrapText="bothSides"/>
+            <wp:docPr id="14" name="Image 14"/>
+            <wp:cNvGraphicFramePr>
+              <a:graphicFrameLocks xmlns:a="http://schemas.openxmlformats.org/drawingml/2006/main" noChangeAspect="1"/>
+            </wp:cNvGraphicFramePr>
+            <a:graphic xmlns:a="http://schemas.openxmlformats.org/drawingml/2006/main">
+              <a:graphicData uri="http://schemas.openxmlformats.org/drawingml/2006/picture">
+                <pic:pic xmlns:pic="http://schemas.openxmlformats.org/drawingml/2006/picture">
+                  <pic:nvPicPr>
+                    <pic:cNvPr id="1" name=""/>
+                    <pic:cNvPicPr/>
+                  </pic:nvPicPr>
+                  <pic:blipFill rotWithShape="1">
+                    <a:blip r:embed="rId18" cstate="print">
+                      <a:extLst>
+                        <a:ext uri="{28A0092B-C50C-407E-A947-70E740481C1C}">
+                          <a14:useLocalDpi xmlns:a14="http://schemas.microsoft.com/office/drawing/2010/main" val="0"/>
+                        </a:ext>
+                      </a:extLst>
+                    </a:blip>
+                    <a:srcRect r="-658" b="49938"/>
+                    <a:stretch/>
+                  </pic:blipFill>
+                  <pic:spPr bwMode="auto">
+                    <a:xfrm>
+                      <a:off x="0" y="0"/>
+                      <a:ext cx="1428066" cy="540000"/>
+                    </a:xfrm>
+                    <a:prstGeom prst="rect">
+                      <a:avLst/>
+                    </a:prstGeom>
+                    <a:ln>
+                      <a:noFill/>
+                    </a:ln>
+                    <a:extLst>
+                      <a:ext uri="{53640926-AAD7-44D8-BBD7-CCE9431645EC}">
+                        <a14:shadowObscured xmlns:a14="http://schemas.microsoft.com/office/drawing/2010/main"/>
+                      </a:ext>
+                    </a:extLst>
+                  </pic:spPr>
+                </pic:pic>
+              </a:graphicData>
+            </a:graphic>
+            <wp14:sizeRelH relativeFrom="page">
+              <wp14:pctWidth>0</wp14:pctWidth>
+            </wp14:sizeRelH>
+            <wp14:sizeRelV relativeFrom="page">
+              <wp14:pctHeight>0</wp14:pctHeight>
+            </wp14:sizeRelV>
+          </wp:anchor>
+        </w:drawing>
+      </w:r>
+    </w:p>
+    <w:p>
+      <w:pPr>
+        <w:autoSpaceDE w:val="0"/>
+        <w:ind w:left="567"/>
+        <w:jc w:val="both"/>
+        <w:rPr>
+          <w:rFonts w:asciiTheme="minorHAnsi" w:eastAsia="ArialMT" w:hAnsiTheme="minorHAnsi" w:cs="ArialMT"/>
+          <w:color w:val="0070C0"/>
+          <w:sz w:val="22"/>
+          <w:szCs w:val="22"/>
+        </w:rPr>
+      </w:pPr>
+      <w:r>
+        <w:rPr>
+          <w:rFonts w:asciiTheme="minorHAnsi" w:eastAsia="ArialMT" w:hAnsiTheme="minorHAnsi" w:cs="ArialMT"/>
+          <w:b/>
+          <w:bCs/>
+          <w:color w:val="0070C0"/>
+          <w:sz w:val="22"/>
+          <w:szCs w:val="22"/>
+        </w:rPr>
+        <w:t xml:space="preserve">Un </w:t>
+      </w:r>
+      <w:r>
+        <w:rPr>
+          <w:rFonts w:asciiTheme="minorHAnsi" w:eastAsia="ArialMT" w:hAnsiTheme="minorHAnsi" w:cs="ArialMT"/>
+          <w:b/>
+          <w:bCs/>
+          <w:color w:val="0070C0"/>
+          <w:sz w:val="22"/>
+          <w:szCs w:val="22"/>
+        </w:rPr>
+        <w:t>…………</w:t>
+      </w:r>
+      <w:r>
+        <w:rPr>
+          <w:rFonts w:asciiTheme="minorHAnsi" w:eastAsia="ArialMT" w:hAnsiTheme="minorHAnsi" w:cs="ArialMT"/>
+          <w:b/>
+          <w:bCs/>
+          <w:color w:val="0070C0"/>
+          <w:sz w:val="22"/>
+          <w:szCs w:val="22"/>
+        </w:rPr>
+        <w:t>…………</w:t>
+      </w:r>
+      <w:r>
+        <w:rPr>
+          <w:rFonts w:asciiTheme="minorHAnsi" w:eastAsia="ArialMT" w:hAnsiTheme="minorHAnsi" w:cs="ArialMT"/>
+          <w:b/>
+          <w:bCs/>
+          <w:color w:val="0070C0"/>
+          <w:sz w:val="22"/>
+          <w:szCs w:val="22"/>
+        </w:rPr>
+        <w:t>………</w:t>
+      </w:r>
+      <w:r>
+        <w:rPr>
+          <w:rFonts w:asciiTheme="minorHAnsi" w:eastAsia="ArialMT" w:hAnsiTheme="minorHAnsi" w:cs="ArialMT"/>
+          <w:b/>
+          <w:bCs/>
+          <w:color w:val="0070C0"/>
+          <w:sz w:val="22"/>
+          <w:szCs w:val="22"/>
+        </w:rPr>
+        <w:t xml:space="preserve"> ne contient qu’une seule substance chimique</w:t>
+      </w:r>
+      <w:r>
+        <w:rPr>
+          <w:rFonts w:asciiTheme="minorHAnsi" w:eastAsia="ArialMT" w:hAnsiTheme="minorHAnsi" w:cs="ArialMT"/>
+          <w:b/>
+          <w:bCs/>
+          <w:color w:val="0070C0"/>
+          <w:sz w:val="22"/>
+          <w:szCs w:val="22"/>
+        </w:rPr>
+        <w:t xml:space="preserve">. </w:t>
+      </w:r>
+      <w:r>
+        <w:rPr>
+          <w:rFonts w:asciiTheme="minorHAnsi" w:eastAsia="ArialMT" w:hAnsiTheme="minorHAnsi" w:cs="ArialMT"/>
+          <w:sz w:val="22"/>
+          <w:szCs w:val="22"/>
+        </w:rPr>
+        <w:t xml:space="preserve">A l’échelle microscopique, les particules qui constituent </w:t>
+      </w:r>
+      <w:r>
+        <w:rPr>
+          <w:rFonts w:asciiTheme="minorHAnsi" w:eastAsia="ArialMT" w:hAnsiTheme="minorHAnsi" w:cs="ArialMT"/>
+          <w:sz w:val="22"/>
+          <w:szCs w:val="22"/>
+        </w:rPr>
+        <w:t>un</w:t>
+      </w:r>
+      <w:r>
+        <w:rPr>
+          <w:rFonts w:asciiTheme="minorHAnsi" w:eastAsia="ArialMT" w:hAnsiTheme="minorHAnsi" w:cs="ArialMT"/>
+          <w:sz w:val="22"/>
+          <w:szCs w:val="22"/>
+        </w:rPr>
+        <w:t xml:space="preserve"> corps pur sont toutes identiques.</w:t>
+      </w:r>
+      <w:r>
+        <w:rPr>
+          <w:noProof/>
+        </w:rPr>
+        <w:t xml:space="preserve"> </w:t>
+      </w:r>
+    </w:p>
+    <w:p>
+      <w:pPr>
+        <w:autoSpaceDE w:val="0"/>
+        <w:ind w:left="567"/>
+        <w:jc w:val="both"/>
+        <w:rPr>
+          <w:rFonts w:asciiTheme="minorHAnsi" w:eastAsia="ArialMT" w:hAnsiTheme="minorHAnsi" w:cs="ArialMT"/>
+          <w:color w:val="000000"/>
+          <w:sz w:val="14"/>
+          <w:szCs w:val="14"/>
+        </w:rPr>
+      </w:pPr>
+    </w:p>
+    <w:p>
+      <w:pPr>
+        <w:autoSpaceDE w:val="0"/>
+        <w:spacing w:after="120"/>
+        <w:ind w:left="567"/>
+        <w:jc w:val="both"/>
+        <w:rPr>
+          <w:rFonts w:asciiTheme="minorHAnsi" w:eastAsia="ArialMT" w:hAnsiTheme="minorHAnsi" w:cs="ArialMT"/>
+          <w:color w:val="0070C0"/>
+          <w:sz w:val="22"/>
+          <w:szCs w:val="22"/>
+        </w:rPr>
+      </w:pPr>
+      <w:r>
+        <w:rPr>
+          <w:noProof/>
+        </w:rPr>
+        <w:drawing>
+          <wp:anchor distT="0" distB="0" distL="114300" distR="114300" simplePos="0" relativeHeight="251692032" behindDoc="0" locked="0" layoutInCell="1" allowOverlap="1" wp14:anchorId="2A3F599E" wp14:editId="5B5DD472">
+            <wp:simplePos x="0" y="0"/>
+            <wp:positionH relativeFrom="margin">
+              <wp:align>right</wp:align>
+            </wp:positionH>
+            <wp:positionV relativeFrom="paragraph">
+              <wp:posOffset>17072</wp:posOffset>
+            </wp:positionV>
+            <wp:extent cx="1425405" cy="540000"/>
+            <wp:effectExtent l="0" t="0" r="3810" b="0"/>
+            <wp:wrapSquare wrapText="bothSides"/>
+            <wp:docPr id="8" name="Image 8"/>
+            <wp:cNvGraphicFramePr>
+              <a:graphicFrameLocks xmlns:a="http://schemas.openxmlformats.org/drawingml/2006/main" noChangeAspect="1"/>
+            </wp:cNvGraphicFramePr>
+            <a:graphic xmlns:a="http://schemas.openxmlformats.org/drawingml/2006/main">
+              <a:graphicData uri="http://schemas.openxmlformats.org/drawingml/2006/picture">
+                <pic:pic xmlns:pic="http://schemas.openxmlformats.org/drawingml/2006/picture">
+                  <pic:nvPicPr>
+                    <pic:cNvPr id="1" name=""/>
+                    <pic:cNvPicPr/>
+                  </pic:nvPicPr>
+                  <pic:blipFill rotWithShape="1">
+                    <a:blip r:embed="rId19" cstate="print">
+                      <a:extLst>
+                        <a:ext uri="{28A0092B-C50C-407E-A947-70E740481C1C}">
+                          <a14:useLocalDpi xmlns:a14="http://schemas.microsoft.com/office/drawing/2010/main" val="0"/>
+                        </a:ext>
+                      </a:extLst>
+                    </a:blip>
+                    <a:srcRect t="50246"/>
+                    <a:stretch/>
+                  </pic:blipFill>
+                  <pic:spPr bwMode="auto">
+                    <a:xfrm>
+                      <a:off x="0" y="0"/>
+                      <a:ext cx="1425405" cy="540000"/>
+                    </a:xfrm>
+                    <a:prstGeom prst="rect">
+                      <a:avLst/>
+                    </a:prstGeom>
+                    <a:ln>
+                      <a:noFill/>
+                    </a:ln>
+                    <a:extLst>
+                      <a:ext uri="{53640926-AAD7-44D8-BBD7-CCE9431645EC}">
+                        <a14:shadowObscured xmlns:a14="http://schemas.microsoft.com/office/drawing/2010/main"/>
+                      </a:ext>
+                    </a:extLst>
+                  </pic:spPr>
+                </pic:pic>
+              </a:graphicData>
+            </a:graphic>
+            <wp14:sizeRelH relativeFrom="margin">
+              <wp14:pctWidth>0</wp14:pctWidth>
+            </wp14:sizeRelH>
+            <wp14:sizeRelV relativeFrom="margin">
+              <wp14:pctHeight>0</wp14:pctHeight>
+            </wp14:sizeRelV>
+          </wp:anchor>
+        </w:drawing>
+      </w:r>
+      <w:r>
+        <w:rPr>
+          <w:rFonts w:asciiTheme="minorHAnsi" w:eastAsia="ArialMT" w:hAnsiTheme="minorHAnsi" w:cs="ArialMT"/>
+          <w:b/>
+          <w:bCs/>
+          <w:color w:val="0070C0"/>
+          <w:sz w:val="22"/>
+          <w:szCs w:val="22"/>
+        </w:rPr>
+        <w:t>Un ………………</w:t>
+      </w:r>
+      <w:r>
+        <w:rPr>
+          <w:rFonts w:asciiTheme="minorHAnsi" w:eastAsia="ArialMT" w:hAnsiTheme="minorHAnsi" w:cs="ArialMT"/>
+          <w:b/>
+          <w:bCs/>
+          <w:color w:val="0070C0"/>
+          <w:sz w:val="22"/>
+          <w:szCs w:val="22"/>
+        </w:rPr>
+        <w:t>…………</w:t>
+      </w:r>
+      <w:r>
+        <w:rPr>
+          <w:rFonts w:asciiTheme="minorHAnsi" w:eastAsia="ArialMT" w:hAnsiTheme="minorHAnsi" w:cs="ArialMT"/>
+          <w:b/>
+          <w:bCs/>
+          <w:color w:val="0070C0"/>
+          <w:sz w:val="22"/>
+          <w:szCs w:val="22"/>
+        </w:rPr>
+        <w:t xml:space="preserve">… </w:t>
+      </w:r>
+      <w:r>
+        <w:rPr>
+          <w:rFonts w:asciiTheme="minorHAnsi" w:eastAsia="ArialMT" w:hAnsiTheme="minorHAnsi" w:cs="ArialMT"/>
+          <w:b/>
+          <w:bCs/>
+          <w:color w:val="0070C0"/>
+          <w:sz w:val="22"/>
+          <w:szCs w:val="22"/>
+        </w:rPr>
+        <w:t>a lieu quand la mise en présence de plusieurs substances chimiques n'entraîne aucune modification des substances et de leurs états physiques.</w:t>
+      </w:r>
+      <w:r>
+        <w:rPr>
+          <w:rFonts w:asciiTheme="minorHAnsi" w:eastAsia="ArialMT" w:hAnsiTheme="minorHAnsi" w:cs="ArialMT"/>
+          <w:color w:val="0070C0"/>
+          <w:sz w:val="22"/>
+          <w:szCs w:val="22"/>
+        </w:rPr>
+        <w:t xml:space="preserve"> </w:t>
+      </w:r>
+      <w:r>
+        <w:rPr>
+          <w:rFonts w:asciiTheme="minorHAnsi" w:eastAsia="ArialMT" w:hAnsiTheme="minorHAnsi" w:cs="ArialMT"/>
+          <w:sz w:val="22"/>
+          <w:szCs w:val="22"/>
+        </w:rPr>
+        <w:t xml:space="preserve">A l’échelle microscopique, les particules qui constituent </w:t>
+      </w:r>
+      <w:r>
+        <w:rPr>
+          <w:rFonts w:asciiTheme="minorHAnsi" w:eastAsia="ArialMT" w:hAnsiTheme="minorHAnsi" w:cs="ArialMT"/>
+          <w:sz w:val="22"/>
+          <w:szCs w:val="22"/>
+        </w:rPr>
+        <w:t>un mélange</w:t>
+      </w:r>
+      <w:r>
+        <w:rPr>
+          <w:rFonts w:asciiTheme="minorHAnsi" w:eastAsia="ArialMT" w:hAnsiTheme="minorHAnsi" w:cs="ArialMT"/>
+          <w:sz w:val="22"/>
+          <w:szCs w:val="22"/>
+        </w:rPr>
+        <w:t xml:space="preserve"> sont </w:t>
+      </w:r>
+      <w:r>
+        <w:rPr>
+          <w:rFonts w:asciiTheme="minorHAnsi" w:eastAsia="ArialMT" w:hAnsiTheme="minorHAnsi" w:cs="ArialMT"/>
+          <w:sz w:val="22"/>
+          <w:szCs w:val="22"/>
+        </w:rPr>
+        <w:t>différentes</w:t>
+      </w:r>
+      <w:r>
+        <w:rPr>
+          <w:rFonts w:asciiTheme="minorHAnsi" w:eastAsia="ArialMT" w:hAnsiTheme="minorHAnsi" w:cs="ArialMT"/>
+          <w:sz w:val="22"/>
+          <w:szCs w:val="22"/>
+        </w:rPr>
+        <w:t>.</w:t>
+      </w:r>
+    </w:p>
+    <w:p>
+      <w:pPr>
+        <w:autoSpaceDE w:val="0"/>
+        <w:ind w:left="567"/>
+        <w:jc w:val="both"/>
+        <w:rPr>
+          <w:rFonts w:asciiTheme="minorHAnsi" w:eastAsia="ArialMT" w:hAnsiTheme="minorHAnsi" w:cs="ArialMT"/>
+          <w:b/>
+          <w:bCs/>
+          <w:color w:val="0070C0"/>
+          <w:sz w:val="22"/>
+          <w:szCs w:val="22"/>
+        </w:rPr>
+      </w:pPr>
+      <w:r>
+        <w:rPr>
+          <w:rFonts w:asciiTheme="minorHAnsi" w:eastAsia="ArialMT" w:hAnsiTheme="minorHAnsi" w:cs="ArialMT"/>
+          <w:b/>
+          <w:bCs/>
+          <w:color w:val="0070C0"/>
+          <w:sz w:val="22"/>
+          <w:szCs w:val="22"/>
+        </w:rPr>
+        <w:t xml:space="preserve">Si à l’œil nu, on peut distinguer les substances dans le mélange, on dit qu’il est </w:t>
+      </w:r>
+      <w:r>
+        <w:rPr>
+          <w:rFonts w:asciiTheme="minorHAnsi" w:eastAsia="ArialMT" w:hAnsiTheme="minorHAnsi" w:cs="ArialMT"/>
           <w:b/>
           <w:bCs/>
           <w:i/>
           <w:iCs/>
           <w:color w:val="0070C0"/>
-          <w:u w:val="single"/>
+          <w:sz w:val="22"/>
+          <w:szCs w:val="22"/>
+        </w:rPr>
+        <w:t>hétérogène</w:t>
+      </w:r>
+      <w:r>
+        <w:rPr>
+          <w:rFonts w:asciiTheme="minorHAnsi" w:eastAsia="ArialMT" w:hAnsiTheme="minorHAnsi" w:cs="ArialMT"/>
+          <w:b/>
+          <w:bCs/>
+          <w:color w:val="0070C0"/>
+          <w:sz w:val="22"/>
+          <w:szCs w:val="22"/>
+        </w:rPr>
+        <w:t xml:space="preserve"> ; si on ne peut pas les distinguer à l’œil nu, on dit que le mélange est </w:t>
+      </w:r>
+      <w:r>
+        <w:rPr>
+          <w:rFonts w:asciiTheme="minorHAnsi" w:eastAsia="ArialMT" w:hAnsiTheme="minorHAnsi" w:cs="ArialMT"/>
+          <w:b/>
+          <w:bCs/>
+          <w:color w:val="0070C0"/>
+          <w:sz w:val="22"/>
+          <w:szCs w:val="22"/>
+        </w:rPr>
+        <w:t>………………………………</w:t>
+      </w:r>
+    </w:p>
+    <w:p>
+      <w:pPr>
+        <w:autoSpaceDE w:val="0"/>
+        <w:ind w:left="567"/>
+        <w:jc w:val="both"/>
+        <w:rPr>
+          <w:rFonts w:asciiTheme="minorHAnsi" w:eastAsia="ArialMT" w:hAnsiTheme="minorHAnsi" w:cs="ArialMT"/>
+          <w:color w:val="0070C0"/>
+          <w:sz w:val="22"/>
+          <w:szCs w:val="22"/>
+        </w:rPr>
+      </w:pPr>
+    </w:p>
+    <w:p>
+      <w:pPr>
+        <w:pStyle w:val="Paragraphedeliste"/>
+        <w:spacing w:after="0" w:line="240" w:lineRule="auto"/>
+        <w:ind w:left="567"/>
+        <w:jc w:val="both"/>
+      </w:pPr>
+      <w:r>
+        <w:rPr>
+          <w:b/>
+          <w:bCs/>
+          <w:color w:val="00B050"/>
+          <w:u w:val="single"/>
+        </w:rPr>
+        <w:t xml:space="preserve">ACTIVITE </w:t>
+      </w:r>
+      <w:r>
+        <w:rPr>
+          <w:b/>
+          <w:bCs/>
+          <w:color w:val="00B050"/>
+          <w:u w:val="single"/>
+        </w:rPr>
+        <w:t>5</w:t>
+      </w:r>
+      <w:r>
+        <w:rPr>
+          <w:b/>
+          <w:bCs/>
+          <w:color w:val="00B050"/>
+          <w:u w:val="single"/>
+        </w:rPr>
+        <w:t> :</w:t>
+      </w:r>
+      <w:r>
+        <w:rPr>
+          <w:color w:val="00B050"/>
         </w:rPr>
         <w:t xml:space="preserve"> </w:t>
       </w:r>
       <w:r>
+        <w:t>Identifier si les échantillons de matières présentés sont des corps purs ou des mélanges. Dans le cas d’un mélange préciser si c’est un mélange homogène ou hétérogène.</w:t>
+      </w:r>
+    </w:p>
+    <w:p>
+      <w:pPr>
+        <w:jc w:val="both"/>
+        <w:rPr>
+          <w:i/>
+        </w:rPr>
+      </w:pPr>
+    </w:p>
+    <w:p>
+      <w:pPr>
+        <w:autoSpaceDE w:val="0"/>
+        <w:ind w:left="567"/>
+        <w:jc w:val="both"/>
+        <w:rPr>
+          <w:rFonts w:asciiTheme="minorHAnsi" w:eastAsia="ArialMT" w:hAnsiTheme="minorHAnsi" w:cs="ArialMT"/>
+          <w:color w:val="000000"/>
+          <w:sz w:val="12"/>
+          <w:szCs w:val="12"/>
+        </w:rPr>
+      </w:pPr>
+    </w:p>
+    <w:p>
+      <w:pPr>
+        <w:ind w:left="567"/>
+        <w:jc w:val="both"/>
         <w:rPr>
           <w:rFonts w:asciiTheme="minorHAnsi" w:hAnsiTheme="minorHAnsi" w:cstheme="minorHAnsi"/>
           <w:b/>
@@ -2842,9 +4559,11 @@
           <w:szCs w:val="20"/>
           <w:u w:val="single"/>
         </w:rPr>
-        <w:t>ACTIVIT</w:t>
-      </w:r>
-      <w:r>
+      </w:pPr>
+    </w:p>
+    <w:p>
+      <w:pPr>
+        <w:jc w:val="both"/>
         <w:rPr>
           <w:rFonts w:asciiTheme="minorHAnsi" w:hAnsiTheme="minorHAnsi" w:cstheme="minorHAnsi"/>
           <w:b/>
@@ -2853,7 +4572,102 @@
           <w:szCs w:val="20"/>
           <w:u w:val="single"/>
         </w:rPr>
-        <w:t>É</w:t>
+      </w:pPr>
+      <w:r>
+        <w:rPr>
+          <w:rFonts w:asciiTheme="minorHAnsi" w:hAnsiTheme="minorHAnsi" w:cstheme="minorHAnsi"/>
+          <w:bCs/>
+          <w:color w:val="FF3366"/>
+          <w:sz w:val="28"/>
+        </w:rPr>
+        <w:t xml:space="preserve">     </w:t>
+      </w:r>
+      <w:r>
+        <w:rPr>
+          <w:rFonts w:asciiTheme="minorHAnsi" w:hAnsiTheme="minorHAnsi" w:cstheme="minorHAnsi"/>
+          <w:bCs/>
+          <w:color w:val="FF3366"/>
+          <w:sz w:val="28"/>
+        </w:rPr>
+        <w:fldChar w:fldCharType="begin"/>
+      </w:r>
+      <w:r>
+        <w:rPr>
+          <w:rFonts w:asciiTheme="minorHAnsi" w:hAnsiTheme="minorHAnsi" w:cstheme="minorHAnsi"/>
+          <w:bCs/>
+          <w:color w:val="FF3366"/>
+          <w:sz w:val="28"/>
+          <w:szCs w:val="28"/>
+        </w:rPr>
+        <w:instrText>EQ \o\ac(</w:instrText>
+      </w:r>
+      <w:r>
+        <w:rPr>
+          <w:rFonts w:ascii="Segoe UI Symbol" w:hAnsi="Segoe UI Symbol" w:cs="Segoe UI Symbol"/>
+          <w:bCs/>
+          <w:color w:val="FF3366"/>
+        </w:rPr>
+        <w:instrText>◯</w:instrText>
+      </w:r>
+      <w:r>
+        <w:rPr>
+          <w:rFonts w:asciiTheme="minorHAnsi" w:hAnsiTheme="minorHAnsi" w:cstheme="minorHAnsi"/>
+          <w:bCs/>
+          <w:color w:val="FF3366"/>
+          <w:sz w:val="28"/>
+          <w:szCs w:val="28"/>
+        </w:rPr>
+        <w:instrText>;</w:instrText>
+      </w:r>
+      <w:r>
+        <w:rPr>
+          <w:rFonts w:asciiTheme="minorHAnsi" w:hAnsiTheme="minorHAnsi" w:cs="Calibri (Corps)"/>
+          <w:b/>
+          <w:color w:val="FF3366"/>
+          <w:position w:val="4"/>
+          <w:sz w:val="15"/>
+          <w:szCs w:val="12"/>
+        </w:rPr>
+        <w:instrText>3.</w:instrText>
+      </w:r>
+      <w:r>
+        <w:rPr>
+          <w:rFonts w:asciiTheme="minorHAnsi" w:hAnsiTheme="minorHAnsi" w:cs="Calibri (Corps)"/>
+          <w:b/>
+          <w:color w:val="FF3366"/>
+          <w:position w:val="4"/>
+          <w:sz w:val="15"/>
+          <w:szCs w:val="12"/>
+        </w:rPr>
+        <w:instrText>2</w:instrText>
+      </w:r>
+      <w:r>
+        <w:rPr>
+          <w:rFonts w:asciiTheme="minorHAnsi" w:hAnsiTheme="minorHAnsi" w:cstheme="minorHAnsi"/>
+          <w:bCs/>
+          <w:color w:val="FF3366"/>
+          <w:sz w:val="28"/>
+          <w:szCs w:val="28"/>
+        </w:rPr>
+        <w:instrText>)</w:instrText>
+      </w:r>
+      <w:r>
+        <w:rPr>
+          <w:rFonts w:asciiTheme="minorHAnsi" w:hAnsiTheme="minorHAnsi" w:cstheme="minorHAnsi"/>
+          <w:bCs/>
+          <w:color w:val="FF3366"/>
+          <w:sz w:val="28"/>
+        </w:rPr>
+        <w:fldChar w:fldCharType="separate"/>
+      </w:r>
+      <w:r>
+        <w:rPr>
+          <w:rFonts w:asciiTheme="minorHAnsi" w:hAnsiTheme="minorHAnsi" w:cstheme="minorHAnsi"/>
+          <w:bCs/>
+          <w:color w:val="FF3366"/>
+          <w:sz w:val="28"/>
+        </w:rPr>
+        <w:fldChar w:fldCharType="end"/>
       </w:r>
       <w:r>
         <w:rPr>
@@ -2870,14 +4684,39 @@
         <w:rPr>
           <w:rFonts w:asciiTheme="minorHAnsi" w:hAnsiTheme="minorHAnsi" w:cstheme="minorHAnsi"/>
           <w:b/>
+          <w:color w:val="FF3366"/>
+          <w:szCs w:val="22"/>
+        </w:rPr>
+        <w:t>Température de changement d’état d’un mélange (activité documentaire)</w:t>
+      </w:r>
+      <w:r>
+        <w:rPr>
+          <w:rFonts w:asciiTheme="minorHAnsi" w:hAnsiTheme="minorHAnsi" w:cstheme="minorHAnsi"/>
+          <w:b/>
+          <w:color w:val="FF3366"/>
+          <w:szCs w:val="22"/>
+        </w:rPr>
+        <w:t xml:space="preserve"> </w:t>
+      </w:r>
+    </w:p>
+    <w:p>
+      <w:pPr>
+        <w:ind w:left="567"/>
+        <w:jc w:val="both"/>
+        <w:rPr>
+          <w:rFonts w:asciiTheme="minorHAnsi" w:hAnsiTheme="minorHAnsi" w:cstheme="minorHAnsi"/>
+          <w:b/>
           <w:color w:val="00B050"/>
           <w:sz w:val="22"/>
           <w:szCs w:val="20"/>
           <w:u w:val="single"/>
         </w:rPr>
-        <w:t>4</w:t>
-      </w:r>
-      <w:r>
+      </w:pPr>
+    </w:p>
+    <w:p>
+      <w:pPr>
+        <w:ind w:left="567"/>
+        <w:jc w:val="both"/>
         <w:rPr>
           <w:rFonts w:asciiTheme="minorHAnsi" w:hAnsiTheme="minorHAnsi" w:cstheme="minorHAnsi"/>
           <w:b/>
@@ -2886,125 +4725,448 @@
           <w:szCs w:val="20"/>
           <w:u w:val="single"/>
         </w:rPr>
-        <w:t> :</w:t>
-      </w:r>
-      <w:r>
+      </w:pPr>
+    </w:p>
+    <w:p>
+      <w:pPr>
+        <w:ind w:left="567"/>
+        <w:jc w:val="both"/>
         <w:rPr>
           <w:rFonts w:asciiTheme="minorHAnsi" w:hAnsiTheme="minorHAnsi" w:cstheme="minorHAnsi"/>
           <w:b/>
           <w:color w:val="00B050"/>
           <w:sz w:val="22"/>
           <w:szCs w:val="20"/>
+          <w:u w:val="single"/>
+        </w:rPr>
+      </w:pPr>
+    </w:p>
+    <w:p>
+      <w:pPr>
+        <w:ind w:left="567"/>
+        <w:jc w:val="both"/>
+        <w:rPr>
+          <w:rFonts w:asciiTheme="minorHAnsi" w:hAnsiTheme="minorHAnsi" w:cstheme="minorHAnsi"/>
+          <w:b/>
+          <w:color w:val="00B050"/>
+          <w:sz w:val="22"/>
+          <w:szCs w:val="20"/>
+          <w:u w:val="single"/>
+        </w:rPr>
+      </w:pPr>
+    </w:p>
+    <w:p>
+      <w:pPr>
+        <w:ind w:left="567"/>
+        <w:jc w:val="both"/>
+        <w:rPr>
+          <w:rFonts w:asciiTheme="minorHAnsi" w:hAnsiTheme="minorHAnsi" w:cstheme="minorHAnsi"/>
+          <w:b/>
+          <w:color w:val="00B050"/>
+          <w:sz w:val="22"/>
+          <w:szCs w:val="20"/>
+          <w:u w:val="single"/>
+        </w:rPr>
+      </w:pPr>
+    </w:p>
+    <w:p>
+      <w:pPr>
+        <w:ind w:left="567"/>
+        <w:jc w:val="both"/>
+        <w:rPr>
+          <w:rFonts w:asciiTheme="minorHAnsi" w:hAnsiTheme="minorHAnsi" w:cstheme="minorHAnsi"/>
+          <w:b/>
+          <w:color w:val="00B050"/>
+          <w:sz w:val="22"/>
+          <w:szCs w:val="20"/>
+          <w:u w:val="single"/>
+        </w:rPr>
+      </w:pPr>
+    </w:p>
+    <w:p>
+      <w:pPr>
+        <w:ind w:left="567"/>
+        <w:jc w:val="both"/>
+        <w:rPr>
+          <w:rFonts w:asciiTheme="minorHAnsi" w:hAnsiTheme="minorHAnsi" w:cstheme="minorHAnsi"/>
+          <w:b/>
+          <w:color w:val="00B050"/>
+          <w:sz w:val="22"/>
+          <w:szCs w:val="20"/>
+          <w:u w:val="single"/>
+        </w:rPr>
+      </w:pPr>
+    </w:p>
+    <w:p>
+      <w:pPr>
+        <w:ind w:left="567"/>
+        <w:jc w:val="both"/>
+        <w:rPr>
+          <w:rFonts w:asciiTheme="minorHAnsi" w:hAnsiTheme="minorHAnsi" w:cstheme="minorHAnsi"/>
+          <w:b/>
+          <w:color w:val="00B050"/>
+          <w:sz w:val="22"/>
+          <w:szCs w:val="20"/>
+          <w:u w:val="single"/>
+        </w:rPr>
+      </w:pPr>
+    </w:p>
+    <w:p>
+      <w:pPr>
+        <w:ind w:left="567"/>
+        <w:jc w:val="both"/>
+        <w:rPr>
+          <w:rFonts w:asciiTheme="minorHAnsi" w:hAnsiTheme="minorHAnsi" w:cstheme="minorHAnsi"/>
+          <w:b/>
+          <w:color w:val="00B050"/>
+          <w:sz w:val="22"/>
+          <w:szCs w:val="20"/>
+          <w:u w:val="single"/>
+        </w:rPr>
+      </w:pPr>
+    </w:p>
+    <w:p>
+      <w:pPr>
+        <w:ind w:left="567"/>
+        <w:jc w:val="both"/>
+        <w:rPr>
+          <w:rFonts w:asciiTheme="minorHAnsi" w:hAnsiTheme="minorHAnsi" w:cstheme="minorHAnsi"/>
+          <w:b/>
+          <w:color w:val="00B050"/>
+          <w:sz w:val="22"/>
+          <w:szCs w:val="20"/>
+          <w:u w:val="single"/>
+        </w:rPr>
+      </w:pPr>
+    </w:p>
+    <w:p>
+      <w:pPr>
+        <w:ind w:left="567"/>
+        <w:jc w:val="both"/>
+        <w:rPr>
+          <w:rFonts w:asciiTheme="minorHAnsi" w:hAnsiTheme="minorHAnsi" w:cstheme="minorHAnsi"/>
+          <w:b/>
+          <w:color w:val="00B050"/>
+          <w:sz w:val="22"/>
+          <w:szCs w:val="20"/>
+          <w:u w:val="single"/>
+        </w:rPr>
+      </w:pPr>
+    </w:p>
+    <w:p>
+      <w:pPr>
+        <w:ind w:left="567"/>
+        <w:jc w:val="both"/>
+        <w:rPr>
+          <w:rFonts w:asciiTheme="minorHAnsi" w:hAnsiTheme="minorHAnsi" w:cstheme="minorHAnsi"/>
+          <w:b/>
+          <w:color w:val="00B050"/>
+          <w:sz w:val="22"/>
+          <w:szCs w:val="20"/>
+          <w:u w:val="single"/>
+        </w:rPr>
+      </w:pPr>
+    </w:p>
+    <w:p>
+      <w:pPr>
+        <w:ind w:left="567"/>
+        <w:jc w:val="both"/>
+        <w:rPr>
+          <w:rFonts w:asciiTheme="minorHAnsi" w:hAnsiTheme="minorHAnsi" w:cstheme="minorHAnsi"/>
+          <w:b/>
+          <w:color w:val="00B050"/>
+          <w:sz w:val="22"/>
+          <w:szCs w:val="20"/>
+          <w:u w:val="single"/>
+        </w:rPr>
+      </w:pPr>
+    </w:p>
+    <w:p>
+      <w:pPr>
+        <w:ind w:left="567"/>
+        <w:jc w:val="both"/>
+        <w:rPr>
+          <w:rFonts w:asciiTheme="minorHAnsi" w:hAnsiTheme="minorHAnsi" w:cstheme="minorHAnsi"/>
+          <w:b/>
+          <w:color w:val="00B050"/>
+          <w:sz w:val="22"/>
+          <w:szCs w:val="20"/>
+          <w:u w:val="single"/>
+        </w:rPr>
+      </w:pPr>
+    </w:p>
+    <w:p>
+      <w:pPr>
+        <w:ind w:left="567"/>
+        <w:jc w:val="both"/>
+        <w:rPr>
+          <w:rFonts w:asciiTheme="minorHAnsi" w:hAnsiTheme="minorHAnsi" w:cstheme="minorHAnsi"/>
+          <w:b/>
+          <w:color w:val="00B050"/>
+          <w:sz w:val="22"/>
+          <w:szCs w:val="20"/>
+          <w:u w:val="single"/>
+        </w:rPr>
+      </w:pPr>
+    </w:p>
+    <w:p>
+      <w:pPr>
+        <w:ind w:left="567"/>
+        <w:jc w:val="both"/>
+        <w:rPr>
+          <w:rFonts w:asciiTheme="minorHAnsi" w:hAnsiTheme="minorHAnsi" w:cstheme="minorHAnsi"/>
+          <w:b/>
+          <w:color w:val="00B050"/>
+          <w:sz w:val="22"/>
+          <w:szCs w:val="20"/>
+          <w:u w:val="single"/>
+        </w:rPr>
+      </w:pPr>
+    </w:p>
+    <w:p>
+      <w:pPr>
+        <w:ind w:left="567"/>
+        <w:jc w:val="both"/>
+        <w:rPr>
+          <w:rFonts w:asciiTheme="minorHAnsi" w:hAnsiTheme="minorHAnsi" w:cstheme="minorHAnsi"/>
+          <w:b/>
+          <w:color w:val="00B050"/>
+          <w:sz w:val="22"/>
+          <w:szCs w:val="20"/>
+          <w:u w:val="single"/>
+        </w:rPr>
+      </w:pPr>
+    </w:p>
+    <w:p>
+      <w:pPr>
+        <w:ind w:left="567"/>
+        <w:jc w:val="both"/>
+        <w:rPr>
+          <w:rFonts w:asciiTheme="minorHAnsi" w:hAnsiTheme="minorHAnsi" w:cstheme="minorHAnsi"/>
+          <w:b/>
+          <w:color w:val="00B050"/>
+          <w:sz w:val="22"/>
+          <w:szCs w:val="20"/>
+          <w:u w:val="single"/>
+        </w:rPr>
+      </w:pPr>
+    </w:p>
+    <w:p>
+      <w:pPr>
+        <w:ind w:left="567"/>
+        <w:jc w:val="both"/>
+        <w:rPr>
+          <w:rFonts w:asciiTheme="minorHAnsi" w:hAnsiTheme="minorHAnsi" w:cstheme="minorHAnsi"/>
+          <w:b/>
+          <w:color w:val="00B050"/>
+          <w:sz w:val="22"/>
+          <w:szCs w:val="20"/>
+          <w:u w:val="single"/>
+        </w:rPr>
+      </w:pPr>
+    </w:p>
+    <w:p>
+      <w:pPr>
+        <w:ind w:left="567"/>
+        <w:jc w:val="both"/>
+        <w:rPr>
+          <w:rFonts w:asciiTheme="minorHAnsi" w:hAnsiTheme="minorHAnsi" w:cstheme="minorHAnsi"/>
+          <w:b/>
+          <w:color w:val="00B050"/>
+          <w:sz w:val="22"/>
+          <w:szCs w:val="20"/>
+          <w:u w:val="single"/>
+        </w:rPr>
+      </w:pPr>
+    </w:p>
+    <w:p>
+      <w:pPr>
+        <w:ind w:left="567"/>
+        <w:jc w:val="both"/>
+        <w:rPr>
+          <w:rFonts w:asciiTheme="minorHAnsi" w:hAnsiTheme="minorHAnsi" w:cstheme="minorHAnsi"/>
+          <w:b/>
+          <w:color w:val="00B050"/>
+          <w:sz w:val="22"/>
+          <w:szCs w:val="20"/>
+          <w:u w:val="single"/>
+        </w:rPr>
+      </w:pPr>
+    </w:p>
+    <w:p>
+      <w:pPr>
+        <w:ind w:left="567"/>
+        <w:jc w:val="both"/>
+        <w:rPr>
+          <w:rFonts w:asciiTheme="minorHAnsi" w:hAnsiTheme="minorHAnsi" w:cstheme="minorHAnsi"/>
+          <w:b/>
+          <w:color w:val="00B050"/>
+          <w:sz w:val="22"/>
+          <w:szCs w:val="20"/>
+          <w:u w:val="single"/>
+        </w:rPr>
+      </w:pPr>
+    </w:p>
+    <w:p>
+      <w:pPr>
+        <w:ind w:left="567"/>
+        <w:jc w:val="both"/>
+        <w:rPr>
+          <w:rFonts w:asciiTheme="minorHAnsi" w:hAnsiTheme="minorHAnsi" w:cstheme="minorHAnsi"/>
+          <w:b/>
+          <w:color w:val="00B050"/>
+          <w:sz w:val="22"/>
+          <w:szCs w:val="20"/>
+          <w:u w:val="single"/>
+        </w:rPr>
+      </w:pPr>
+    </w:p>
+    <w:p>
+      <w:pPr>
+        <w:ind w:left="567"/>
+        <w:jc w:val="both"/>
+        <w:rPr>
+          <w:rFonts w:asciiTheme="minorHAnsi" w:hAnsiTheme="minorHAnsi" w:cstheme="minorHAnsi"/>
+          <w:b/>
+          <w:color w:val="00B050"/>
+          <w:sz w:val="22"/>
+          <w:szCs w:val="20"/>
+          <w:u w:val="single"/>
+        </w:rPr>
+      </w:pPr>
+    </w:p>
+    <w:p>
+      <w:pPr>
+        <w:ind w:left="567"/>
+        <w:jc w:val="both"/>
+        <w:rPr>
+          <w:rFonts w:asciiTheme="minorHAnsi" w:hAnsiTheme="minorHAnsi" w:cstheme="minorHAnsi"/>
+          <w:b/>
+          <w:color w:val="00B050"/>
+          <w:sz w:val="22"/>
+          <w:szCs w:val="20"/>
+          <w:u w:val="single"/>
+        </w:rPr>
+      </w:pPr>
+    </w:p>
+    <w:p>
+      <w:pPr>
+        <w:ind w:left="567"/>
+        <w:jc w:val="both"/>
+        <w:rPr>
+          <w:rFonts w:asciiTheme="minorHAnsi" w:hAnsiTheme="minorHAnsi" w:cstheme="minorHAnsi"/>
+          <w:b/>
+          <w:color w:val="00B050"/>
+          <w:sz w:val="22"/>
+          <w:szCs w:val="20"/>
+          <w:u w:val="single"/>
+        </w:rPr>
+      </w:pPr>
+    </w:p>
+    <w:p>
+      <w:pPr>
+        <w:ind w:left="567"/>
+        <w:jc w:val="both"/>
+        <w:rPr>
+          <w:rFonts w:asciiTheme="minorHAnsi" w:hAnsiTheme="minorHAnsi" w:cstheme="minorHAnsi"/>
+          <w:b/>
+          <w:color w:val="00B050"/>
+          <w:sz w:val="22"/>
+          <w:szCs w:val="20"/>
+          <w:u w:val="single"/>
+        </w:rPr>
+      </w:pPr>
+    </w:p>
+    <w:p>
+      <w:pPr>
+        <w:ind w:left="567"/>
+        <w:jc w:val="both"/>
+        <w:rPr>
+          <w:rFonts w:asciiTheme="minorHAnsi" w:hAnsiTheme="minorHAnsi" w:cstheme="minorHAnsi"/>
+          <w:b/>
+          <w:color w:val="00B050"/>
+          <w:sz w:val="22"/>
+          <w:szCs w:val="20"/>
+          <w:u w:val="single"/>
+        </w:rPr>
+      </w:pPr>
+    </w:p>
+    <w:p>
+      <w:pPr>
+        <w:ind w:left="567"/>
+        <w:jc w:val="both"/>
+        <w:rPr>
+          <w:rFonts w:asciiTheme="minorHAnsi" w:hAnsiTheme="minorHAnsi" w:cstheme="minorHAnsi"/>
+          <w:b/>
+          <w:color w:val="00B050"/>
+          <w:sz w:val="22"/>
+          <w:szCs w:val="20"/>
+          <w:u w:val="single"/>
+        </w:rPr>
+      </w:pPr>
+    </w:p>
+    <w:p>
+      <w:pPr>
+        <w:ind w:left="567"/>
+        <w:jc w:val="both"/>
+        <w:rPr>
+          <w:rFonts w:asciiTheme="minorHAnsi" w:hAnsiTheme="minorHAnsi" w:cstheme="minorHAnsi"/>
+          <w:b/>
+          <w:color w:val="00B050"/>
+          <w:sz w:val="22"/>
+          <w:szCs w:val="20"/>
+          <w:u w:val="single"/>
+        </w:rPr>
+      </w:pPr>
+    </w:p>
+    <w:p>
+      <w:pPr>
+        <w:ind w:left="567"/>
+        <w:jc w:val="both"/>
+        <w:rPr>
+          <w:rFonts w:asciiTheme="minorHAnsi" w:hAnsiTheme="minorHAnsi" w:cstheme="minorHAnsi"/>
+          <w:b/>
+          <w:color w:val="00B050"/>
+          <w:sz w:val="22"/>
+          <w:szCs w:val="20"/>
+          <w:u w:val="single"/>
+        </w:rPr>
+      </w:pPr>
+    </w:p>
+    <w:p>
+      <w:pPr>
+        <w:ind w:left="567"/>
+        <w:jc w:val="both"/>
+        <w:rPr>
+          <w:rFonts w:asciiTheme="minorHAnsi" w:hAnsiTheme="minorHAnsi" w:cstheme="minorHAnsi"/>
+          <w:b/>
+          <w:color w:val="00B050"/>
+          <w:sz w:val="22"/>
+          <w:szCs w:val="20"/>
+          <w:u w:val="single"/>
+        </w:rPr>
+      </w:pPr>
+    </w:p>
+    <w:p>
+      <w:pPr>
+        <w:ind w:left="567"/>
+        <w:jc w:val="both"/>
+        <w:rPr>
+          <w:rFonts w:asciiTheme="minorHAnsi" w:hAnsiTheme="minorHAnsi" w:cstheme="minorHAnsi"/>
+          <w:sz w:val="22"/>
+          <w:szCs w:val="22"/>
+        </w:rPr>
+      </w:pPr>
+      <w:r>
+        <w:rPr>
+          <w:rFonts w:asciiTheme="minorHAnsi" w:hAnsiTheme="minorHAnsi" w:cstheme="minorHAnsi"/>
+          <w:b/>
+          <w:color w:val="00B050"/>
+          <w:sz w:val="22"/>
+          <w:szCs w:val="20"/>
+          <w:u w:val="single"/>
         </w:rPr>
         <w:t xml:space="preserve"> </w:t>
-      </w:r>
-      <w:r>
-        <w:rPr>
-          <w:rFonts w:asciiTheme="minorHAnsi" w:hAnsiTheme="minorHAnsi" w:cstheme="minorHAnsi"/>
-          <w:sz w:val="22"/>
-          <w:szCs w:val="22"/>
-        </w:rPr>
-        <w:t>On étudie la fusion de la glace. Indiquer ce qu’affiche la balance.</w:t>
-      </w:r>
-    </w:p>
-    <w:p>
-      <w:pPr>
-        <w:spacing w:line="276" w:lineRule="auto"/>
-        <w:ind w:left="567"/>
-        <w:jc w:val="both"/>
-        <w:rPr>
-          <w:rFonts w:asciiTheme="minorHAnsi" w:hAnsiTheme="minorHAnsi" w:cstheme="minorHAnsi"/>
-          <w:sz w:val="22"/>
-          <w:szCs w:val="22"/>
-        </w:rPr>
-      </w:pPr>
-      <w:r>
-        <w:rPr>
-          <w:rFonts w:asciiTheme="minorHAnsi" w:hAnsiTheme="minorHAnsi" w:cstheme="minorHAnsi"/>
-          <w:sz w:val="22"/>
-          <w:szCs w:val="22"/>
-        </w:rPr>
-        <w:t>………………</w:t>
-      </w:r>
-      <w:r>
-        <w:rPr>
-          <w:rFonts w:asciiTheme="minorHAnsi" w:hAnsiTheme="minorHAnsi" w:cstheme="minorHAnsi"/>
-          <w:sz w:val="22"/>
-          <w:szCs w:val="22"/>
-        </w:rPr>
-        <w:t>…….</w:t>
-      </w:r>
-      <w:r>
-        <w:rPr>
-          <w:rFonts w:asciiTheme="minorHAnsi" w:hAnsiTheme="minorHAnsi" w:cstheme="minorHAnsi"/>
-          <w:sz w:val="22"/>
-          <w:szCs w:val="22"/>
-        </w:rPr>
-        <w:t>………</w:t>
-      </w:r>
-      <w:r>
-        <w:rPr>
-          <w:rFonts w:asciiTheme="minorHAnsi" w:hAnsiTheme="minorHAnsi" w:cstheme="minorHAnsi"/>
-          <w:sz w:val="22"/>
-          <w:szCs w:val="22"/>
-        </w:rPr>
-        <w:t>…………………………..</w:t>
-      </w:r>
-      <w:r>
-        <w:rPr>
-          <w:rFonts w:asciiTheme="minorHAnsi" w:hAnsiTheme="minorHAnsi" w:cstheme="minorHAnsi"/>
-          <w:sz w:val="22"/>
-          <w:szCs w:val="22"/>
-        </w:rPr>
-        <w:t>………………………</w:t>
-      </w:r>
-      <w:r>
-        <w:rPr>
-          <w:rFonts w:asciiTheme="minorHAnsi" w:hAnsiTheme="minorHAnsi" w:cstheme="minorHAnsi"/>
-          <w:sz w:val="22"/>
-          <w:szCs w:val="22"/>
-        </w:rPr>
-        <w:t>……….</w:t>
-      </w:r>
-    </w:p>
-    <w:p>
-      <w:pPr>
-        <w:spacing w:line="276" w:lineRule="auto"/>
-        <w:ind w:left="567"/>
-        <w:jc w:val="both"/>
-        <w:rPr>
-          <w:rFonts w:asciiTheme="minorHAnsi" w:hAnsiTheme="minorHAnsi" w:cstheme="minorHAnsi"/>
-          <w:sz w:val="22"/>
-          <w:szCs w:val="22"/>
-        </w:rPr>
-      </w:pPr>
-      <w:r>
-        <w:rPr>
-          <w:rFonts w:asciiTheme="minorHAnsi" w:hAnsiTheme="minorHAnsi" w:cstheme="minorHAnsi"/>
-          <w:sz w:val="22"/>
-          <w:szCs w:val="22"/>
-        </w:rPr>
-        <w:t>………………………………………………………………………………………….</w:t>
-      </w:r>
-    </w:p>
-    <w:p>
-      <w:pPr>
-        <w:spacing w:line="276" w:lineRule="auto"/>
-        <w:ind w:left="567"/>
-        <w:jc w:val="both"/>
-        <w:rPr>
-          <w:rFonts w:asciiTheme="minorHAnsi" w:hAnsiTheme="minorHAnsi" w:cstheme="minorHAnsi"/>
-          <w:sz w:val="22"/>
-          <w:szCs w:val="22"/>
-        </w:rPr>
-      </w:pPr>
-      <w:r>
-        <w:rPr>
-          <w:rFonts w:asciiTheme="minorHAnsi" w:hAnsiTheme="minorHAnsi" w:cstheme="minorHAnsi"/>
-          <w:sz w:val="22"/>
-          <w:szCs w:val="22"/>
-        </w:rPr>
-        <w:t>………………………………………………………………………………………….</w:t>
       </w:r>
     </w:p>
     <w:p>
@@ -3057,7 +5219,19 @@
               <w:rPr>
                 <w:rFonts w:ascii="Aptos" w:hAnsi="Aptos"/>
               </w:rPr>
-              <w:t>La masse se conserve-t-elle lors de la fusion ?</w:t>
+              <w:t xml:space="preserve">La masse se conserve-t-elle lors de la fusion </w:t>
+            </w:r>
+            <w:r>
+              <w:rPr>
+                <w:rFonts w:ascii="Aptos" w:hAnsi="Aptos"/>
+              </w:rPr>
+              <w:t xml:space="preserve">de l’eau </w:t>
+            </w:r>
+            <w:r>
+              <w:rPr>
+                <w:rFonts w:ascii="Aptos" w:hAnsi="Aptos"/>
+              </w:rPr>
+              <w:t>?</w:t>
             </w:r>
           </w:p>
         </w:tc>
@@ -3065,16 +5239,6 @@
     </w:tbl>
     <w:p>
       <w:pPr>
-        <w:jc w:val="both"/>
-        <w:rPr>
-          <w:rFonts w:asciiTheme="minorHAnsi" w:hAnsiTheme="minorHAnsi" w:cstheme="minorHAnsi"/>
-          <w:sz w:val="28"/>
-          <w:szCs w:val="28"/>
-        </w:rPr>
-      </w:pPr>
-    </w:p>
-    <w:p>
-      <w:pPr>
         <w:spacing w:line="276" w:lineRule="auto"/>
         <w:rPr>
           <w:rFonts w:asciiTheme="minorHAnsi" w:hAnsiTheme="minorHAnsi" w:cstheme="minorHAnsi"/>
@@ -3088,48 +5252,6 @@
           <w:u w:val="single"/>
         </w:rPr>
       </w:pPr>
-      <w:r>
-        <w:rPr>
-          <w:rFonts w:asciiTheme="minorHAnsi" w:hAnsiTheme="minorHAnsi" w:cstheme="minorHAnsi"/>
-          <w:b/>
-          <w:bCs/>
-          <w:i/>
-          <w:iCs/>
-          <w:color w:val="0070C0"/>
-          <w:sz w:val="22"/>
-          <w:szCs w:val="22"/>
-          <w:u w:val="single"/>
-        </w:rPr>
-        <w:t xml:space="preserve">Travail </w:t>
-      </w:r>
-      <w:r>
-        <w:rPr>
-          <w:rFonts w:asciiTheme="minorHAnsi" w:hAnsiTheme="minorHAnsi" w:cstheme="minorHAnsi"/>
-          <w:b/>
-          <w:bCs/>
-          <w:i/>
-          <w:iCs/>
-          <w:color w:val="0070C0"/>
-          <w:sz w:val="22"/>
-          <w:szCs w:val="22"/>
-          <w:u w:val="single"/>
-        </w:rPr>
-        <w:t>pratique</w:t>
-      </w:r>
-      <w:r>
-        <w:rPr>
-          <w:rFonts w:asciiTheme="minorHAnsi" w:hAnsiTheme="minorHAnsi" w:cstheme="minorHAnsi"/>
-          <w:b/>
-          <w:bCs/>
-          <w:i/>
-          <w:iCs/>
-          <w:color w:val="0070C0"/>
-          <w:sz w:val="22"/>
-          <w:szCs w:val="22"/>
-          <w:u w:val="single"/>
-        </w:rPr>
-        <w:t xml:space="preserve"> en groupe :</w:t>
-      </w:r>
     </w:p>
     <w:p>
       <w:pPr>
@@ -3154,7 +5276,6 @@
           <w:ilvl w:val="0"/>
           <w:numId w:val="2"/>
         </w:numPr>
-        <w:spacing w:before="100" w:beforeAutospacing="1"/>
         <w:jc w:val="both"/>
         <w:rPr>
           <w:rFonts w:asciiTheme="minorHAnsi" w:hAnsiTheme="minorHAnsi" w:cstheme="minorHAnsi"/>
@@ -3168,65 +5289,162 @@
           <w:sz w:val="24"/>
           <w:szCs w:val="24"/>
         </w:rPr>
-        <w:t>Avec ton groupe, choisis un des trois sujets d'étude ci-dessous, puis identifie les grandeurs que tu vas mesurer.</w:t>
-      </w:r>
-    </w:p>
-    <w:p>
-      <w:pPr>
+        <w:t>Propose un protocole</w:t>
+      </w:r>
+      <w:r>
+        <w:rPr>
+          <w:rFonts w:asciiTheme="minorHAnsi" w:hAnsiTheme="minorHAnsi" w:cstheme="minorHAnsi"/>
+          <w:sz w:val="24"/>
+          <w:szCs w:val="24"/>
+        </w:rPr>
+        <w:t xml:space="preserve"> expérimental</w:t>
+      </w:r>
+      <w:r>
+        <w:rPr>
+          <w:rFonts w:asciiTheme="minorHAnsi" w:hAnsiTheme="minorHAnsi" w:cstheme="minorHAnsi"/>
+          <w:sz w:val="24"/>
+          <w:szCs w:val="24"/>
+        </w:rPr>
+        <w:t xml:space="preserve"> permettant de répondre à la question </w:t>
+      </w:r>
+      <w:r>
+        <w:rPr>
+          <w:rFonts w:asciiTheme="minorHAnsi" w:hAnsiTheme="minorHAnsi" w:cstheme="minorHAnsi"/>
+          <w:sz w:val="24"/>
+          <w:szCs w:val="24"/>
+        </w:rPr>
+        <w:t>posée</w:t>
+      </w:r>
+      <w:r>
+        <w:rPr>
+          <w:rFonts w:asciiTheme="minorHAnsi" w:hAnsiTheme="minorHAnsi" w:cstheme="minorHAnsi"/>
+          <w:sz w:val="24"/>
+          <w:szCs w:val="24"/>
+        </w:rPr>
+        <w:t>.</w:t>
+      </w:r>
+    </w:p>
+    <w:p>
+      <w:pPr>
+        <w:pStyle w:val="Paragraphedeliste"/>
+        <w:jc w:val="both"/>
+        <w:rPr>
+          <w:rFonts w:asciiTheme="minorHAnsi" w:hAnsiTheme="minorHAnsi" w:cstheme="minorHAnsi"/>
+          <w:sz w:val="11"/>
+          <w:szCs w:val="11"/>
+        </w:rPr>
+      </w:pPr>
+    </w:p>
+    <w:p>
+      <w:pPr>
+        <w:pStyle w:val="Paragraphedeliste"/>
         <w:numPr>
           <w:ilvl w:val="0"/>
-          <w:numId w:val="1"/>
+          <w:numId w:val="3"/>
         </w:numPr>
-        <w:spacing w:before="100" w:beforeAutospacing="1" w:after="100" w:afterAutospacing="1" w:line="276" w:lineRule="auto"/>
-        <w:jc w:val="both"/>
-        <w:rPr>
-          <w:rFonts w:asciiTheme="minorHAnsi" w:hAnsiTheme="minorHAnsi" w:cstheme="minorHAnsi"/>
-        </w:rPr>
-      </w:pPr>
-      <w:r>
-        <w:rPr>
-          <w:rFonts w:asciiTheme="minorHAnsi" w:hAnsiTheme="minorHAnsi" w:cstheme="minorHAnsi"/>
-        </w:rPr>
-        <w:t>Sujet A — La masse de l'eau change-t-elle quand on la chauffe ou qu'on la refroidit ?</w:t>
-      </w:r>
-    </w:p>
-    <w:p>
-      <w:pPr>
+        <w:jc w:val="both"/>
+        <w:rPr>
+          <w:rFonts w:asciiTheme="minorHAnsi" w:hAnsiTheme="minorHAnsi" w:cstheme="minorHAnsi"/>
+          <w:sz w:val="24"/>
+          <w:szCs w:val="24"/>
+        </w:rPr>
+      </w:pPr>
+      <w:r>
+        <w:rPr>
+          <w:rFonts w:asciiTheme="minorHAnsi" w:hAnsiTheme="minorHAnsi" w:cstheme="minorHAnsi"/>
+          <w:sz w:val="24"/>
+          <w:szCs w:val="24"/>
+        </w:rPr>
+        <w:t>Commence par réfléchir à l’expérience que tu aimerais réaliser et à la grandeur que tu aimerais mesurer.</w:t>
+      </w:r>
+    </w:p>
+    <w:p>
+      <w:pPr>
+        <w:pStyle w:val="Paragraphedeliste"/>
         <w:numPr>
           <w:ilvl w:val="0"/>
-          <w:numId w:val="1"/>
+          <w:numId w:val="3"/>
         </w:numPr>
-        <w:spacing w:before="100" w:beforeAutospacing="1" w:after="100" w:afterAutospacing="1" w:line="276" w:lineRule="auto"/>
-        <w:jc w:val="both"/>
-        <w:rPr>
-          <w:rFonts w:asciiTheme="minorHAnsi" w:hAnsiTheme="minorHAnsi" w:cstheme="minorHAnsi"/>
-        </w:rPr>
-      </w:pPr>
-      <w:r>
-        <w:rPr>
-          <w:rFonts w:asciiTheme="minorHAnsi" w:hAnsiTheme="minorHAnsi" w:cstheme="minorHAnsi"/>
-        </w:rPr>
-        <w:t>Sujet B — Le volume de l'eau change-t-il quand on la chauffe ou qu'on la refroidit ?</w:t>
-      </w:r>
-    </w:p>
-    <w:p>
-      <w:pPr>
+        <w:jc w:val="both"/>
+        <w:rPr>
+          <w:rFonts w:asciiTheme="minorHAnsi" w:hAnsiTheme="minorHAnsi" w:cstheme="minorHAnsi"/>
+          <w:sz w:val="24"/>
+          <w:szCs w:val="24"/>
+        </w:rPr>
+      </w:pPr>
+      <w:r>
+        <w:rPr>
+          <w:rFonts w:asciiTheme="minorHAnsi" w:hAnsiTheme="minorHAnsi" w:cstheme="minorHAnsi"/>
+          <w:sz w:val="24"/>
+          <w:szCs w:val="24"/>
+        </w:rPr>
+        <w:t>Cela fait, identifie le matériel dont tu as besoin et soumet ta liste au professeur pour validation.</w:t>
+      </w:r>
+    </w:p>
+    <w:p>
+      <w:pPr>
+        <w:pStyle w:val="Paragraphedeliste"/>
         <w:numPr>
           <w:ilvl w:val="0"/>
-          <w:numId w:val="1"/>
+          <w:numId w:val="3"/>
         </w:numPr>
-        <w:spacing w:before="100" w:beforeAutospacing="1" w:after="100" w:afterAutospacing="1" w:line="276" w:lineRule="auto"/>
-        <w:jc w:val="both"/>
-        <w:rPr>
-          <w:rFonts w:asciiTheme="minorHAnsi" w:hAnsiTheme="minorHAnsi" w:cstheme="minorHAnsi"/>
-        </w:rPr>
-      </w:pPr>
-      <w:r>
-        <w:rPr>
-          <w:rFonts w:asciiTheme="minorHAnsi" w:hAnsiTheme="minorHAnsi" w:cstheme="minorHAnsi"/>
-        </w:rPr>
-        <w:t>Sujet C — La masse de l'eau change-t-elle lorsqu'elle passe de l'état solide à l'état liquide ?</w:t>
-      </w:r>
+        <w:jc w:val="both"/>
+        <w:rPr>
+          <w:rFonts w:asciiTheme="minorHAnsi" w:hAnsiTheme="minorHAnsi" w:cstheme="minorHAnsi"/>
+          <w:sz w:val="24"/>
+          <w:szCs w:val="24"/>
+        </w:rPr>
+      </w:pPr>
+      <w:r>
+        <w:rPr>
+          <w:rFonts w:asciiTheme="minorHAnsi" w:hAnsiTheme="minorHAnsi" w:cstheme="minorHAnsi"/>
+          <w:sz w:val="24"/>
+          <w:szCs w:val="24"/>
+        </w:rPr>
+        <w:t xml:space="preserve">Maintenant, identifie les étapes à suivre et indique-les sur ton cahier en les numérotant. </w:t>
+      </w:r>
+    </w:p>
+    <w:p>
+      <w:pPr>
+        <w:pStyle w:val="Paragraphedeliste"/>
+        <w:numPr>
+          <w:ilvl w:val="0"/>
+          <w:numId w:val="3"/>
+        </w:numPr>
+        <w:jc w:val="both"/>
+        <w:rPr>
+          <w:rFonts w:asciiTheme="minorHAnsi" w:hAnsiTheme="minorHAnsi" w:cstheme="minorHAnsi"/>
+          <w:sz w:val="24"/>
+          <w:szCs w:val="24"/>
+        </w:rPr>
+      </w:pPr>
+      <w:r>
+        <w:rPr>
+          <w:rFonts w:asciiTheme="minorHAnsi" w:hAnsiTheme="minorHAnsi" w:cstheme="minorHAnsi"/>
+          <w:sz w:val="24"/>
+          <w:szCs w:val="24"/>
+        </w:rPr>
+        <w:t>Fais valider ton protocole par le professeur avant de commencer les manipulations</w:t>
+      </w:r>
+      <w:r>
+        <w:rPr>
+          <w:rFonts w:asciiTheme="minorHAnsi" w:hAnsiTheme="minorHAnsi" w:cstheme="minorHAnsi"/>
+          <w:sz w:val="24"/>
+          <w:szCs w:val="24"/>
+        </w:rPr>
+        <w:t>.</w:t>
+      </w:r>
+    </w:p>
+    <w:p>
+      <w:pPr>
+        <w:pStyle w:val="Paragraphedeliste"/>
+        <w:jc w:val="both"/>
+        <w:rPr>
+          <w:rFonts w:asciiTheme="minorHAnsi" w:hAnsiTheme="minorHAnsi" w:cstheme="minorHAnsi"/>
+          <w:sz w:val="24"/>
+          <w:szCs w:val="24"/>
+        </w:rPr>
+      </w:pPr>
     </w:p>
     <w:p>
       <w:pPr>
@@ -3248,7 +5466,15 @@
           <w:sz w:val="24"/>
           <w:szCs w:val="24"/>
         </w:rPr>
-        <w:t>Propose un protocole permettant de répondre à la question de ton sujet. Indique le matériel dont tu as besoin, les étapes à suivre dans l'ordre et les mesures que tu vas relever. Fais valider ton protocole par le professeur avant de commencer les manipulations.</w:t>
+        <w:t xml:space="preserve">Construis un tableau pour noter tes mesures : tu dois relever au moins 6 mesures. </w:t>
+      </w:r>
+      <w:r>
+        <w:rPr>
+          <w:rFonts w:asciiTheme="minorHAnsi" w:hAnsiTheme="minorHAnsi" w:cstheme="minorHAnsi"/>
+          <w:sz w:val="24"/>
+          <w:szCs w:val="24"/>
+        </w:rPr>
+        <w:t>Pense à bien noter les unités.</w:t>
       </w:r>
     </w:p>
     <w:p>
@@ -3279,40 +5505,6 @@
       <w:r>
         <w:rPr>
           <w:rFonts w:asciiTheme="minorHAnsi" w:hAnsiTheme="minorHAnsi" w:cstheme="minorHAnsi"/>
-          <w:sz w:val="24"/>
-          <w:szCs w:val="24"/>
-        </w:rPr>
-        <w:t>Construis un tableau pour noter tes mesures : tu dois relever au moins 6 mesures. Représente ensuite tes résultats par un graphique. Pense à indiquer les grandeurs mesurées et leurs unités.</w:t>
-      </w:r>
-    </w:p>
-    <w:p>
-      <w:pPr>
-        <w:pStyle w:val="Paragraphedeliste"/>
-        <w:jc w:val="both"/>
-        <w:rPr>
-          <w:rFonts w:asciiTheme="minorHAnsi" w:hAnsiTheme="minorHAnsi" w:cstheme="minorHAnsi"/>
-          <w:sz w:val="24"/>
-          <w:szCs w:val="24"/>
-        </w:rPr>
-      </w:pPr>
-    </w:p>
-    <w:p>
-      <w:pPr>
-        <w:pStyle w:val="Paragraphedeliste"/>
-        <w:numPr>
-          <w:ilvl w:val="0"/>
-          <w:numId w:val="2"/>
-        </w:numPr>
-        <w:jc w:val="both"/>
-        <w:rPr>
-          <w:rFonts w:asciiTheme="minorHAnsi" w:hAnsiTheme="minorHAnsi" w:cstheme="minorHAnsi"/>
-          <w:sz w:val="24"/>
-          <w:szCs w:val="24"/>
-        </w:rPr>
-      </w:pPr>
-      <w:r>
-        <w:rPr>
-          <w:rFonts w:asciiTheme="minorHAnsi" w:hAnsiTheme="minorHAnsi" w:cstheme="minorHAnsi"/>
           <w:b/>
           <w:bCs/>
           <w:i/>
@@ -3330,7 +5522,23 @@
           <w:sz w:val="24"/>
           <w:szCs w:val="24"/>
         </w:rPr>
-        <w:t xml:space="preserve"> rédige quelques phrases pour répondre à la question de ton sujet.</w:t>
+        <w:t xml:space="preserve"> </w:t>
+      </w:r>
+      <w:r>
+        <w:rPr>
+          <w:rFonts w:asciiTheme="minorHAnsi" w:hAnsiTheme="minorHAnsi" w:cstheme="minorHAnsi"/>
+          <w:sz w:val="24"/>
+          <w:szCs w:val="24"/>
+        </w:rPr>
+        <w:t xml:space="preserve">interpréter tes mesures et </w:t>
+      </w:r>
+      <w:r>
+        <w:rPr>
+          <w:rFonts w:asciiTheme="minorHAnsi" w:hAnsiTheme="minorHAnsi" w:cstheme="minorHAnsi"/>
+          <w:sz w:val="24"/>
+          <w:szCs w:val="24"/>
+        </w:rPr>
+        <w:t>rédige quelques phrases pour répondre à la question de ton sujet.</w:t>
       </w:r>
     </w:p>
     <w:p>
@@ -4073,6 +6281,119 @@
     </w:lvl>
   </w:abstractNum>
   <w:abstractNum w:abstractNumId="5" w15:restartNumberingAfterBreak="0">
+    <w:nsid w:val="3E521280"/>
+    <w:multiLevelType w:val="hybridMultilevel"/>
+    <w:tmpl w:val="B42C7826"/>
+    <w:lvl w:ilvl="0" w:tplc="040C0001">
+      <w:start w:val="1"/>
+      <w:numFmt w:val="bullet"/>
+      <w:lvlText w:val=""/>
+      <w:lvlJc w:val="left"/>
+      <w:pPr>
+        <w:ind w:left="1440" w:hanging="360"/>
+      </w:pPr>
+      <w:rPr>
+        <w:rFonts w:ascii="Symbol" w:hAnsi="Symbol" w:hint="default"/>
+      </w:rPr>
+    </w:lvl>
+    <w:lvl w:ilvl="1" w:tplc="040C0003" w:tentative="1">
+      <w:start w:val="1"/>
+      <w:numFmt w:val="bullet"/>
+      <w:lvlText w:val="o"/>
+      <w:lvlJc w:val="left"/>
+      <w:pPr>
+        <w:ind w:left="2160" w:hanging="360"/>
+      </w:pPr>
+      <w:rPr>
+        <w:rFonts w:ascii="Courier New" w:hAnsi="Courier New" w:cs="Courier New" w:hint="default"/>
+      </w:rPr>
+    </w:lvl>
+    <w:lvl w:ilvl="2" w:tplc="040C0005" w:tentative="1">
+      <w:start w:val="1"/>
+      <w:numFmt w:val="bullet"/>
+      <w:lvlText w:val=""/>
+      <w:lvlJc w:val="left"/>
+      <w:pPr>
+        <w:ind w:left="2880" w:hanging="360"/>
+      </w:pPr>
+      <w:rPr>
+        <w:rFonts w:ascii="Wingdings" w:hAnsi="Wingdings" w:hint="default"/>
+      </w:rPr>
+    </w:lvl>
+    <w:lvl w:ilvl="3" w:tplc="040C0001" w:tentative="1">
+      <w:start w:val="1"/>
+      <w:numFmt w:val="bullet"/>
+      <w:lvlText w:val=""/>
+      <w:lvlJc w:val="left"/>
+      <w:pPr>
+        <w:ind w:left="3600" w:hanging="360"/>
+      </w:pPr>
+      <w:rPr>
+        <w:rFonts w:ascii="Symbol" w:hAnsi="Symbol" w:hint="default"/>
+      </w:rPr>
+    </w:lvl>
+    <w:lvl w:ilvl="4" w:tplc="040C0003" w:tentative="1">
+      <w:start w:val="1"/>
+      <w:numFmt w:val="bullet"/>
+      <w:lvlText w:val="o"/>
+      <w:lvlJc w:val="left"/>
+      <w:pPr>
+        <w:ind w:left="4320" w:hanging="360"/>
+      </w:pPr>
+      <w:rPr>
+        <w:rFonts w:ascii="Courier New" w:hAnsi="Courier New" w:cs="Courier New" w:hint="default"/>
+      </w:rPr>
+    </w:lvl>
+    <w:lvl w:ilvl="5" w:tplc="040C0005" w:tentative="1">
+      <w:start w:val="1"/>
+      <w:numFmt w:val="bullet"/>
+      <w:lvlText w:val=""/>
+      <w:lvlJc w:val="left"/>
+      <w:pPr>
+        <w:ind w:left="5040" w:hanging="360"/>
+      </w:pPr>
+      <w:rPr>
+        <w:rFonts w:ascii="Wingdings" w:hAnsi="Wingdings" w:hint="default"/>
+      </w:rPr>
+    </w:lvl>
+    <w:lvl w:ilvl="6" w:tplc="040C0001" w:tentative="1">
+      <w:start w:val="1"/>
+      <w:numFmt w:val="bullet"/>
+      <w:lvlText w:val=""/>
+      <w:lvlJc w:val="left"/>
+      <w:pPr>
+        <w:ind w:left="5760" w:hanging="360"/>
+      </w:pPr>
+      <w:rPr>
+        <w:rFonts w:ascii="Symbol" w:hAnsi="Symbol" w:hint="default"/>
+      </w:rPr>
+    </w:lvl>
+    <w:lvl w:ilvl="7" w:tplc="040C0003" w:tentative="1">
+      <w:start w:val="1"/>
+      <w:numFmt w:val="bullet"/>
+      <w:lvlText w:val="o"/>
+      <w:lvlJc w:val="left"/>
+      <w:pPr>
+        <w:ind w:left="6480" w:hanging="360"/>
+      </w:pPr>
+      <w:rPr>
+        <w:rFonts w:ascii="Courier New" w:hAnsi="Courier New" w:cs="Courier New" w:hint="default"/>
+      </w:rPr>
+    </w:lvl>
+    <w:lvl w:ilvl="8" w:tplc="040C0005" w:tentative="1">
+      <w:start w:val="1"/>
+      <w:numFmt w:val="bullet"/>
+      <w:lvlText w:val=""/>
+      <w:lvlJc w:val="left"/>
+      <w:pPr>
+        <w:ind w:left="7200" w:hanging="360"/>
+      </w:pPr>
+      <w:rPr>
+        <w:rFonts w:ascii="Wingdings" w:hAnsi="Wingdings" w:hint="default"/>
+      </w:rPr>
+    </w:lvl>
+  </w:abstractNum>
+  <w:abstractNum w:abstractNumId="6" w15:restartNumberingAfterBreak="0">
     <w:nsid w:val="45A464E3"/>
     <w:multiLevelType w:val="multilevel"/>
     <w:tmpl w:val="658AC328"/>
@@ -4221,7 +6542,7 @@
       </w:rPr>
     </w:lvl>
   </w:abstractNum>
-  <w:abstractNum w:abstractNumId="6" w15:restartNumberingAfterBreak="0">
+  <w:abstractNum w:abstractNumId="7" w15:restartNumberingAfterBreak="0">
     <w:nsid w:val="5B7B4142"/>
     <w:multiLevelType w:val="hybridMultilevel"/>
     <w:tmpl w:val="7B423762"/>
@@ -4310,11 +6631,108 @@
       </w:pPr>
     </w:lvl>
   </w:abstractNum>
+  <w:abstractNum w:abstractNumId="8" w15:restartNumberingAfterBreak="0">
+    <w:nsid w:val="61DC70D3"/>
+    <w:multiLevelType w:val="hybridMultilevel"/>
+    <w:tmpl w:val="7F929F0E"/>
+    <w:lvl w:ilvl="0" w:tplc="8466A21C">
+      <w:start w:val="1"/>
+      <w:numFmt w:val="decimal"/>
+      <w:lvlText w:val="%1)"/>
+      <w:lvlJc w:val="left"/>
+      <w:pPr>
+        <w:ind w:left="927" w:hanging="360"/>
+      </w:pPr>
+      <w:rPr>
+        <w:rFonts w:hint="default"/>
+        <w:i w:val="0"/>
+        <w:iCs w:val="0"/>
+      </w:rPr>
+    </w:lvl>
+    <w:lvl w:ilvl="1" w:tplc="040C0019" w:tentative="1">
+      <w:start w:val="1"/>
+      <w:numFmt w:val="lowerLetter"/>
+      <w:lvlText w:val="%2."/>
+      <w:lvlJc w:val="left"/>
+      <w:pPr>
+        <w:ind w:left="1647" w:hanging="360"/>
+      </w:pPr>
+    </w:lvl>
+    <w:lvl w:ilvl="2" w:tplc="040C001B" w:tentative="1">
+      <w:start w:val="1"/>
+      <w:numFmt w:val="lowerRoman"/>
+      <w:lvlText w:val="%3."/>
+      <w:lvlJc w:val="right"/>
+      <w:pPr>
+        <w:ind w:left="2367" w:hanging="180"/>
+      </w:pPr>
+    </w:lvl>
+    <w:lvl w:ilvl="3" w:tplc="040C000F" w:tentative="1">
+      <w:start w:val="1"/>
+      <w:numFmt w:val="decimal"/>
+      <w:lvlText w:val="%4."/>
+      <w:lvlJc w:val="left"/>
+      <w:pPr>
+        <w:ind w:left="3087" w:hanging="360"/>
+      </w:pPr>
+    </w:lvl>
+    <w:lvl w:ilvl="4" w:tplc="040C0019" w:tentative="1">
+      <w:start w:val="1"/>
+      <w:numFmt w:val="lowerLetter"/>
+      <w:lvlText w:val="%5."/>
+      <w:lvlJc w:val="left"/>
+      <w:pPr>
+        <w:ind w:left="3807" w:hanging="360"/>
+      </w:pPr>
+    </w:lvl>
+    <w:lvl w:ilvl="5" w:tplc="040C001B" w:tentative="1">
+      <w:start w:val="1"/>
+      <w:numFmt w:val="lowerRoman"/>
+      <w:lvlText w:val="%6."/>
+      <w:lvlJc w:val="right"/>
+      <w:pPr>
+        <w:ind w:left="4527" w:hanging="180"/>
+      </w:pPr>
+    </w:lvl>
+    <w:lvl w:ilvl="6" w:tplc="040C000F" w:tentative="1">
+      <w:start w:val="1"/>
+      <w:numFmt w:val="decimal"/>
+      <w:lvlText w:val="%7."/>
+      <w:lvlJc w:val="left"/>
+      <w:pPr>
+        <w:ind w:left="5247" w:hanging="360"/>
+      </w:pPr>
+    </w:lvl>
+    <w:lvl w:ilvl="7" w:tplc="040C0019" w:tentative="1">
+      <w:start w:val="1"/>
+      <w:numFmt w:val="lowerLetter"/>
+      <w:lvlText w:val="%8."/>
+      <w:lvlJc w:val="left"/>
+      <w:pPr>
+        <w:ind w:left="5967" w:hanging="360"/>
+      </w:pPr>
+    </w:lvl>
+    <w:lvl w:ilvl="8" w:tplc="040C001B" w:tentative="1">
+      <w:start w:val="1"/>
+      <w:numFmt w:val="lowerRoman"/>
+      <w:lvlText w:val="%9."/>
+      <w:lvlJc w:val="right"/>
+      <w:pPr>
+        <w:ind w:left="6687" w:hanging="180"/>
+      </w:pPr>
+    </w:lvl>
+  </w:abstractNum>
   <w:num w:numId="1" w16cid:durableId="765343339">
+    <w:abstractNumId w:val="6"/>
+  </w:num>
+  <w:num w:numId="2" w16cid:durableId="1379548748">
+    <w:abstractNumId w:val="7"/>
+  </w:num>
+  <w:num w:numId="3" w16cid:durableId="266084351">
     <w:abstractNumId w:val="5"/>
   </w:num>
-  <w:num w:numId="2" w16cid:durableId="1379548748">
-    <w:abstractNumId w:val="6"/>
+  <w:num w:numId="4" w16cid:durableId="1492215967">
+    <w:abstractNumId w:val="8"/>
   </w:num>
   <w:numIdMacAtCleanup w:val="2"/>
 </w:numbering>

--- a/docs/local/DOCX/_4e_T1_002.docx
+++ b/docs/local/DOCX/_4e_T1_002.docx
@@ -1229,7 +1229,23 @@
                 <w:sz w:val="22"/>
                 <w:szCs w:val="22"/>
               </w:rPr>
-              <w:t> : Il a un volume …………………</w:t>
+              <w:t xml:space="preserve"> : </w:t>
+            </w:r>
+            <w:r>
+              <w:rPr>
+                <w:rFonts w:asciiTheme="minorHAnsi" w:hAnsiTheme="minorHAnsi" w:cstheme="minorHAnsi"/>
+                <w:sz w:val="22"/>
+                <w:szCs w:val="22"/>
+              </w:rPr>
+              <w:t>i</w:t>
+            </w:r>
+            <w:r>
+              <w:rPr>
+                <w:rFonts w:asciiTheme="minorHAnsi" w:hAnsiTheme="minorHAnsi" w:cstheme="minorHAnsi"/>
+                <w:sz w:val="22"/>
+                <w:szCs w:val="22"/>
+              </w:rPr>
+              <w:t>l a un volume …………………</w:t>
             </w:r>
             <w:r>
               <w:rPr>
@@ -2364,25 +2380,61 @@
       </w:pPr>
       <w:r>
         <w:rPr>
-          <w:rFonts w:asciiTheme="minorHAnsi" w:hAnsiTheme="minorHAnsi" w:cstheme="minorHAnsi"/>
-          <w:i/>
+          <w:b/>
+          <w:color w:val="FF3366"/>
+          <w:szCs w:val="22"/>
+        </w:rPr>
+        <w:sym w:font="Wingdings" w:char="F081"/>
+      </w:r>
+      <w:r>
+        <w:rPr>
+          <w:b/>
+          <w:color w:val="FF3366"/>
+          <w:szCs w:val="22"/>
+        </w:rPr>
+        <w:t xml:space="preserve"> </w:t>
+      </w:r>
+      <w:r>
+        <w:rPr>
+          <w:rFonts w:asciiTheme="minorHAnsi" w:hAnsiTheme="minorHAnsi" w:cstheme="minorHAnsi"/>
+          <w:b/>
+          <w:color w:val="FF3366"/>
+          <w:szCs w:val="22"/>
+          <w:u w:val="single"/>
+        </w:rPr>
+        <w:t>Les différents changements d’état</w:t>
+      </w:r>
+    </w:p>
+    <w:p>
+      <w:pPr>
+        <w:ind w:left="284"/>
+        <w:jc w:val="both"/>
+        <w:rPr>
+          <w:rFonts w:asciiTheme="minorHAnsi" w:hAnsiTheme="minorHAnsi" w:cstheme="minorHAnsi"/>
+          <w:b/>
+          <w:color w:val="FF3366"/>
+          <w:sz w:val="22"/>
+          <w:szCs w:val="20"/>
+        </w:rPr>
+      </w:pPr>
+      <w:r>
+        <w:rPr>
+          <w:b/>
           <w:noProof/>
-          <w:sz w:val="22"/>
-          <w:szCs w:val="22"/>
         </w:rPr>
         <w:drawing>
-          <wp:anchor distT="0" distB="0" distL="114300" distR="114300" simplePos="0" relativeHeight="251684864" behindDoc="0" locked="0" layoutInCell="1" allowOverlap="1" wp14:anchorId="08176495" wp14:editId="0E715D55">
+          <wp:anchor distT="0" distB="0" distL="114300" distR="114300" simplePos="0" relativeHeight="251693056" behindDoc="0" locked="0" layoutInCell="1" allowOverlap="1" wp14:anchorId="33F169BE" wp14:editId="1B9E6A00">
             <wp:simplePos x="0" y="0"/>
             <wp:positionH relativeFrom="margin">
-              <wp:posOffset>4704080</wp:posOffset>
+              <wp:posOffset>4681536</wp:posOffset>
             </wp:positionH>
             <wp:positionV relativeFrom="margin">
-              <wp:posOffset>980440</wp:posOffset>
+              <wp:posOffset>1181307</wp:posOffset>
             </wp:positionV>
-            <wp:extent cx="2153920" cy="1720215"/>
+            <wp:extent cx="2122170" cy="1563370"/>
             <wp:effectExtent l="0" t="0" r="0" b="0"/>
             <wp:wrapSquare wrapText="bothSides"/>
-            <wp:docPr id="1816974502" name="Image 2"/>
+            <wp:docPr id="1966133487" name="Image 1"/>
             <wp:cNvGraphicFramePr>
               <a:graphicFrameLocks xmlns:a="http://schemas.openxmlformats.org/drawingml/2006/main" noChangeAspect="1"/>
             </wp:cNvGraphicFramePr>
@@ -2390,10 +2442,10 @@
               <a:graphicData uri="http://schemas.openxmlformats.org/drawingml/2006/picture">
                 <pic:pic xmlns:pic="http://schemas.openxmlformats.org/drawingml/2006/picture">
                   <pic:nvPicPr>
-                    <pic:cNvPr id="1816974502" name="Image 1816974502"/>
+                    <pic:cNvPr id="1966133487" name="Image 1966133487"/>
                     <pic:cNvPicPr/>
                   </pic:nvPicPr>
-                  <pic:blipFill>
+                  <pic:blipFill rotWithShape="1">
                     <a:blip r:embed="rId15" cstate="print">
                       <a:extLst>
                         <a:ext uri="{28A0092B-C50C-407E-A947-70E740481C1C}">
@@ -2401,18 +2453,27 @@
                         </a:ext>
                       </a:extLst>
                     </a:blip>
+                    <a:srcRect l="6097" t="1342" r="2458" b="4774"/>
                     <a:stretch>
                       <a:fillRect/>
                     </a:stretch>
                   </pic:blipFill>
-                  <pic:spPr>
+                  <pic:spPr bwMode="auto">
                     <a:xfrm>
                       <a:off x="0" y="0"/>
-                      <a:ext cx="2153920" cy="1720215"/>
+                      <a:ext cx="2122170" cy="1563370"/>
                     </a:xfrm>
                     <a:prstGeom prst="rect">
                       <a:avLst/>
                     </a:prstGeom>
+                    <a:ln>
+                      <a:noFill/>
+                    </a:ln>
+                    <a:extLst>
+                      <a:ext uri="{53640926-AAD7-44D8-BBD7-CCE9431645EC}">
+                        <a14:shadowObscured xmlns:a14="http://schemas.microsoft.com/office/drawing/2010/main"/>
+                      </a:ext>
+                    </a:extLst>
                   </pic:spPr>
                 </pic:pic>
               </a:graphicData>
@@ -2426,45 +2487,6 @@
           </wp:anchor>
         </w:drawing>
       </w:r>
-      <w:r>
-        <w:rPr>
-          <w:b/>
-          <w:color w:val="FF3366"/>
-          <w:szCs w:val="22"/>
-        </w:rPr>
-        <w:sym w:font="Wingdings" w:char="F081"/>
-      </w:r>
-      <w:r>
-        <w:rPr>
-          <w:b/>
-          <w:color w:val="FF3366"/>
-          <w:szCs w:val="22"/>
-        </w:rPr>
-        <w:t xml:space="preserve"> </w:t>
-      </w:r>
-      <w:r>
-        <w:rPr>
-          <w:rFonts w:asciiTheme="minorHAnsi" w:hAnsiTheme="minorHAnsi" w:cstheme="minorHAnsi"/>
-          <w:b/>
-          <w:color w:val="FF3366"/>
-          <w:szCs w:val="22"/>
-          <w:u w:val="single"/>
-        </w:rPr>
-        <w:t>Les différents changements d’état</w:t>
-      </w:r>
-    </w:p>
-    <w:p>
-      <w:pPr>
-        <w:ind w:left="284"/>
-        <w:jc w:val="both"/>
-        <w:rPr>
-          <w:rFonts w:asciiTheme="minorHAnsi" w:hAnsiTheme="minorHAnsi" w:cstheme="minorHAnsi"/>
-          <w:b/>
-          <w:color w:val="FF3366"/>
-          <w:sz w:val="22"/>
-          <w:szCs w:val="20"/>
-        </w:rPr>
-      </w:pPr>
     </w:p>
     <w:p>
       <w:pPr>
@@ -2810,7 +2832,7 @@
           <w:szCs w:val="20"/>
           <w:u w:val="single"/>
         </w:rPr>
-        <w:t xml:space="preserve">Activité 4 : </w:t>
+        <w:t>A</w:t>
       </w:r>
       <w:r>
         <w:rPr>
@@ -2821,6 +2843,28 @@
           <w:szCs w:val="20"/>
           <w:u w:val="single"/>
         </w:rPr>
+        <w:t>CTIVITÉ</w:t>
+      </w:r>
+      <w:r>
+        <w:rPr>
+          <w:rFonts w:asciiTheme="minorHAnsi" w:hAnsiTheme="minorHAnsi" w:cstheme="minorHAnsi"/>
+          <w:b/>
+          <w:color w:val="00B050"/>
+          <w:sz w:val="22"/>
+          <w:szCs w:val="20"/>
+          <w:u w:val="single"/>
+        </w:rPr>
+        <w:t xml:space="preserve"> 4 </w:t>
+      </w:r>
+      <w:r>
+        <w:rPr>
+          <w:rFonts w:asciiTheme="minorHAnsi" w:hAnsiTheme="minorHAnsi" w:cstheme="minorHAnsi"/>
+          <w:b/>
+          <w:color w:val="00B050"/>
+          <w:sz w:val="22"/>
+          <w:szCs w:val="20"/>
+          <w:u w:val="single"/>
+        </w:rPr>
         <w:t xml:space="preserve">(voir </w:t>
       </w:r>
       <w:r>
@@ -2844,6 +2888,17 @@
           <w:u w:val="single"/>
         </w:rPr>
         <w:t>)</w:t>
+      </w:r>
+      <w:r>
+        <w:rPr>
+          <w:rFonts w:asciiTheme="minorHAnsi" w:hAnsiTheme="minorHAnsi" w:cstheme="minorHAnsi"/>
+          <w:b/>
+          <w:color w:val="00B050"/>
+          <w:sz w:val="22"/>
+          <w:szCs w:val="20"/>
+          <w:u w:val="single"/>
+        </w:rPr>
+        <w:t> :</w:t>
       </w:r>
     </w:p>
     <w:p>
@@ -3433,7 +3488,7 @@
           <w:szCs w:val="20"/>
           <w:u w:val="single"/>
         </w:rPr>
-        <w:t xml:space="preserve">ACTIVITE </w:t>
+        <w:t>ACTIVIT</w:t>
       </w:r>
       <w:r>
         <w:rPr>
@@ -3444,6 +3499,28 @@
           <w:szCs w:val="20"/>
           <w:u w:val="single"/>
         </w:rPr>
+        <w:t>É</w:t>
+      </w:r>
+      <w:r>
+        <w:rPr>
+          <w:rFonts w:asciiTheme="minorHAnsi" w:hAnsiTheme="minorHAnsi" w:cstheme="minorHAnsi"/>
+          <w:b/>
+          <w:color w:val="00B050"/>
+          <w:sz w:val="22"/>
+          <w:szCs w:val="20"/>
+          <w:u w:val="single"/>
+        </w:rPr>
+        <w:t xml:space="preserve"> </w:t>
+      </w:r>
+      <w:r>
+        <w:rPr>
+          <w:rFonts w:asciiTheme="minorHAnsi" w:hAnsiTheme="minorHAnsi" w:cstheme="minorHAnsi"/>
+          <w:b/>
+          <w:color w:val="00B050"/>
+          <w:sz w:val="22"/>
+          <w:szCs w:val="20"/>
+          <w:u w:val="single"/>
+        </w:rPr>
         <w:t>5</w:t>
       </w:r>
       <w:r>
@@ -3466,7 +3543,7 @@
           <w:szCs w:val="20"/>
           <w:u w:val="single"/>
         </w:rPr>
-        <w:t xml:space="preserve">(voir TP </w:t>
+        <w:t>(voir TP</w:t>
       </w:r>
       <w:r>
         <w:rPr>
@@ -3477,9 +3554,19 @@
           <w:szCs w:val="20"/>
           <w:u w:val="single"/>
         </w:rPr>
+        <w:t xml:space="preserve"> </w:t>
+      </w:r>
+      <w:r>
+        <w:rPr>
+          <w:rFonts w:asciiTheme="minorHAnsi" w:hAnsiTheme="minorHAnsi" w:cstheme="minorHAnsi"/>
+          <w:b/>
+          <w:color w:val="00B050"/>
+          <w:sz w:val="22"/>
+          <w:szCs w:val="20"/>
+          <w:u w:val="single"/>
+        </w:rPr>
         <w:t>III</w:t>
       </w:r>
-      <w:proofErr w:type="gramStart"/>
       <w:r>
         <w:rPr>
           <w:rFonts w:asciiTheme="minorHAnsi" w:hAnsiTheme="minorHAnsi" w:cstheme="minorHAnsi"/>
@@ -3500,9 +3587,19 @@
           <w:szCs w:val="20"/>
           <w:u w:val="single"/>
         </w:rPr>
+        <w:t xml:space="preserve"> </w:t>
+      </w:r>
+      <w:r>
+        <w:rPr>
+          <w:rFonts w:asciiTheme="minorHAnsi" w:hAnsiTheme="minorHAnsi" w:cstheme="minorHAnsi"/>
+          <w:b/>
+          <w:color w:val="00B050"/>
+          <w:sz w:val="22"/>
+          <w:szCs w:val="20"/>
+          <w:u w:val="single"/>
+        </w:rPr>
         <w:t>:</w:t>
       </w:r>
-      <w:proofErr w:type="gramEnd"/>
       <w:r>
         <w:rPr>
           <w:rFonts w:asciiTheme="minorHAnsi" w:hAnsiTheme="minorHAnsi" w:cstheme="minorHAnsi"/>
@@ -3658,13 +3755,19 @@
         </w:rPr>
         <w:t xml:space="preserve">   </w:t>
       </w:r>
-      <w:proofErr w:type="spellStart"/>
       <w:r>
         <w:rPr>
           <w:rFonts w:asciiTheme="minorHAnsi" w:hAnsiTheme="minorHAnsi" w:cstheme="minorHAnsi"/>
           <w:i/>
         </w:rPr>
         <w:t>T</w:t>
+      </w:r>
+      <w:r>
+        <w:rPr>
+          <w:rFonts w:asciiTheme="minorHAnsi" w:hAnsiTheme="minorHAnsi" w:cstheme="minorHAnsi"/>
+          <w:i/>
+        </w:rPr>
+        <w:t xml:space="preserve"> </w:t>
       </w:r>
       <w:r>
         <w:rPr>
@@ -3672,7 +3775,7 @@
           <w:i/>
           <w:vertAlign w:val="subscript"/>
         </w:rPr>
-        <w:t>va</w:t>
+        <w:t>V</w:t>
       </w:r>
       <w:r>
         <w:rPr>
@@ -3680,7 +3783,7 @@
           <w:i/>
           <w:vertAlign w:val="subscript"/>
         </w:rPr>
-        <w:t>p</w:t>
+        <w:t>a</w:t>
       </w:r>
       <w:r>
         <w:rPr>
@@ -3688,9 +3791,16 @@
           <w:i/>
           <w:vertAlign w:val="subscript"/>
         </w:rPr>
+        <w:t>p</w:t>
+      </w:r>
+      <w:r>
+        <w:rPr>
+          <w:rFonts w:asciiTheme="minorHAnsi" w:hAnsiTheme="minorHAnsi" w:cstheme="minorHAnsi"/>
+          <w:i/>
+          <w:vertAlign w:val="subscript"/>
+        </w:rPr>
         <w:t>orisation</w:t>
       </w:r>
-      <w:proofErr w:type="spellEnd"/>
       <w:r>
         <w:rPr>
           <w:rFonts w:asciiTheme="minorHAnsi" w:hAnsiTheme="minorHAnsi" w:cstheme="minorHAnsi"/>
@@ -4049,7 +4159,7 @@
           <w:noProof/>
         </w:rPr>
         <w:drawing>
-          <wp:anchor distT="0" distB="0" distL="114300" distR="114300" simplePos="0" relativeHeight="251691008" behindDoc="0" locked="0" layoutInCell="1" allowOverlap="1" wp14:anchorId="345B1C5C" wp14:editId="265BC91E">
+          <wp:anchor distT="0" distB="0" distL="114300" distR="114300" simplePos="0" relativeHeight="251691008" behindDoc="0" locked="0" layoutInCell="1" allowOverlap="1" wp14:anchorId="345B1C5C" wp14:editId="31AF891A">
             <wp:simplePos x="0" y="0"/>
             <wp:positionH relativeFrom="margin">
               <wp:align>right</wp:align>
@@ -4252,7 +4362,7 @@
           <w:noProof/>
         </w:rPr>
         <w:drawing>
-          <wp:anchor distT="0" distB="0" distL="114300" distR="114300" simplePos="0" relativeHeight="251692032" behindDoc="0" locked="0" layoutInCell="1" allowOverlap="1" wp14:anchorId="2A3F599E" wp14:editId="5B5DD472">
+          <wp:anchor distT="0" distB="0" distL="114300" distR="114300" simplePos="0" relativeHeight="251692032" behindDoc="0" locked="0" layoutInCell="1" allowOverlap="1" wp14:anchorId="2A3F599E" wp14:editId="4D3F1811">
             <wp:simplePos x="0" y="0"/>
             <wp:positionH relativeFrom="margin">
               <wp:align>right</wp:align>
@@ -4496,7 +4606,7 @@
           <w:color w:val="00B050"/>
           <w:u w:val="single"/>
         </w:rPr>
-        <w:t xml:space="preserve">ACTIVITE </w:t>
+        <w:t>ACTIVIT</w:t>
       </w:r>
       <w:r>
         <w:rPr>
@@ -4505,7 +4615,25 @@
           <w:color w:val="00B050"/>
           <w:u w:val="single"/>
         </w:rPr>
-        <w:t>5</w:t>
+        <w:t>É</w:t>
+      </w:r>
+      <w:r>
+        <w:rPr>
+          <w:b/>
+          <w:bCs/>
+          <w:color w:val="00B050"/>
+          <w:u w:val="single"/>
+        </w:rPr>
+        <w:t xml:space="preserve"> </w:t>
+      </w:r>
+      <w:r>
+        <w:rPr>
+          <w:b/>
+          <w:bCs/>
+          <w:color w:val="00B050"/>
+          <w:u w:val="single"/>
+        </w:rPr>
+        <w:t>6</w:t>
       </w:r>
       <w:r>
         <w:rPr>
@@ -4567,10 +4695,8 @@
         <w:rPr>
           <w:rFonts w:asciiTheme="minorHAnsi" w:hAnsiTheme="minorHAnsi" w:cstheme="minorHAnsi"/>
           <w:b/>
-          <w:color w:val="00B050"/>
-          <w:sz w:val="22"/>
-          <w:szCs w:val="20"/>
-          <w:u w:val="single"/>
+          <w:color w:val="FF3366"/>
+          <w:szCs w:val="22"/>
         </w:rPr>
       </w:pPr>
       <w:r>
@@ -4672,600 +4798,220 @@
       <w:r>
         <w:rPr>
           <w:rFonts w:asciiTheme="minorHAnsi" w:hAnsiTheme="minorHAnsi" w:cstheme="minorHAnsi"/>
+          <w:bCs/>
+          <w:color w:val="FF3366"/>
+          <w:sz w:val="28"/>
+        </w:rPr>
+        <w:t xml:space="preserve"> </w:t>
+      </w:r>
+      <w:r>
+        <w:rPr>
+          <w:rFonts w:asciiTheme="minorHAnsi" w:hAnsiTheme="minorHAnsi" w:cstheme="minorHAnsi"/>
+          <w:b/>
+          <w:color w:val="FF3366"/>
+          <w:szCs w:val="22"/>
+        </w:rPr>
+        <w:t>Température de changement d’état d’un mélange</w:t>
+      </w:r>
+    </w:p>
+    <w:p>
+      <w:pPr>
+        <w:jc w:val="both"/>
+        <w:rPr>
+          <w:rFonts w:asciiTheme="minorHAnsi" w:hAnsiTheme="minorHAnsi" w:cstheme="minorHAnsi"/>
           <w:b/>
           <w:color w:val="00B050"/>
           <w:sz w:val="22"/>
           <w:szCs w:val="20"/>
           <w:u w:val="single"/>
         </w:rPr>
+      </w:pPr>
+      <w:r>
+        <w:rPr>
+          <w:rFonts w:asciiTheme="minorHAnsi" w:hAnsiTheme="minorHAnsi" w:cstheme="minorHAnsi"/>
+          <w:b/>
+          <w:noProof/>
+          <w:color w:val="00B050"/>
+          <w:sz w:val="22"/>
+          <w:szCs w:val="20"/>
+          <w:u w:val="single"/>
+        </w:rPr>
+        <w:drawing>
+          <wp:anchor distT="0" distB="0" distL="114300" distR="114300" simplePos="0" relativeHeight="251694080" behindDoc="0" locked="0" layoutInCell="1" allowOverlap="1" wp14:anchorId="16C330AC" wp14:editId="40731FF9">
+            <wp:simplePos x="0" y="0"/>
+            <wp:positionH relativeFrom="margin">
+              <wp:posOffset>4075430</wp:posOffset>
+            </wp:positionH>
+            <wp:positionV relativeFrom="margin">
+              <wp:posOffset>3586480</wp:posOffset>
+            </wp:positionV>
+            <wp:extent cx="2745105" cy="1795780"/>
+            <wp:effectExtent l="0" t="0" r="0" b="0"/>
+            <wp:wrapSquare wrapText="bothSides"/>
+            <wp:docPr id="1022517528" name="Image 1"/>
+            <wp:cNvGraphicFramePr>
+              <a:graphicFrameLocks xmlns:a="http://schemas.openxmlformats.org/drawingml/2006/main" noChangeAspect="1"/>
+            </wp:cNvGraphicFramePr>
+            <a:graphic xmlns:a="http://schemas.openxmlformats.org/drawingml/2006/main">
+              <a:graphicData uri="http://schemas.openxmlformats.org/drawingml/2006/picture">
+                <pic:pic xmlns:pic="http://schemas.openxmlformats.org/drawingml/2006/picture">
+                  <pic:nvPicPr>
+                    <pic:cNvPr id="1022517528" name="Image 1022517528"/>
+                    <pic:cNvPicPr/>
+                  </pic:nvPicPr>
+                  <pic:blipFill rotWithShape="1">
+                    <a:blip r:embed="rId20" cstate="print">
+                      <a:extLst>
+                        <a:ext uri="{28A0092B-C50C-407E-A947-70E740481C1C}">
+                          <a14:useLocalDpi xmlns:a14="http://schemas.microsoft.com/office/drawing/2010/main" val="0"/>
+                        </a:ext>
+                      </a:extLst>
+                    </a:blip>
+                    <a:srcRect l="5176" t="2204" r="3423" b="3898"/>
+                    <a:stretch>
+                      <a:fillRect/>
+                    </a:stretch>
+                  </pic:blipFill>
+                  <pic:spPr bwMode="auto">
+                    <a:xfrm>
+                      <a:off x="0" y="0"/>
+                      <a:ext cx="2745105" cy="1795780"/>
+                    </a:xfrm>
+                    <a:prstGeom prst="rect">
+                      <a:avLst/>
+                    </a:prstGeom>
+                    <a:ln>
+                      <a:noFill/>
+                    </a:ln>
+                    <a:extLst>
+                      <a:ext uri="{53640926-AAD7-44D8-BBD7-CCE9431645EC}">
+                        <a14:shadowObscured xmlns:a14="http://schemas.microsoft.com/office/drawing/2010/main"/>
+                      </a:ext>
+                    </a:extLst>
+                  </pic:spPr>
+                </pic:pic>
+              </a:graphicData>
+            </a:graphic>
+            <wp14:sizeRelH relativeFrom="margin">
+              <wp14:pctWidth>0</wp14:pctWidth>
+            </wp14:sizeRelH>
+            <wp14:sizeRelV relativeFrom="margin">
+              <wp14:pctHeight>0</wp14:pctHeight>
+            </wp14:sizeRelV>
+          </wp:anchor>
+        </w:drawing>
+      </w:r>
+    </w:p>
+    <w:p>
+      <w:pPr>
+        <w:ind w:left="567"/>
+        <w:jc w:val="both"/>
+        <w:rPr>
+          <w:rFonts w:ascii="Calibri" w:hAnsi="Calibri"/>
+          <w:b/>
+          <w:bCs/>
+          <w:color w:val="0070C0"/>
+          <w:sz w:val="22"/>
+          <w:szCs w:val="22"/>
+          <w:lang w:eastAsia="en-US"/>
+        </w:rPr>
+      </w:pPr>
+      <w:r>
+        <w:rPr>
+          <w:rFonts w:ascii="Calibri" w:hAnsi="Calibri"/>
+          <w:b/>
+          <w:bCs/>
+          <w:color w:val="0070C0"/>
+          <w:sz w:val="22"/>
+          <w:szCs w:val="22"/>
+          <w:lang w:eastAsia="en-US"/>
+        </w:rPr>
+        <w:t>Le graphique ci-dessous représente l'évolution de la température d'un mélange d'eau et de sel (100 g de sel par litre d'eau), chauffé à partir de l'état solide.</w:t>
+      </w:r>
+    </w:p>
+    <w:p>
+      <w:pPr>
+        <w:ind w:left="567"/>
+        <w:jc w:val="both"/>
+        <w:rPr>
+          <w:rFonts w:asciiTheme="minorHAnsi" w:hAnsiTheme="minorHAnsi" w:cstheme="minorHAnsi"/>
+          <w:b/>
+          <w:color w:val="00B050"/>
+          <w:sz w:val="22"/>
+          <w:szCs w:val="20"/>
+          <w:u w:val="single"/>
+        </w:rPr>
+      </w:pPr>
+    </w:p>
+    <w:p>
+      <w:pPr>
+        <w:pStyle w:val="Paragraphedeliste"/>
+        <w:spacing w:after="0" w:line="240" w:lineRule="auto"/>
+        <w:ind w:left="567"/>
+        <w:jc w:val="both"/>
+        <w:rPr>
+          <w:b/>
+          <w:bCs/>
+          <w:color w:val="00B050"/>
+          <w:u w:val="single"/>
+        </w:rPr>
+      </w:pPr>
+      <w:r>
+        <w:rPr>
+          <w:b/>
+          <w:bCs/>
+          <w:color w:val="00B050"/>
+          <w:u w:val="single"/>
+        </w:rPr>
+        <w:t>ACTIVIT</w:t>
+      </w:r>
+      <w:r>
+        <w:rPr>
+          <w:b/>
+          <w:bCs/>
+          <w:color w:val="00B050"/>
+          <w:u w:val="single"/>
+        </w:rPr>
+        <w:t>É</w:t>
+      </w:r>
+      <w:r>
+        <w:rPr>
+          <w:b/>
+          <w:bCs/>
+          <w:color w:val="00B050"/>
+          <w:u w:val="single"/>
+        </w:rPr>
         <w:t xml:space="preserve"> </w:t>
       </w:r>
       <w:r>
         <w:rPr>
-          <w:rFonts w:asciiTheme="minorHAnsi" w:hAnsiTheme="minorHAnsi" w:cstheme="minorHAnsi"/>
-          <w:b/>
-          <w:color w:val="FF3366"/>
-          <w:szCs w:val="22"/>
-        </w:rPr>
-        <w:t>Température de changement d’état d’un mélange (activité documentaire)</w:t>
-      </w:r>
-      <w:r>
-        <w:rPr>
-          <w:rFonts w:asciiTheme="minorHAnsi" w:hAnsiTheme="minorHAnsi" w:cstheme="minorHAnsi"/>
-          <w:b/>
-          <w:color w:val="FF3366"/>
-          <w:szCs w:val="22"/>
-        </w:rPr>
-        <w:t xml:space="preserve"> </w:t>
-      </w:r>
-    </w:p>
-    <w:p>
-      <w:pPr>
+          <w:b/>
+          <w:bCs/>
+          <w:color w:val="00B050"/>
+          <w:u w:val="single"/>
+        </w:rPr>
+        <w:t xml:space="preserve">7 </w:t>
+      </w:r>
+      <w:r>
+        <w:rPr>
+          <w:b/>
+          <w:bCs/>
+          <w:color w:val="00B050"/>
+          <w:u w:val="single"/>
+        </w:rPr>
+        <w:t>:</w:t>
+      </w:r>
+    </w:p>
+    <w:p>
+      <w:pPr>
+        <w:pStyle w:val="Paragraphedeliste"/>
+        <w:spacing w:after="0" w:line="240" w:lineRule="auto"/>
         <w:ind w:left="567"/>
         <w:jc w:val="both"/>
         <w:rPr>
-          <w:rFonts w:asciiTheme="minorHAnsi" w:hAnsiTheme="minorHAnsi" w:cstheme="minorHAnsi"/>
-          <w:b/>
           <w:color w:val="00B050"/>
-          <w:sz w:val="22"/>
-          <w:szCs w:val="20"/>
-          <w:u w:val="single"/>
-        </w:rPr>
-      </w:pPr>
-    </w:p>
-    <w:p>
-      <w:pPr>
-        <w:ind w:left="567"/>
-        <w:jc w:val="both"/>
-        <w:rPr>
-          <w:rFonts w:asciiTheme="minorHAnsi" w:hAnsiTheme="minorHAnsi" w:cstheme="minorHAnsi"/>
-          <w:b/>
-          <w:color w:val="00B050"/>
-          <w:sz w:val="22"/>
-          <w:szCs w:val="20"/>
-          <w:u w:val="single"/>
-        </w:rPr>
-      </w:pPr>
-    </w:p>
-    <w:p>
-      <w:pPr>
-        <w:ind w:left="567"/>
-        <w:jc w:val="both"/>
-        <w:rPr>
-          <w:rFonts w:asciiTheme="minorHAnsi" w:hAnsiTheme="minorHAnsi" w:cstheme="minorHAnsi"/>
-          <w:b/>
-          <w:color w:val="00B050"/>
-          <w:sz w:val="22"/>
-          <w:szCs w:val="20"/>
-          <w:u w:val="single"/>
-        </w:rPr>
-      </w:pPr>
-    </w:p>
-    <w:p>
-      <w:pPr>
-        <w:ind w:left="567"/>
-        <w:jc w:val="both"/>
-        <w:rPr>
-          <w:rFonts w:asciiTheme="minorHAnsi" w:hAnsiTheme="minorHAnsi" w:cstheme="minorHAnsi"/>
-          <w:b/>
-          <w:color w:val="00B050"/>
-          <w:sz w:val="22"/>
-          <w:szCs w:val="20"/>
-          <w:u w:val="single"/>
-        </w:rPr>
-      </w:pPr>
-    </w:p>
-    <w:p>
-      <w:pPr>
-        <w:ind w:left="567"/>
-        <w:jc w:val="both"/>
-        <w:rPr>
-          <w:rFonts w:asciiTheme="minorHAnsi" w:hAnsiTheme="minorHAnsi" w:cstheme="minorHAnsi"/>
-          <w:b/>
-          <w:color w:val="00B050"/>
-          <w:sz w:val="22"/>
-          <w:szCs w:val="20"/>
-          <w:u w:val="single"/>
-        </w:rPr>
-      </w:pPr>
-    </w:p>
-    <w:p>
-      <w:pPr>
-        <w:ind w:left="567"/>
-        <w:jc w:val="both"/>
-        <w:rPr>
-          <w:rFonts w:asciiTheme="minorHAnsi" w:hAnsiTheme="minorHAnsi" w:cstheme="minorHAnsi"/>
-          <w:b/>
-          <w:color w:val="00B050"/>
-          <w:sz w:val="22"/>
-          <w:szCs w:val="20"/>
-          <w:u w:val="single"/>
-        </w:rPr>
-      </w:pPr>
-    </w:p>
-    <w:p>
-      <w:pPr>
-        <w:ind w:left="567"/>
-        <w:jc w:val="both"/>
-        <w:rPr>
-          <w:rFonts w:asciiTheme="minorHAnsi" w:hAnsiTheme="minorHAnsi" w:cstheme="minorHAnsi"/>
-          <w:b/>
-          <w:color w:val="00B050"/>
-          <w:sz w:val="22"/>
-          <w:szCs w:val="20"/>
-          <w:u w:val="single"/>
-        </w:rPr>
-      </w:pPr>
-    </w:p>
-    <w:p>
-      <w:pPr>
-        <w:ind w:left="567"/>
-        <w:jc w:val="both"/>
-        <w:rPr>
-          <w:rFonts w:asciiTheme="minorHAnsi" w:hAnsiTheme="minorHAnsi" w:cstheme="minorHAnsi"/>
-          <w:b/>
-          <w:color w:val="00B050"/>
-          <w:sz w:val="22"/>
-          <w:szCs w:val="20"/>
-          <w:u w:val="single"/>
-        </w:rPr>
-      </w:pPr>
-    </w:p>
-    <w:p>
-      <w:pPr>
-        <w:ind w:left="567"/>
-        <w:jc w:val="both"/>
-        <w:rPr>
-          <w:rFonts w:asciiTheme="minorHAnsi" w:hAnsiTheme="minorHAnsi" w:cstheme="minorHAnsi"/>
-          <w:b/>
-          <w:color w:val="00B050"/>
-          <w:sz w:val="22"/>
-          <w:szCs w:val="20"/>
-          <w:u w:val="single"/>
-        </w:rPr>
-      </w:pPr>
-    </w:p>
-    <w:p>
-      <w:pPr>
-        <w:ind w:left="567"/>
-        <w:jc w:val="both"/>
-        <w:rPr>
-          <w:rFonts w:asciiTheme="minorHAnsi" w:hAnsiTheme="minorHAnsi" w:cstheme="minorHAnsi"/>
-          <w:b/>
-          <w:color w:val="00B050"/>
-          <w:sz w:val="22"/>
-          <w:szCs w:val="20"/>
-          <w:u w:val="single"/>
-        </w:rPr>
-      </w:pPr>
-    </w:p>
-    <w:p>
-      <w:pPr>
-        <w:ind w:left="567"/>
-        <w:jc w:val="both"/>
-        <w:rPr>
-          <w:rFonts w:asciiTheme="minorHAnsi" w:hAnsiTheme="minorHAnsi" w:cstheme="minorHAnsi"/>
-          <w:b/>
-          <w:color w:val="00B050"/>
-          <w:sz w:val="22"/>
-          <w:szCs w:val="20"/>
-          <w:u w:val="single"/>
-        </w:rPr>
-      </w:pPr>
-    </w:p>
-    <w:p>
-      <w:pPr>
-        <w:ind w:left="567"/>
-        <w:jc w:val="both"/>
-        <w:rPr>
-          <w:rFonts w:asciiTheme="minorHAnsi" w:hAnsiTheme="minorHAnsi" w:cstheme="minorHAnsi"/>
-          <w:b/>
-          <w:color w:val="00B050"/>
-          <w:sz w:val="22"/>
-          <w:szCs w:val="20"/>
-          <w:u w:val="single"/>
-        </w:rPr>
-      </w:pPr>
-    </w:p>
-    <w:p>
-      <w:pPr>
-        <w:ind w:left="567"/>
-        <w:jc w:val="both"/>
-        <w:rPr>
-          <w:rFonts w:asciiTheme="minorHAnsi" w:hAnsiTheme="minorHAnsi" w:cstheme="minorHAnsi"/>
-          <w:b/>
-          <w:color w:val="00B050"/>
-          <w:sz w:val="22"/>
-          <w:szCs w:val="20"/>
-          <w:u w:val="single"/>
-        </w:rPr>
-      </w:pPr>
-    </w:p>
-    <w:p>
-      <w:pPr>
-        <w:ind w:left="567"/>
-        <w:jc w:val="both"/>
-        <w:rPr>
-          <w:rFonts w:asciiTheme="minorHAnsi" w:hAnsiTheme="minorHAnsi" w:cstheme="minorHAnsi"/>
-          <w:b/>
-          <w:color w:val="00B050"/>
-          <w:sz w:val="22"/>
-          <w:szCs w:val="20"/>
-          <w:u w:val="single"/>
-        </w:rPr>
-      </w:pPr>
-    </w:p>
-    <w:p>
-      <w:pPr>
-        <w:ind w:left="567"/>
-        <w:jc w:val="both"/>
-        <w:rPr>
-          <w:rFonts w:asciiTheme="minorHAnsi" w:hAnsiTheme="minorHAnsi" w:cstheme="minorHAnsi"/>
-          <w:b/>
-          <w:color w:val="00B050"/>
-          <w:sz w:val="22"/>
-          <w:szCs w:val="20"/>
-          <w:u w:val="single"/>
-        </w:rPr>
-      </w:pPr>
-    </w:p>
-    <w:p>
-      <w:pPr>
-        <w:ind w:left="567"/>
-        <w:jc w:val="both"/>
-        <w:rPr>
-          <w:rFonts w:asciiTheme="minorHAnsi" w:hAnsiTheme="minorHAnsi" w:cstheme="minorHAnsi"/>
-          <w:b/>
-          <w:color w:val="00B050"/>
-          <w:sz w:val="22"/>
-          <w:szCs w:val="20"/>
-          <w:u w:val="single"/>
-        </w:rPr>
-      </w:pPr>
-    </w:p>
-    <w:p>
-      <w:pPr>
-        <w:ind w:left="567"/>
-        <w:jc w:val="both"/>
-        <w:rPr>
-          <w:rFonts w:asciiTheme="minorHAnsi" w:hAnsiTheme="minorHAnsi" w:cstheme="minorHAnsi"/>
-          <w:b/>
-          <w:color w:val="00B050"/>
-          <w:sz w:val="22"/>
-          <w:szCs w:val="20"/>
-          <w:u w:val="single"/>
-        </w:rPr>
-      </w:pPr>
-    </w:p>
-    <w:p>
-      <w:pPr>
-        <w:ind w:left="567"/>
-        <w:jc w:val="both"/>
-        <w:rPr>
-          <w:rFonts w:asciiTheme="minorHAnsi" w:hAnsiTheme="minorHAnsi" w:cstheme="minorHAnsi"/>
-          <w:b/>
-          <w:color w:val="00B050"/>
-          <w:sz w:val="22"/>
-          <w:szCs w:val="20"/>
-          <w:u w:val="single"/>
-        </w:rPr>
-      </w:pPr>
-    </w:p>
-    <w:p>
-      <w:pPr>
-        <w:ind w:left="567"/>
-        <w:jc w:val="both"/>
-        <w:rPr>
-          <w:rFonts w:asciiTheme="minorHAnsi" w:hAnsiTheme="minorHAnsi" w:cstheme="minorHAnsi"/>
-          <w:b/>
-          <w:color w:val="00B050"/>
-          <w:sz w:val="22"/>
-          <w:szCs w:val="20"/>
-          <w:u w:val="single"/>
-        </w:rPr>
-      </w:pPr>
-    </w:p>
-    <w:p>
-      <w:pPr>
-        <w:ind w:left="567"/>
-        <w:jc w:val="both"/>
-        <w:rPr>
-          <w:rFonts w:asciiTheme="minorHAnsi" w:hAnsiTheme="minorHAnsi" w:cstheme="minorHAnsi"/>
-          <w:b/>
-          <w:color w:val="00B050"/>
-          <w:sz w:val="22"/>
-          <w:szCs w:val="20"/>
-          <w:u w:val="single"/>
-        </w:rPr>
-      </w:pPr>
-    </w:p>
-    <w:p>
-      <w:pPr>
-        <w:ind w:left="567"/>
-        <w:jc w:val="both"/>
-        <w:rPr>
-          <w:rFonts w:asciiTheme="minorHAnsi" w:hAnsiTheme="minorHAnsi" w:cstheme="minorHAnsi"/>
-          <w:b/>
-          <w:color w:val="00B050"/>
-          <w:sz w:val="22"/>
-          <w:szCs w:val="20"/>
-          <w:u w:val="single"/>
-        </w:rPr>
-      </w:pPr>
-    </w:p>
-    <w:p>
-      <w:pPr>
-        <w:ind w:left="567"/>
-        <w:jc w:val="both"/>
-        <w:rPr>
-          <w:rFonts w:asciiTheme="minorHAnsi" w:hAnsiTheme="minorHAnsi" w:cstheme="minorHAnsi"/>
-          <w:b/>
-          <w:color w:val="00B050"/>
-          <w:sz w:val="22"/>
-          <w:szCs w:val="20"/>
-          <w:u w:val="single"/>
-        </w:rPr>
-      </w:pPr>
-    </w:p>
-    <w:p>
-      <w:pPr>
-        <w:ind w:left="567"/>
-        <w:jc w:val="both"/>
-        <w:rPr>
-          <w:rFonts w:asciiTheme="minorHAnsi" w:hAnsiTheme="minorHAnsi" w:cstheme="minorHAnsi"/>
-          <w:b/>
-          <w:color w:val="00B050"/>
-          <w:sz w:val="22"/>
-          <w:szCs w:val="20"/>
-          <w:u w:val="single"/>
-        </w:rPr>
-      </w:pPr>
-    </w:p>
-    <w:p>
-      <w:pPr>
-        <w:ind w:left="567"/>
-        <w:jc w:val="both"/>
-        <w:rPr>
-          <w:rFonts w:asciiTheme="minorHAnsi" w:hAnsiTheme="minorHAnsi" w:cstheme="minorHAnsi"/>
-          <w:b/>
-          <w:color w:val="00B050"/>
-          <w:sz w:val="22"/>
-          <w:szCs w:val="20"/>
-          <w:u w:val="single"/>
-        </w:rPr>
-      </w:pPr>
-    </w:p>
-    <w:p>
-      <w:pPr>
-        <w:ind w:left="567"/>
-        <w:jc w:val="both"/>
-        <w:rPr>
-          <w:rFonts w:asciiTheme="minorHAnsi" w:hAnsiTheme="minorHAnsi" w:cstheme="minorHAnsi"/>
-          <w:b/>
-          <w:color w:val="00B050"/>
-          <w:sz w:val="22"/>
-          <w:szCs w:val="20"/>
-          <w:u w:val="single"/>
-        </w:rPr>
-      </w:pPr>
-    </w:p>
-    <w:p>
-      <w:pPr>
-        <w:ind w:left="567"/>
-        <w:jc w:val="both"/>
-        <w:rPr>
-          <w:rFonts w:asciiTheme="minorHAnsi" w:hAnsiTheme="minorHAnsi" w:cstheme="minorHAnsi"/>
-          <w:b/>
-          <w:color w:val="00B050"/>
-          <w:sz w:val="22"/>
-          <w:szCs w:val="20"/>
-          <w:u w:val="single"/>
-        </w:rPr>
-      </w:pPr>
-    </w:p>
-    <w:p>
-      <w:pPr>
-        <w:ind w:left="567"/>
-        <w:jc w:val="both"/>
-        <w:rPr>
-          <w:rFonts w:asciiTheme="minorHAnsi" w:hAnsiTheme="minorHAnsi" w:cstheme="minorHAnsi"/>
-          <w:b/>
-          <w:color w:val="00B050"/>
-          <w:sz w:val="22"/>
-          <w:szCs w:val="20"/>
-          <w:u w:val="single"/>
-        </w:rPr>
-      </w:pPr>
-    </w:p>
-    <w:p>
-      <w:pPr>
-        <w:ind w:left="567"/>
-        <w:jc w:val="both"/>
-        <w:rPr>
-          <w:rFonts w:asciiTheme="minorHAnsi" w:hAnsiTheme="minorHAnsi" w:cstheme="minorHAnsi"/>
-          <w:b/>
-          <w:color w:val="00B050"/>
-          <w:sz w:val="22"/>
-          <w:szCs w:val="20"/>
-          <w:u w:val="single"/>
-        </w:rPr>
-      </w:pPr>
-    </w:p>
-    <w:p>
-      <w:pPr>
-        <w:ind w:left="567"/>
-        <w:jc w:val="both"/>
-        <w:rPr>
-          <w:rFonts w:asciiTheme="minorHAnsi" w:hAnsiTheme="minorHAnsi" w:cstheme="minorHAnsi"/>
-          <w:b/>
-          <w:color w:val="00B050"/>
-          <w:sz w:val="22"/>
-          <w:szCs w:val="20"/>
-          <w:u w:val="single"/>
-        </w:rPr>
-      </w:pPr>
-    </w:p>
-    <w:p>
-      <w:pPr>
-        <w:ind w:left="567"/>
-        <w:jc w:val="both"/>
-        <w:rPr>
-          <w:rFonts w:asciiTheme="minorHAnsi" w:hAnsiTheme="minorHAnsi" w:cstheme="minorHAnsi"/>
-          <w:b/>
-          <w:color w:val="00B050"/>
-          <w:sz w:val="22"/>
-          <w:szCs w:val="20"/>
-          <w:u w:val="single"/>
-        </w:rPr>
-      </w:pPr>
-    </w:p>
-    <w:p>
-      <w:pPr>
-        <w:ind w:left="567"/>
-        <w:jc w:val="both"/>
-        <w:rPr>
-          <w:rFonts w:asciiTheme="minorHAnsi" w:hAnsiTheme="minorHAnsi" w:cstheme="minorHAnsi"/>
-          <w:b/>
-          <w:color w:val="00B050"/>
-          <w:sz w:val="22"/>
-          <w:szCs w:val="20"/>
-          <w:u w:val="single"/>
-        </w:rPr>
-      </w:pPr>
-    </w:p>
-    <w:p>
-      <w:pPr>
-        <w:ind w:left="567"/>
-        <w:jc w:val="both"/>
-        <w:rPr>
-          <w:rFonts w:asciiTheme="minorHAnsi" w:hAnsiTheme="minorHAnsi" w:cstheme="minorHAnsi"/>
-          <w:b/>
-          <w:color w:val="00B050"/>
-          <w:sz w:val="22"/>
-          <w:szCs w:val="20"/>
-          <w:u w:val="single"/>
-        </w:rPr>
-      </w:pPr>
-    </w:p>
-    <w:p>
-      <w:pPr>
-        <w:ind w:left="567"/>
-        <w:jc w:val="both"/>
-        <w:rPr>
-          <w:rFonts w:asciiTheme="minorHAnsi" w:hAnsiTheme="minorHAnsi" w:cstheme="minorHAnsi"/>
-          <w:sz w:val="22"/>
-          <w:szCs w:val="22"/>
-        </w:rPr>
-      </w:pPr>
-      <w:r>
-        <w:rPr>
-          <w:rFonts w:asciiTheme="minorHAnsi" w:hAnsiTheme="minorHAnsi" w:cstheme="minorHAnsi"/>
-          <w:b/>
-          <w:color w:val="00B050"/>
-          <w:sz w:val="22"/>
-          <w:szCs w:val="20"/>
-          <w:u w:val="single"/>
-        </w:rPr>
-        <w:t xml:space="preserve"> </w:t>
-      </w:r>
-    </w:p>
-    <w:p>
-      <w:pPr>
-        <w:ind w:left="567"/>
-        <w:jc w:val="both"/>
-        <w:rPr>
-          <w:rFonts w:asciiTheme="minorHAnsi" w:hAnsiTheme="minorHAnsi" w:cstheme="minorHAnsi"/>
-          <w:sz w:val="22"/>
-          <w:szCs w:val="22"/>
-        </w:rPr>
-      </w:pPr>
-    </w:p>
-    <w:tbl>
-      <w:tblPr>
-        <w:tblStyle w:val="Grilledutableau"/>
-        <w:tblW w:w="0" w:type="auto"/>
-        <w:shd w:val="clear" w:color="auto" w:fill="EAF1DD" w:themeFill="accent3" w:themeFillTint="33"/>
-        <w:tblLook w:val="04A0" w:firstRow="1" w:lastRow="0" w:firstColumn="1" w:lastColumn="0" w:noHBand="0" w:noVBand="1"/>
-      </w:tblPr>
-      <w:tblGrid>
-        <w:gridCol w:w="10790"/>
-      </w:tblGrid>
-      <w:tr>
-        <w:tc>
-          <w:tcPr>
-            <w:tcW w:w="10790" w:type="dxa"/>
-            <w:shd w:val="clear" w:color="auto" w:fill="FDE9D9" w:themeFill="accent6" w:themeFillTint="33"/>
-          </w:tcPr>
-          <w:p>
-            <w:pPr>
-              <w:jc w:val="both"/>
-              <w:rPr>
-                <w:rFonts w:ascii="Aptos" w:hAnsi="Aptos"/>
-              </w:rPr>
-            </w:pPr>
-            <w:r>
-              <w:rPr>
-                <w:rFonts w:ascii="Aptos" w:hAnsi="Aptos"/>
-              </w:rPr>
-              <w:t>Travail à réaliser</w:t>
-            </w:r>
-            <w:r>
-              <w:rPr>
-                <w:rFonts w:ascii="Aptos" w:hAnsi="Aptos"/>
-              </w:rPr>
-              <w:t xml:space="preserve"> – TP II : </w:t>
-            </w:r>
-            <w:r>
-              <w:rPr>
-                <w:rFonts w:ascii="Aptos" w:hAnsi="Aptos"/>
-              </w:rPr>
-              <w:t xml:space="preserve">La masse se conserve-t-elle lors de la fusion </w:t>
-            </w:r>
-            <w:r>
-              <w:rPr>
-                <w:rFonts w:ascii="Aptos" w:hAnsi="Aptos"/>
-              </w:rPr>
-              <w:t xml:space="preserve">de l’eau </w:t>
-            </w:r>
-            <w:r>
-              <w:rPr>
-                <w:rFonts w:ascii="Aptos" w:hAnsi="Aptos"/>
-              </w:rPr>
-              <w:t>?</w:t>
-            </w:r>
-          </w:p>
-        </w:tc>
-      </w:tr>
-    </w:tbl>
-    <w:p>
-      <w:pPr>
-        <w:spacing w:line="276" w:lineRule="auto"/>
-        <w:rPr>
-          <w:rFonts w:asciiTheme="minorHAnsi" w:hAnsiTheme="minorHAnsi" w:cstheme="minorHAnsi"/>
-          <w:b/>
-          <w:bCs/>
-          <w:i/>
-          <w:iCs/>
-          <w:color w:val="0070C0"/>
-          <w:sz w:val="22"/>
-          <w:szCs w:val="22"/>
-          <w:u w:val="single"/>
-        </w:rPr>
-      </w:pPr>
-    </w:p>
-    <w:p>
-      <w:pPr>
-        <w:spacing w:line="276" w:lineRule="auto"/>
-        <w:rPr>
-          <w:rFonts w:asciiTheme="minorHAnsi" w:hAnsiTheme="minorHAnsi" w:cstheme="minorHAnsi"/>
-          <w:b/>
-          <w:bCs/>
-          <w:i/>
-          <w:iCs/>
-          <w:color w:val="0070C0"/>
           <w:sz w:val="11"/>
           <w:szCs w:val="11"/>
-          <w:u w:val="single"/>
         </w:rPr>
       </w:pPr>
     </w:p>
@@ -5274,88 +5020,156 @@
         <w:pStyle w:val="Paragraphedeliste"/>
         <w:numPr>
           <w:ilvl w:val="0"/>
-          <w:numId w:val="2"/>
+          <w:numId w:val="5"/>
         </w:numPr>
-        <w:jc w:val="both"/>
-        <w:rPr>
-          <w:rFonts w:asciiTheme="minorHAnsi" w:hAnsiTheme="minorHAnsi" w:cstheme="minorHAnsi"/>
-          <w:sz w:val="24"/>
-          <w:szCs w:val="24"/>
-        </w:rPr>
-      </w:pPr>
-      <w:r>
-        <w:rPr>
-          <w:rFonts w:asciiTheme="minorHAnsi" w:hAnsiTheme="minorHAnsi" w:cstheme="minorHAnsi"/>
-          <w:sz w:val="24"/>
-          <w:szCs w:val="24"/>
-        </w:rPr>
-        <w:t>Propose un protocole</w:t>
-      </w:r>
-      <w:r>
-        <w:rPr>
-          <w:rFonts w:asciiTheme="minorHAnsi" w:hAnsiTheme="minorHAnsi" w:cstheme="minorHAnsi"/>
-          <w:sz w:val="24"/>
-          <w:szCs w:val="24"/>
-        </w:rPr>
-        <w:t xml:space="preserve"> expérimental</w:t>
-      </w:r>
-      <w:r>
-        <w:rPr>
-          <w:rFonts w:asciiTheme="minorHAnsi" w:hAnsiTheme="minorHAnsi" w:cstheme="minorHAnsi"/>
-          <w:sz w:val="24"/>
-          <w:szCs w:val="24"/>
-        </w:rPr>
-        <w:t xml:space="preserve"> permettant de répondre à la question </w:t>
-      </w:r>
-      <w:r>
-        <w:rPr>
-          <w:rFonts w:asciiTheme="minorHAnsi" w:hAnsiTheme="minorHAnsi" w:cstheme="minorHAnsi"/>
-          <w:sz w:val="24"/>
-          <w:szCs w:val="24"/>
-        </w:rPr>
-        <w:t>posée</w:t>
-      </w:r>
-      <w:r>
-        <w:rPr>
-          <w:rFonts w:asciiTheme="minorHAnsi" w:hAnsiTheme="minorHAnsi" w:cstheme="minorHAnsi"/>
-          <w:sz w:val="24"/>
-          <w:szCs w:val="24"/>
-        </w:rPr>
-        <w:t>.</w:t>
-      </w:r>
-    </w:p>
-    <w:p>
-      <w:pPr>
-        <w:pStyle w:val="Paragraphedeliste"/>
-        <w:jc w:val="both"/>
-        <w:rPr>
-          <w:rFonts w:asciiTheme="minorHAnsi" w:hAnsiTheme="minorHAnsi" w:cstheme="minorHAnsi"/>
-          <w:sz w:val="11"/>
-          <w:szCs w:val="11"/>
-        </w:rPr>
-      </w:pPr>
+        <w:spacing w:after="0"/>
+        <w:jc w:val="both"/>
+      </w:pPr>
+      <w:r>
+        <w:rPr>
+          <w:rFonts w:asciiTheme="minorHAnsi" w:hAnsiTheme="minorHAnsi" w:cstheme="minorHAnsi"/>
+          <w:iCs/>
+        </w:rPr>
+        <w:t xml:space="preserve">Quelle est la température de </w:t>
+      </w:r>
+      <w:r>
+        <w:rPr>
+          <w:rFonts w:asciiTheme="minorHAnsi" w:hAnsiTheme="minorHAnsi" w:cstheme="minorHAnsi"/>
+          <w:iCs/>
+        </w:rPr>
+        <w:t>fusion</w:t>
+      </w:r>
+      <w:r>
+        <w:rPr>
+          <w:rFonts w:asciiTheme="minorHAnsi" w:hAnsiTheme="minorHAnsi" w:cstheme="minorHAnsi"/>
+          <w:iCs/>
+        </w:rPr>
+        <w:t xml:space="preserve"> </w:t>
+      </w:r>
+      <w:r>
+        <w:rPr>
+          <w:rFonts w:asciiTheme="minorHAnsi" w:hAnsiTheme="minorHAnsi" w:cstheme="minorHAnsi"/>
+          <w:iCs/>
+        </w:rPr>
+        <w:t xml:space="preserve">du mélange ? </w:t>
+      </w:r>
+      <w:r>
+        <w:rPr>
+          <w:rFonts w:asciiTheme="minorHAnsi" w:hAnsiTheme="minorHAnsi" w:cstheme="minorHAnsi"/>
+          <w:iCs/>
+        </w:rPr>
+        <w:br/>
+      </w:r>
+      <w:r>
+        <w:rPr>
+          <w:rFonts w:asciiTheme="minorHAnsi" w:hAnsiTheme="minorHAnsi" w:cstheme="minorHAnsi"/>
+          <w:i/>
+        </w:rPr>
+        <w:t xml:space="preserve">T </w:t>
+      </w:r>
+      <w:r>
+        <w:rPr>
+          <w:rFonts w:asciiTheme="minorHAnsi" w:hAnsiTheme="minorHAnsi" w:cstheme="minorHAnsi"/>
+          <w:i/>
+          <w:vertAlign w:val="subscript"/>
+        </w:rPr>
+        <w:t>Fusion</w:t>
+      </w:r>
+      <w:r>
+        <w:rPr>
+          <w:rFonts w:asciiTheme="minorHAnsi" w:hAnsiTheme="minorHAnsi" w:cstheme="minorHAnsi"/>
+          <w:i/>
+        </w:rPr>
+        <w:t xml:space="preserve"> = ………………………………</w:t>
+      </w:r>
+      <w:r>
+        <w:rPr>
+          <w:rFonts w:asciiTheme="minorHAnsi" w:hAnsiTheme="minorHAnsi" w:cstheme="minorHAnsi"/>
+          <w:i/>
+        </w:rPr>
+        <w:t>………………………</w:t>
+      </w:r>
+      <w:r>
+        <w:rPr>
+          <w:rFonts w:asciiTheme="minorHAnsi" w:hAnsiTheme="minorHAnsi" w:cstheme="minorHAnsi"/>
+          <w:i/>
+        </w:rPr>
+        <w:t>………………</w:t>
+      </w:r>
     </w:p>
     <w:p>
       <w:pPr>
         <w:pStyle w:val="Paragraphedeliste"/>
         <w:numPr>
           <w:ilvl w:val="0"/>
-          <w:numId w:val="3"/>
+          <w:numId w:val="5"/>
         </w:numPr>
-        <w:jc w:val="both"/>
-        <w:rPr>
-          <w:rFonts w:asciiTheme="minorHAnsi" w:hAnsiTheme="minorHAnsi" w:cstheme="minorHAnsi"/>
-          <w:sz w:val="24"/>
-          <w:szCs w:val="24"/>
-        </w:rPr>
-      </w:pPr>
-      <w:r>
-        <w:rPr>
-          <w:rFonts w:asciiTheme="minorHAnsi" w:hAnsiTheme="minorHAnsi" w:cstheme="minorHAnsi"/>
-          <w:sz w:val="24"/>
-          <w:szCs w:val="24"/>
-        </w:rPr>
-        <w:t>Commence par réfléchir à l’expérience que tu aimerais réaliser et à la grandeur que tu aimerais mesurer.</w:t>
+        <w:spacing w:after="0"/>
+        <w:jc w:val="both"/>
+      </w:pPr>
+      <w:r>
+        <w:rPr>
+          <w:rFonts w:asciiTheme="minorHAnsi" w:hAnsiTheme="minorHAnsi" w:cstheme="minorHAnsi"/>
+          <w:iCs/>
+        </w:rPr>
+        <w:t xml:space="preserve">Quelle est la température de </w:t>
+      </w:r>
+      <w:r>
+        <w:rPr>
+          <w:rFonts w:asciiTheme="minorHAnsi" w:hAnsiTheme="minorHAnsi" w:cstheme="minorHAnsi"/>
+          <w:iCs/>
+        </w:rPr>
+        <w:t>vaporisation</w:t>
+      </w:r>
+      <w:r>
+        <w:rPr>
+          <w:rFonts w:asciiTheme="minorHAnsi" w:hAnsiTheme="minorHAnsi" w:cstheme="minorHAnsi"/>
+          <w:iCs/>
+        </w:rPr>
+        <w:t xml:space="preserve"> </w:t>
+      </w:r>
+      <w:r>
+        <w:rPr>
+          <w:rFonts w:asciiTheme="minorHAnsi" w:hAnsiTheme="minorHAnsi" w:cstheme="minorHAnsi"/>
+          <w:iCs/>
+        </w:rPr>
+        <w:t>du mélange ?</w:t>
+      </w:r>
+      <w:r>
+        <w:rPr>
+          <w:rFonts w:asciiTheme="minorHAnsi" w:hAnsiTheme="minorHAnsi" w:cstheme="minorHAnsi"/>
+          <w:iCs/>
+        </w:rPr>
+        <w:br/>
+      </w:r>
+      <w:r>
+        <w:rPr>
+          <w:rFonts w:asciiTheme="minorHAnsi" w:hAnsiTheme="minorHAnsi" w:cstheme="minorHAnsi"/>
+          <w:i/>
+        </w:rPr>
+        <w:t xml:space="preserve">T </w:t>
+      </w:r>
+      <w:r>
+        <w:rPr>
+          <w:rFonts w:asciiTheme="minorHAnsi" w:hAnsiTheme="minorHAnsi" w:cstheme="minorHAnsi"/>
+          <w:i/>
+          <w:vertAlign w:val="subscript"/>
+        </w:rPr>
+        <w:t>Vaporisation</w:t>
+      </w:r>
+      <w:r>
+        <w:rPr>
+          <w:rFonts w:asciiTheme="minorHAnsi" w:hAnsiTheme="minorHAnsi" w:cstheme="minorHAnsi"/>
+          <w:i/>
+        </w:rPr>
+        <w:t xml:space="preserve"> = ………………………………</w:t>
+      </w:r>
+      <w:r>
+        <w:rPr>
+          <w:rFonts w:asciiTheme="minorHAnsi" w:hAnsiTheme="minorHAnsi" w:cstheme="minorHAnsi"/>
+          <w:i/>
+        </w:rPr>
+        <w:t>………………………………………</w:t>
       </w:r>
     </w:p>
     <w:p>
@@ -5363,191 +5177,273 @@
         <w:pStyle w:val="Paragraphedeliste"/>
         <w:numPr>
           <w:ilvl w:val="0"/>
-          <w:numId w:val="3"/>
+          <w:numId w:val="5"/>
         </w:numPr>
-        <w:jc w:val="both"/>
-        <w:rPr>
-          <w:rFonts w:asciiTheme="minorHAnsi" w:hAnsiTheme="minorHAnsi" w:cstheme="minorHAnsi"/>
-          <w:sz w:val="24"/>
-          <w:szCs w:val="24"/>
-        </w:rPr>
-      </w:pPr>
-      <w:r>
-        <w:rPr>
-          <w:rFonts w:asciiTheme="minorHAnsi" w:hAnsiTheme="minorHAnsi" w:cstheme="minorHAnsi"/>
-          <w:sz w:val="24"/>
-          <w:szCs w:val="24"/>
-        </w:rPr>
-        <w:t>Cela fait, identifie le matériel dont tu as besoin et soumet ta liste au professeur pour validation.</w:t>
-      </w:r>
-    </w:p>
-    <w:p>
-      <w:pPr>
-        <w:pStyle w:val="Paragraphedeliste"/>
-        <w:numPr>
-          <w:ilvl w:val="0"/>
-          <w:numId w:val="3"/>
-        </w:numPr>
-        <w:jc w:val="both"/>
-        <w:rPr>
-          <w:rFonts w:asciiTheme="minorHAnsi" w:hAnsiTheme="minorHAnsi" w:cstheme="minorHAnsi"/>
-          <w:sz w:val="24"/>
-          <w:szCs w:val="24"/>
-        </w:rPr>
-      </w:pPr>
-      <w:r>
-        <w:rPr>
-          <w:rFonts w:asciiTheme="minorHAnsi" w:hAnsiTheme="minorHAnsi" w:cstheme="minorHAnsi"/>
-          <w:sz w:val="24"/>
-          <w:szCs w:val="24"/>
-        </w:rPr>
-        <w:t xml:space="preserve">Maintenant, identifie les étapes à suivre et indique-les sur ton cahier en les numérotant. </w:t>
-      </w:r>
-    </w:p>
-    <w:p>
-      <w:pPr>
-        <w:pStyle w:val="Paragraphedeliste"/>
-        <w:numPr>
-          <w:ilvl w:val="0"/>
-          <w:numId w:val="3"/>
-        </w:numPr>
-        <w:jc w:val="both"/>
-        <w:rPr>
-          <w:rFonts w:asciiTheme="minorHAnsi" w:hAnsiTheme="minorHAnsi" w:cstheme="minorHAnsi"/>
-          <w:sz w:val="24"/>
-          <w:szCs w:val="24"/>
-        </w:rPr>
-      </w:pPr>
-      <w:r>
-        <w:rPr>
-          <w:rFonts w:asciiTheme="minorHAnsi" w:hAnsiTheme="minorHAnsi" w:cstheme="minorHAnsi"/>
-          <w:sz w:val="24"/>
-          <w:szCs w:val="24"/>
-        </w:rPr>
-        <w:t>Fais valider ton protocole par le professeur avant de commencer les manipulations</w:t>
-      </w:r>
-      <w:r>
-        <w:rPr>
-          <w:rFonts w:asciiTheme="minorHAnsi" w:hAnsiTheme="minorHAnsi" w:cstheme="minorHAnsi"/>
-          <w:sz w:val="24"/>
-          <w:szCs w:val="24"/>
-        </w:rPr>
-        <w:t>.</w:t>
-      </w:r>
-    </w:p>
-    <w:p>
-      <w:pPr>
-        <w:pStyle w:val="Paragraphedeliste"/>
-        <w:jc w:val="both"/>
-        <w:rPr>
-          <w:rFonts w:asciiTheme="minorHAnsi" w:hAnsiTheme="minorHAnsi" w:cstheme="minorHAnsi"/>
-          <w:sz w:val="24"/>
-          <w:szCs w:val="24"/>
-        </w:rPr>
-      </w:pPr>
-    </w:p>
-    <w:p>
-      <w:pPr>
-        <w:pStyle w:val="Paragraphedeliste"/>
-        <w:numPr>
-          <w:ilvl w:val="0"/>
-          <w:numId w:val="2"/>
-        </w:numPr>
-        <w:jc w:val="both"/>
-        <w:rPr>
-          <w:rFonts w:asciiTheme="minorHAnsi" w:hAnsiTheme="minorHAnsi" w:cstheme="minorHAnsi"/>
-          <w:sz w:val="24"/>
-          <w:szCs w:val="24"/>
-        </w:rPr>
-      </w:pPr>
-      <w:r>
-        <w:rPr>
-          <w:rFonts w:asciiTheme="minorHAnsi" w:hAnsiTheme="minorHAnsi" w:cstheme="minorHAnsi"/>
-          <w:sz w:val="24"/>
-          <w:szCs w:val="24"/>
-        </w:rPr>
-        <w:t xml:space="preserve">Construis un tableau pour noter tes mesures : tu dois relever au moins 6 mesures. </w:t>
-      </w:r>
-      <w:r>
-        <w:rPr>
-          <w:rFonts w:asciiTheme="minorHAnsi" w:hAnsiTheme="minorHAnsi" w:cstheme="minorHAnsi"/>
-          <w:sz w:val="24"/>
-          <w:szCs w:val="24"/>
-        </w:rPr>
-        <w:t>Pense à bien noter les unités.</w:t>
-      </w:r>
-    </w:p>
-    <w:p>
-      <w:pPr>
-        <w:pStyle w:val="Paragraphedeliste"/>
-        <w:jc w:val="both"/>
-        <w:rPr>
-          <w:rFonts w:asciiTheme="minorHAnsi" w:hAnsiTheme="minorHAnsi" w:cstheme="minorHAnsi"/>
-          <w:sz w:val="24"/>
-          <w:szCs w:val="24"/>
-        </w:rPr>
-      </w:pPr>
-    </w:p>
-    <w:p>
-      <w:pPr>
-        <w:pStyle w:val="Paragraphedeliste"/>
-        <w:numPr>
-          <w:ilvl w:val="0"/>
-          <w:numId w:val="2"/>
-        </w:numPr>
-        <w:jc w:val="both"/>
-        <w:rPr>
-          <w:rFonts w:asciiTheme="minorHAnsi" w:hAnsiTheme="minorHAnsi" w:cstheme="minorHAnsi"/>
-          <w:sz w:val="24"/>
-          <w:szCs w:val="24"/>
-        </w:rPr>
-      </w:pPr>
-      <w:r>
-        <w:rPr>
-          <w:rFonts w:asciiTheme="minorHAnsi" w:hAnsiTheme="minorHAnsi" w:cstheme="minorHAnsi"/>
-          <w:b/>
-          <w:bCs/>
-          <w:i/>
-          <w:iCs/>
-          <w:color w:val="0070C0"/>
-          <w:sz w:val="24"/>
-          <w:szCs w:val="24"/>
-          <w:u w:val="single"/>
-        </w:rPr>
-        <w:t>Synthèse :</w:t>
-      </w:r>
-      <w:r>
-        <w:rPr>
-          <w:rFonts w:asciiTheme="minorHAnsi" w:hAnsiTheme="minorHAnsi" w:cstheme="minorHAnsi"/>
-          <w:sz w:val="24"/>
-          <w:szCs w:val="24"/>
-        </w:rPr>
-        <w:t xml:space="preserve"> </w:t>
-      </w:r>
-      <w:r>
-        <w:rPr>
-          <w:rFonts w:asciiTheme="minorHAnsi" w:hAnsiTheme="minorHAnsi" w:cstheme="minorHAnsi"/>
-          <w:sz w:val="24"/>
-          <w:szCs w:val="24"/>
-        </w:rPr>
-        <w:t xml:space="preserve">interpréter tes mesures et </w:t>
-      </w:r>
-      <w:r>
-        <w:rPr>
-          <w:rFonts w:asciiTheme="minorHAnsi" w:hAnsiTheme="minorHAnsi" w:cstheme="minorHAnsi"/>
-          <w:sz w:val="24"/>
-          <w:szCs w:val="24"/>
-        </w:rPr>
-        <w:t>rédige quelques phrases pour répondre à la question de ton sujet.</w:t>
-      </w:r>
-    </w:p>
-    <w:p>
-      <w:pPr>
-        <w:jc w:val="both"/>
-        <w:rPr>
-          <w:rFonts w:asciiTheme="minorHAnsi" w:hAnsiTheme="minorHAnsi" w:cstheme="minorHAnsi"/>
-          <w:sz w:val="16"/>
-          <w:szCs w:val="16"/>
+        <w:spacing w:after="0"/>
+        <w:jc w:val="both"/>
+      </w:pPr>
+      <w:r>
+        <w:t>Pendant les changements d'état, la température reste-t-elle constante ?</w:t>
+      </w:r>
+      <w:r>
+        <w:t xml:space="preserve"> ………………………………………………………………………………………………………………………………………………………..</w:t>
+      </w:r>
+      <w:r>
+        <w:br/>
+        <w:t>…………………..</w:t>
+      </w:r>
+      <w:r>
+        <w:t>…………………..…………………..…………………..…………………..…………………..…………………..…………………..……</w:t>
+      </w:r>
+      <w:r>
+        <w:t>…</w:t>
+      </w:r>
+    </w:p>
+    <w:p>
+      <w:pPr>
+        <w:ind w:left="567"/>
+        <w:jc w:val="center"/>
+        <w:rPr>
+          <w:rFonts w:asciiTheme="minorHAnsi" w:hAnsiTheme="minorHAnsi" w:cstheme="minorHAnsi"/>
+          <w:b/>
+          <w:color w:val="00B050"/>
+          <w:sz w:val="22"/>
+          <w:szCs w:val="20"/>
+          <w:u w:val="single"/>
+        </w:rPr>
+      </w:pPr>
+    </w:p>
+    <w:p>
+      <w:pPr>
+        <w:ind w:left="567"/>
+        <w:jc w:val="both"/>
+        <w:rPr>
+          <w:rFonts w:asciiTheme="minorHAnsi" w:hAnsiTheme="minorHAnsi" w:cstheme="minorHAnsi"/>
+          <w:b/>
+          <w:color w:val="00B050"/>
+          <w:sz w:val="22"/>
+          <w:szCs w:val="20"/>
+          <w:u w:val="single"/>
+        </w:rPr>
+      </w:pPr>
+    </w:p>
+    <w:p>
+      <w:pPr>
+        <w:ind w:left="567"/>
+        <w:jc w:val="both"/>
+        <w:rPr>
+          <w:rFonts w:asciiTheme="minorHAnsi" w:hAnsiTheme="minorHAnsi" w:cstheme="minorHAnsi"/>
+          <w:b/>
+          <w:color w:val="00B050"/>
+          <w:sz w:val="22"/>
+          <w:szCs w:val="20"/>
+          <w:u w:val="single"/>
+        </w:rPr>
+      </w:pPr>
+    </w:p>
+    <w:p>
+      <w:pPr>
+        <w:ind w:left="567"/>
+        <w:jc w:val="both"/>
+        <w:rPr>
+          <w:rFonts w:asciiTheme="minorHAnsi" w:hAnsiTheme="minorHAnsi" w:cstheme="minorHAnsi"/>
+          <w:b/>
+          <w:color w:val="00B050"/>
+          <w:sz w:val="22"/>
+          <w:szCs w:val="20"/>
+          <w:u w:val="single"/>
+        </w:rPr>
+      </w:pPr>
+    </w:p>
+    <w:p>
+      <w:pPr>
+        <w:ind w:left="567"/>
+        <w:jc w:val="both"/>
+        <w:rPr>
+          <w:rFonts w:asciiTheme="minorHAnsi" w:hAnsiTheme="minorHAnsi" w:cstheme="minorHAnsi"/>
+          <w:b/>
+          <w:color w:val="00B050"/>
+          <w:sz w:val="22"/>
+          <w:szCs w:val="20"/>
+          <w:u w:val="single"/>
+        </w:rPr>
+      </w:pPr>
+    </w:p>
+    <w:p>
+      <w:pPr>
+        <w:ind w:left="567"/>
+        <w:jc w:val="both"/>
+        <w:rPr>
+          <w:rFonts w:asciiTheme="minorHAnsi" w:hAnsiTheme="minorHAnsi" w:cstheme="minorHAnsi"/>
+          <w:b/>
+          <w:color w:val="00B050"/>
+          <w:sz w:val="22"/>
+          <w:szCs w:val="20"/>
+          <w:u w:val="single"/>
+        </w:rPr>
+      </w:pPr>
+    </w:p>
+    <w:p>
+      <w:pPr>
+        <w:ind w:left="567"/>
+        <w:jc w:val="both"/>
+        <w:rPr>
+          <w:rFonts w:asciiTheme="minorHAnsi" w:hAnsiTheme="minorHAnsi" w:cstheme="minorHAnsi"/>
+          <w:b/>
+          <w:color w:val="00B050"/>
+          <w:sz w:val="22"/>
+          <w:szCs w:val="20"/>
+          <w:u w:val="single"/>
+        </w:rPr>
+      </w:pPr>
+    </w:p>
+    <w:p>
+      <w:pPr>
+        <w:ind w:left="567"/>
+        <w:jc w:val="both"/>
+        <w:rPr>
+          <w:rFonts w:asciiTheme="minorHAnsi" w:hAnsiTheme="minorHAnsi" w:cstheme="minorHAnsi"/>
+          <w:b/>
+          <w:color w:val="00B050"/>
+          <w:sz w:val="22"/>
+          <w:szCs w:val="20"/>
+          <w:u w:val="single"/>
+        </w:rPr>
+      </w:pPr>
+    </w:p>
+    <w:p>
+      <w:pPr>
+        <w:ind w:left="567"/>
+        <w:jc w:val="both"/>
+        <w:rPr>
+          <w:rFonts w:asciiTheme="minorHAnsi" w:hAnsiTheme="minorHAnsi" w:cstheme="minorHAnsi"/>
+          <w:b/>
+          <w:color w:val="00B050"/>
+          <w:sz w:val="22"/>
+          <w:szCs w:val="20"/>
+          <w:u w:val="single"/>
+        </w:rPr>
+      </w:pPr>
+    </w:p>
+    <w:p>
+      <w:pPr>
+        <w:ind w:left="567"/>
+        <w:jc w:val="both"/>
+        <w:rPr>
+          <w:rFonts w:asciiTheme="minorHAnsi" w:hAnsiTheme="minorHAnsi" w:cstheme="minorHAnsi"/>
+          <w:b/>
+          <w:color w:val="00B050"/>
+          <w:sz w:val="22"/>
+          <w:szCs w:val="20"/>
+          <w:u w:val="single"/>
+        </w:rPr>
+      </w:pPr>
+    </w:p>
+    <w:p>
+      <w:pPr>
+        <w:ind w:left="567"/>
+        <w:jc w:val="both"/>
+        <w:rPr>
+          <w:rFonts w:asciiTheme="minorHAnsi" w:hAnsiTheme="minorHAnsi" w:cstheme="minorHAnsi"/>
+          <w:b/>
+          <w:color w:val="00B050"/>
+          <w:sz w:val="22"/>
+          <w:szCs w:val="20"/>
+          <w:u w:val="single"/>
+        </w:rPr>
+      </w:pPr>
+    </w:p>
+    <w:p>
+      <w:pPr>
+        <w:ind w:left="567"/>
+        <w:jc w:val="both"/>
+        <w:rPr>
+          <w:rFonts w:asciiTheme="minorHAnsi" w:hAnsiTheme="minorHAnsi" w:cstheme="minorHAnsi"/>
+          <w:b/>
+          <w:color w:val="00B050"/>
+          <w:sz w:val="22"/>
+          <w:szCs w:val="20"/>
+          <w:u w:val="single"/>
+        </w:rPr>
+      </w:pPr>
+    </w:p>
+    <w:p>
+      <w:pPr>
+        <w:ind w:left="567"/>
+        <w:jc w:val="both"/>
+        <w:rPr>
+          <w:rFonts w:asciiTheme="minorHAnsi" w:hAnsiTheme="minorHAnsi" w:cstheme="minorHAnsi"/>
+          <w:b/>
+          <w:color w:val="00B050"/>
+          <w:sz w:val="22"/>
+          <w:szCs w:val="20"/>
+          <w:u w:val="single"/>
+        </w:rPr>
+      </w:pPr>
+    </w:p>
+    <w:p>
+      <w:pPr>
+        <w:ind w:left="567"/>
+        <w:jc w:val="both"/>
+        <w:rPr>
+          <w:rFonts w:asciiTheme="minorHAnsi" w:hAnsiTheme="minorHAnsi" w:cstheme="minorHAnsi"/>
+          <w:b/>
+          <w:color w:val="00B050"/>
+          <w:sz w:val="22"/>
+          <w:szCs w:val="20"/>
+          <w:u w:val="single"/>
+        </w:rPr>
+      </w:pPr>
+    </w:p>
+    <w:p>
+      <w:pPr>
+        <w:ind w:left="567"/>
+        <w:jc w:val="both"/>
+        <w:rPr>
+          <w:rFonts w:asciiTheme="minorHAnsi" w:hAnsiTheme="minorHAnsi" w:cstheme="minorHAnsi"/>
+          <w:b/>
+          <w:color w:val="00B050"/>
+          <w:sz w:val="22"/>
+          <w:szCs w:val="20"/>
+          <w:u w:val="single"/>
+        </w:rPr>
+      </w:pPr>
+    </w:p>
+    <w:p>
+      <w:pPr>
+        <w:ind w:left="567"/>
+        <w:jc w:val="both"/>
+        <w:rPr>
+          <w:rFonts w:asciiTheme="minorHAnsi" w:hAnsiTheme="minorHAnsi" w:cstheme="minorHAnsi"/>
+          <w:b/>
+          <w:color w:val="00B050"/>
+          <w:sz w:val="22"/>
+          <w:szCs w:val="20"/>
+          <w:u w:val="single"/>
+        </w:rPr>
+      </w:pPr>
+    </w:p>
+    <w:p>
+      <w:pPr>
+        <w:ind w:left="567"/>
+        <w:jc w:val="both"/>
+        <w:rPr>
+          <w:rFonts w:asciiTheme="minorHAnsi" w:hAnsiTheme="minorHAnsi" w:cstheme="minorHAnsi"/>
+          <w:b/>
+          <w:color w:val="00B050"/>
+          <w:sz w:val="22"/>
+          <w:szCs w:val="20"/>
+          <w:u w:val="single"/>
+        </w:rPr>
+      </w:pPr>
+    </w:p>
+    <w:p>
+      <w:pPr>
+        <w:jc w:val="both"/>
+        <w:rPr>
+          <w:rFonts w:asciiTheme="minorHAnsi" w:hAnsiTheme="minorHAnsi" w:cstheme="minorHAnsi"/>
+          <w:sz w:val="22"/>
+          <w:szCs w:val="22"/>
         </w:rPr>
       </w:pPr>
     </w:p>
@@ -6394,6 +6290,96 @@
     </w:lvl>
   </w:abstractNum>
   <w:abstractNum w:abstractNumId="6" w15:restartNumberingAfterBreak="0">
+    <w:nsid w:val="44C872F4"/>
+    <w:multiLevelType w:val="hybridMultilevel"/>
+    <w:tmpl w:val="1E6446BE"/>
+    <w:lvl w:ilvl="0" w:tplc="45FC56DC">
+      <w:start w:val="1"/>
+      <w:numFmt w:val="decimal"/>
+      <w:lvlText w:val="%1)"/>
+      <w:lvlJc w:val="left"/>
+      <w:pPr>
+        <w:ind w:left="927" w:hanging="360"/>
+      </w:pPr>
+      <w:rPr>
+        <w:rFonts w:hint="default"/>
+        <w:color w:val="auto"/>
+      </w:rPr>
+    </w:lvl>
+    <w:lvl w:ilvl="1" w:tplc="040C0019" w:tentative="1">
+      <w:start w:val="1"/>
+      <w:numFmt w:val="lowerLetter"/>
+      <w:lvlText w:val="%2."/>
+      <w:lvlJc w:val="left"/>
+      <w:pPr>
+        <w:ind w:left="1647" w:hanging="360"/>
+      </w:pPr>
+    </w:lvl>
+    <w:lvl w:ilvl="2" w:tplc="040C001B" w:tentative="1">
+      <w:start w:val="1"/>
+      <w:numFmt w:val="lowerRoman"/>
+      <w:lvlText w:val="%3."/>
+      <w:lvlJc w:val="right"/>
+      <w:pPr>
+        <w:ind w:left="2367" w:hanging="180"/>
+      </w:pPr>
+    </w:lvl>
+    <w:lvl w:ilvl="3" w:tplc="040C000F" w:tentative="1">
+      <w:start w:val="1"/>
+      <w:numFmt w:val="decimal"/>
+      <w:lvlText w:val="%4."/>
+      <w:lvlJc w:val="left"/>
+      <w:pPr>
+        <w:ind w:left="3087" w:hanging="360"/>
+      </w:pPr>
+    </w:lvl>
+    <w:lvl w:ilvl="4" w:tplc="040C0019" w:tentative="1">
+      <w:start w:val="1"/>
+      <w:numFmt w:val="lowerLetter"/>
+      <w:lvlText w:val="%5."/>
+      <w:lvlJc w:val="left"/>
+      <w:pPr>
+        <w:ind w:left="3807" w:hanging="360"/>
+      </w:pPr>
+    </w:lvl>
+    <w:lvl w:ilvl="5" w:tplc="040C001B" w:tentative="1">
+      <w:start w:val="1"/>
+      <w:numFmt w:val="lowerRoman"/>
+      <w:lvlText w:val="%6."/>
+      <w:lvlJc w:val="right"/>
+      <w:pPr>
+        <w:ind w:left="4527" w:hanging="180"/>
+      </w:pPr>
+    </w:lvl>
+    <w:lvl w:ilvl="6" w:tplc="040C000F" w:tentative="1">
+      <w:start w:val="1"/>
+      <w:numFmt w:val="decimal"/>
+      <w:lvlText w:val="%7."/>
+      <w:lvlJc w:val="left"/>
+      <w:pPr>
+        <w:ind w:left="5247" w:hanging="360"/>
+      </w:pPr>
+    </w:lvl>
+    <w:lvl w:ilvl="7" w:tplc="040C0019" w:tentative="1">
+      <w:start w:val="1"/>
+      <w:numFmt w:val="lowerLetter"/>
+      <w:lvlText w:val="%8."/>
+      <w:lvlJc w:val="left"/>
+      <w:pPr>
+        <w:ind w:left="5967" w:hanging="360"/>
+      </w:pPr>
+    </w:lvl>
+    <w:lvl w:ilvl="8" w:tplc="040C001B" w:tentative="1">
+      <w:start w:val="1"/>
+      <w:numFmt w:val="lowerRoman"/>
+      <w:lvlText w:val="%9."/>
+      <w:lvlJc w:val="right"/>
+      <w:pPr>
+        <w:ind w:left="6687" w:hanging="180"/>
+      </w:pPr>
+    </w:lvl>
+  </w:abstractNum>
+  <w:abstractNum w:abstractNumId="7" w15:restartNumberingAfterBreak="0">
     <w:nsid w:val="45A464E3"/>
     <w:multiLevelType w:val="multilevel"/>
     <w:tmpl w:val="658AC328"/>
@@ -6542,7 +6528,7 @@
       </w:rPr>
     </w:lvl>
   </w:abstractNum>
-  <w:abstractNum w:abstractNumId="7" w15:restartNumberingAfterBreak="0">
+  <w:abstractNum w:abstractNumId="8" w15:restartNumberingAfterBreak="0">
     <w:nsid w:val="5B7B4142"/>
     <w:multiLevelType w:val="hybridMultilevel"/>
     <w:tmpl w:val="7B423762"/>
@@ -6631,7 +6617,7 @@
       </w:pPr>
     </w:lvl>
   </w:abstractNum>
-  <w:abstractNum w:abstractNumId="8" w15:restartNumberingAfterBreak="0">
+  <w:abstractNum w:abstractNumId="9" w15:restartNumberingAfterBreak="0">
     <w:nsid w:val="61DC70D3"/>
     <w:multiLevelType w:val="hybridMultilevel"/>
     <w:tmpl w:val="7F929F0E"/>
@@ -6723,16 +6709,19 @@
     </w:lvl>
   </w:abstractNum>
   <w:num w:numId="1" w16cid:durableId="765343339">
-    <w:abstractNumId w:val="6"/>
+    <w:abstractNumId w:val="7"/>
   </w:num>
   <w:num w:numId="2" w16cid:durableId="1379548748">
-    <w:abstractNumId w:val="7"/>
+    <w:abstractNumId w:val="8"/>
   </w:num>
   <w:num w:numId="3" w16cid:durableId="266084351">
     <w:abstractNumId w:val="5"/>
   </w:num>
   <w:num w:numId="4" w16cid:durableId="1492215967">
-    <w:abstractNumId w:val="8"/>
+    <w:abstractNumId w:val="9"/>
+  </w:num>
+  <w:num w:numId="5" w16cid:durableId="726493490">
+    <w:abstractNumId w:val="6"/>
   </w:num>
   <w:numIdMacAtCleanup w:val="2"/>
 </w:numbering>

--- a/docs/local/DOCX/_4e_T1_002.docx
+++ b/docs/local/DOCX/_4e_T1_002.docx
@@ -408,30 +408,31 @@
     </w:p>
     <w:p>
       <w:pPr>
+        <w:ind w:left="284" w:firstLine="284"/>
+        <w:rPr>
+          <w:rFonts w:asciiTheme="minorHAnsi" w:hAnsiTheme="minorHAnsi" w:cstheme="minorHAnsi"/>
+          <w:b/>
+          <w:bCs/>
+          <w:color w:val="0070C0"/>
+        </w:rPr>
+      </w:pPr>
+      <w:r>
+        <w:rPr>
+          <w:rFonts w:asciiTheme="minorHAnsi" w:hAnsiTheme="minorHAnsi" w:cstheme="minorHAnsi"/>
+          <w:b/>
+          <w:bCs/>
+          <w:color w:val="0070C0"/>
+        </w:rPr>
+        <w:t>Les 3 principaux états physiques de la matière sont : solide, liquide et gaz.</w:t>
+      </w:r>
+    </w:p>
+    <w:p>
+      <w:pPr>
         <w:pStyle w:val="Paragraphedeliste"/>
         <w:spacing w:after="0" w:line="240" w:lineRule="auto"/>
         <w:ind w:left="0"/>
         <w:rPr>
-          <w:b/>
-          <w:bCs/>
-          <w:color w:val="0070C0"/>
-        </w:rPr>
-      </w:pPr>
-      <w:r>
-        <w:rPr>
-          <w:b/>
-          <w:bCs/>
-          <w:color w:val="0070C0"/>
-        </w:rPr>
-        <w:t>Les 3 principaux états physiques de la matière sont : solide, liquide et gaz.</w:t>
-      </w:r>
-    </w:p>
-    <w:p>
-      <w:pPr>
-        <w:pStyle w:val="Paragraphedeliste"/>
-        <w:spacing w:after="0" w:line="240" w:lineRule="auto"/>
-        <w:ind w:left="0"/>
-        <w:rPr>
+          <w:rFonts w:asciiTheme="minorHAnsi" w:hAnsiTheme="minorHAnsi" w:cstheme="minorHAnsi"/>
           <w:sz w:val="16"/>
           <w:szCs w:val="16"/>
         </w:rPr>
@@ -2331,6 +2332,7 @@
     </w:p>
     <w:p>
       <w:pPr>
+        <w:ind w:left="568"/>
         <w:jc w:val="both"/>
         <w:rPr>
           <w:rFonts w:asciiTheme="minorHAnsi" w:hAnsiTheme="minorHAnsi" w:cstheme="minorHAnsi"/>
@@ -2350,7 +2352,29 @@
           <w:sz w:val="22"/>
           <w:szCs w:val="22"/>
         </w:rPr>
-        <w:t>Un changement d’état est le passage d’un état physique à un autre sous l’effet d’un changement de température ou de pression.</w:t>
+        <w:t>Un changement d’état est le passage d’un état physique à un autre sous l’effet d’un changement de température</w:t>
+      </w:r>
+      <w:r>
+        <w:rPr>
+          <w:rFonts w:asciiTheme="minorHAnsi" w:hAnsiTheme="minorHAnsi" w:cstheme="minorHAnsi"/>
+          <w:b/>
+          <w:bCs/>
+          <w:color w:val="0070C0"/>
+          <w:sz w:val="22"/>
+          <w:szCs w:val="22"/>
+        </w:rPr>
+        <w:t xml:space="preserve"> </w:t>
+      </w:r>
+      <w:r>
+        <w:rPr>
+          <w:rFonts w:asciiTheme="minorHAnsi" w:hAnsiTheme="minorHAnsi" w:cstheme="minorHAnsi"/>
+          <w:b/>
+          <w:bCs/>
+          <w:color w:val="0070C0"/>
+          <w:sz w:val="22"/>
+          <w:szCs w:val="22"/>
+        </w:rPr>
+        <w:t>ou de pression.</w:t>
       </w:r>
     </w:p>
     <w:p>
@@ -2361,8 +2385,8 @@
         <w:jc w:val="both"/>
         <w:rPr>
           <w:rFonts w:asciiTheme="minorHAnsi" w:hAnsiTheme="minorHAnsi" w:cstheme="minorHAnsi"/>
-          <w:sz w:val="22"/>
-          <w:szCs w:val="22"/>
+          <w:sz w:val="15"/>
+          <w:szCs w:val="15"/>
         </w:rPr>
       </w:pPr>
     </w:p>
@@ -2423,7 +2447,7 @@
           <w:noProof/>
         </w:rPr>
         <w:drawing>
-          <wp:anchor distT="0" distB="0" distL="114300" distR="114300" simplePos="0" relativeHeight="251693056" behindDoc="0" locked="0" layoutInCell="1" allowOverlap="1" wp14:anchorId="33F169BE" wp14:editId="1B9E6A00">
+          <wp:anchor distT="0" distB="0" distL="114300" distR="114300" simplePos="0" relativeHeight="251693056" behindDoc="0" locked="0" layoutInCell="1" allowOverlap="1" wp14:anchorId="33F169BE" wp14:editId="136D5875">
             <wp:simplePos x="0" y="0"/>
             <wp:positionH relativeFrom="margin">
               <wp:posOffset>4681536</wp:posOffset>
@@ -3987,41 +4011,6 @@
           <w:u w:val="single"/>
         </w:rPr>
       </w:pPr>
-    </w:p>
-    <w:p>
-      <w:pPr>
-        <w:ind w:left="567"/>
-        <w:jc w:val="both"/>
-        <w:rPr>
-          <w:rFonts w:asciiTheme="minorHAnsi" w:hAnsiTheme="minorHAnsi" w:cstheme="minorHAnsi"/>
-          <w:b/>
-          <w:color w:val="00B050"/>
-          <w:sz w:val="22"/>
-          <w:szCs w:val="20"/>
-          <w:u w:val="single"/>
-        </w:rPr>
-      </w:pPr>
-    </w:p>
-    <w:p>
-      <w:pPr>
-        <w:ind w:left="284"/>
-        <w:jc w:val="both"/>
-        <w:rPr>
-          <w:rFonts w:asciiTheme="minorHAnsi" w:hAnsiTheme="minorHAnsi" w:cstheme="minorHAnsi"/>
-          <w:b/>
-          <w:color w:val="FF3366"/>
-          <w:szCs w:val="22"/>
-        </w:rPr>
-      </w:pPr>
-      <w:r>
-        <w:rPr>
-          <w:rFonts w:asciiTheme="minorHAnsi" w:hAnsiTheme="minorHAnsi" w:cstheme="minorHAnsi"/>
-          <w:b/>
-          <w:color w:val="FF3366"/>
-          <w:szCs w:val="22"/>
-        </w:rPr>
-        <w:t xml:space="preserve"> </w:t>
-      </w:r>
     </w:p>
     <w:p>
       <w:pPr>
@@ -5190,13 +5179,7 @@
       </w:r>
       <w:r>
         <w:br/>
-        <w:t>…………………..</w:t>
-      </w:r>
-      <w:r>
-        <w:t>…………………..…………………..…………………..…………………..…………………..…………………..…………………..……</w:t>
-      </w:r>
-      <w:r>
-        <w:t>…</w:t>
+        <w:t>…………………..…………………..…………………..…………………..…………………..…………………..…………………..…………………..………</w:t>
       </w:r>
     </w:p>
     <w:p>
